--- a/frontend/public/CrowsNest-Admin-Guide.docx
+++ b/frontend/public/CrowsNest-Admin-Guide.docx
@@ -17,15 +17,15 @@
           <w:b/>
           <w:bCs/>
           <w:color w:val="5865F2"/>
-          <w:sz w:val="72"/>
-          <w:szCs w:val="72"/>
+          <w:sz w:val="64"/>
+          <w:szCs w:val="64"/>
         </w:rPr>
         <w:t xml:space="preserve">The Crows Nest</w:t>
       </w:r>
     </w:p>
     <w:p>
       <w:pPr>
-        <w:spacing w:after="80"/>
+        <w:spacing w:after="120"/>
         <w:jc w:val="center"/>
       </w:pPr>
       <w:r>
@@ -55,7 +55,7 @@
     </w:p>
     <w:p>
       <w:pPr>
-        <w:spacing w:after="80"/>
+        <w:spacing w:after="0"/>
         <w:jc w:val="center"/>
       </w:pPr>
       <w:r>
@@ -65,7 +65,7 @@
           <w:sz w:val="20"/>
           <w:szCs w:val="20"/>
         </w:rPr>
-        <w:t xml:space="preserve">Version 2.0  •  July 2026</w:t>
+        <w:t xml:space="preserve">Version 3.0  •  August 2026</w:t>
       </w:r>
     </w:p>
     <w:p>
@@ -87,15 +87,15 @@
           <w:b/>
           <w:bCs/>
           <w:color w:val="1E1F22"/>
-          <w:sz w:val="30"/>
-          <w:szCs w:val="30"/>
+          <w:sz w:val="28"/>
+          <w:szCs w:val="28"/>
         </w:rPr>
         <w:t xml:space="preserve">1. Administrator Overview</w:t>
       </w:r>
     </w:p>
     <w:p>
       <w:pPr>
-        <w:spacing w:after="100"/>
+        <w:spacing w:after="120"/>
       </w:pPr>
       <w:r>
         <w:rPr>
@@ -104,7 +104,7 @@
           <w:sz w:val="22"/>
           <w:szCs w:val="22"/>
         </w:rPr>
-        <w:t xml:space="preserve">Administrators have elevated privileges to manage every aspect of The Crows Nest — from renaming channels to moderating voice rooms. This guide covers all admin capabilities.</w:t>
+        <w:t xml:space="preserve">Administrators have elevated privileges to manage every aspect of The Crows Nest — from renaming channels to moderating voice rooms to controlling who can see a private channel. This guide covers all admin capabilities.</w:t>
       </w:r>
     </w:p>
     <w:p>
@@ -115,7 +115,7 @@
     <w:p>
       <w:pPr>
         <w:pStyle w:val="Heading2"/>
-        <w:spacing w:after="100" w:before="260"/>
+        <w:spacing w:after="120" w:before="280"/>
       </w:pPr>
       <w:r>
         <w:rPr>
@@ -147,9 +147,9 @@
         </w:tblBorders>
       </w:tblPr>
       <w:tblGrid>
-        <w:gridCol w:w="4200"/>
-        <w:gridCol w:w="2580"/>
-        <w:gridCol w:w="2580"/>
+        <w:gridCol w:w="4400"/>
+        <w:gridCol w:w="2480"/>
+        <w:gridCol w:w="2480"/>
       </w:tblGrid>
       <w:tr>
         <w:trPr>
@@ -157,7 +157,7 @@
         </w:trPr>
         <w:tc>
           <w:tcPr>
-            <w:tcW w:type="dxa" w:w="4200"/>
+            <w:tcW w:type="dxa" w:w="4400"/>
             <w:tcBorders>
               <w:top w:val="single" w:color="5865F2" w:sz="1"/>
               <w:left w:val="single" w:color="5865F2" w:sz="1"/>
@@ -174,6 +174,9 @@
             <w:vAlign w:val="center"/>
           </w:tcPr>
           <w:p>
+            <w:pPr>
+              <w:jc w:val="left"/>
+            </w:pPr>
             <w:r>
               <w:rPr>
                 <w:rFonts w:ascii="Arial" w:cs="Arial" w:eastAsia="Arial" w:hAnsi="Arial"/>
@@ -189,7 +192,7 @@
         </w:tc>
         <w:tc>
           <w:tcPr>
-            <w:tcW w:type="dxa" w:w="2580"/>
+            <w:tcW w:type="dxa" w:w="2480"/>
             <w:tcBorders>
               <w:top w:val="single" w:color="5865F2" w:sz="1"/>
               <w:left w:val="single" w:color="5865F2" w:sz="1"/>
@@ -206,6 +209,9 @@
             <w:vAlign w:val="center"/>
           </w:tcPr>
           <w:p>
+            <w:pPr>
+              <w:jc w:val="left"/>
+            </w:pPr>
             <w:r>
               <w:rPr>
                 <w:rFonts w:ascii="Arial" w:cs="Arial" w:eastAsia="Arial" w:hAnsi="Arial"/>
@@ -221,7 +227,7 @@
         </w:tc>
         <w:tc>
           <w:tcPr>
-            <w:tcW w:type="dxa" w:w="2580"/>
+            <w:tcW w:type="dxa" w:w="2480"/>
             <w:tcBorders>
               <w:top w:val="single" w:color="5865F2" w:sz="1"/>
               <w:left w:val="single" w:color="5865F2" w:sz="1"/>
@@ -238,6 +244,9 @@
             <w:vAlign w:val="center"/>
           </w:tcPr>
           <w:p>
+            <w:pPr>
+              <w:jc w:val="left"/>
+            </w:pPr>
             <w:r>
               <w:rPr>
                 <w:rFonts w:ascii="Arial" w:cs="Arial" w:eastAsia="Arial" w:hAnsi="Arial"/>
@@ -255,7 +264,7 @@
       <w:tr>
         <w:tc>
           <w:tcPr>
-            <w:tcW w:type="dxa" w:w="4200"/>
+            <w:tcW w:type="dxa" w:w="4400"/>
             <w:tcBorders>
               <w:top w:val="single" w:color="DDDDDD" w:sz="1"/>
               <w:left w:val="single" w:color="DDDDDD" w:sz="1"/>
@@ -284,7 +293,7 @@
         </w:tc>
         <w:tc>
           <w:tcPr>
-            <w:tcW w:type="dxa" w:w="2580"/>
+            <w:tcW w:type="dxa" w:w="2480"/>
             <w:tcBorders>
               <w:top w:val="single" w:color="DDDDDD" w:sz="1"/>
               <w:left w:val="single" w:color="DDDDDD" w:sz="1"/>
@@ -313,7 +322,7 @@
         </w:tc>
         <w:tc>
           <w:tcPr>
-            <w:tcW w:type="dxa" w:w="2580"/>
+            <w:tcW w:type="dxa" w:w="2480"/>
             <w:tcBorders>
               <w:top w:val="single" w:color="DDDDDD" w:sz="1"/>
               <w:left w:val="single" w:color="DDDDDD" w:sz="1"/>
@@ -344,7 +353,7 @@
       <w:tr>
         <w:tc>
           <w:tcPr>
-            <w:tcW w:type="dxa" w:w="4200"/>
+            <w:tcW w:type="dxa" w:w="4400"/>
             <w:tcBorders>
               <w:top w:val="single" w:color="DDDDDD" w:sz="1"/>
               <w:left w:val="single" w:color="DDDDDD" w:sz="1"/>
@@ -373,7 +382,7 @@
         </w:tc>
         <w:tc>
           <w:tcPr>
-            <w:tcW w:type="dxa" w:w="2580"/>
+            <w:tcW w:type="dxa" w:w="2480"/>
             <w:tcBorders>
               <w:top w:val="single" w:color="DDDDDD" w:sz="1"/>
               <w:left w:val="single" w:color="DDDDDD" w:sz="1"/>
@@ -402,7 +411,7 @@
         </w:tc>
         <w:tc>
           <w:tcPr>
-            <w:tcW w:type="dxa" w:w="2580"/>
+            <w:tcW w:type="dxa" w:w="2480"/>
             <w:tcBorders>
               <w:top w:val="single" w:color="DDDDDD" w:sz="1"/>
               <w:left w:val="single" w:color="DDDDDD" w:sz="1"/>
@@ -433,7 +442,7 @@
       <w:tr>
         <w:tc>
           <w:tcPr>
-            <w:tcW w:type="dxa" w:w="4200"/>
+            <w:tcW w:type="dxa" w:w="4400"/>
             <w:tcBorders>
               <w:top w:val="single" w:color="DDDDDD" w:sz="1"/>
               <w:left w:val="single" w:color="DDDDDD" w:sz="1"/>
@@ -462,7 +471,7 @@
         </w:tc>
         <w:tc>
           <w:tcPr>
-            <w:tcW w:type="dxa" w:w="2580"/>
+            <w:tcW w:type="dxa" w:w="2480"/>
             <w:tcBorders>
               <w:top w:val="single" w:color="DDDDDD" w:sz="1"/>
               <w:left w:val="single" w:color="DDDDDD" w:sz="1"/>
@@ -491,7 +500,7 @@
         </w:tc>
         <w:tc>
           <w:tcPr>
-            <w:tcW w:type="dxa" w:w="2580"/>
+            <w:tcW w:type="dxa" w:w="2480"/>
             <w:tcBorders>
               <w:top w:val="single" w:color="DDDDDD" w:sz="1"/>
               <w:left w:val="single" w:color="DDDDDD" w:sz="1"/>
@@ -522,7 +531,7 @@
       <w:tr>
         <w:tc>
           <w:tcPr>
-            <w:tcW w:type="dxa" w:w="4200"/>
+            <w:tcW w:type="dxa" w:w="4400"/>
             <w:tcBorders>
               <w:top w:val="single" w:color="DDDDDD" w:sz="1"/>
               <w:left w:val="single" w:color="DDDDDD" w:sz="1"/>
@@ -551,7 +560,7 @@
         </w:tc>
         <w:tc>
           <w:tcPr>
-            <w:tcW w:type="dxa" w:w="2580"/>
+            <w:tcW w:type="dxa" w:w="2480"/>
             <w:tcBorders>
               <w:top w:val="single" w:color="DDDDDD" w:sz="1"/>
               <w:left w:val="single" w:color="DDDDDD" w:sz="1"/>
@@ -580,7 +589,7 @@
         </w:tc>
         <w:tc>
           <w:tcPr>
-            <w:tcW w:type="dxa" w:w="2580"/>
+            <w:tcW w:type="dxa" w:w="2480"/>
             <w:tcBorders>
               <w:top w:val="single" w:color="DDDDDD" w:sz="1"/>
               <w:left w:val="single" w:color="DDDDDD" w:sz="1"/>
@@ -611,7 +620,7 @@
       <w:tr>
         <w:tc>
           <w:tcPr>
-            <w:tcW w:type="dxa" w:w="4200"/>
+            <w:tcW w:type="dxa" w:w="4400"/>
             <w:tcBorders>
               <w:top w:val="single" w:color="DDDDDD" w:sz="1"/>
               <w:left w:val="single" w:color="DDDDDD" w:sz="1"/>
@@ -634,13 +643,13 @@
                 <w:sz w:val="20"/>
                 <w:szCs w:val="20"/>
               </w:rPr>
-              <w:t xml:space="preserve">Delete channels</w:t>
-            </w:r>
-          </w:p>
-        </w:tc>
-        <w:tc>
-          <w:tcPr>
-            <w:tcW w:type="dxa" w:w="2580"/>
+              <w:t xml:space="preserve">Delete / rename channels</w:t>
+            </w:r>
+          </w:p>
+        </w:tc>
+        <w:tc>
+          <w:tcPr>
+            <w:tcW w:type="dxa" w:w="2480"/>
             <w:tcBorders>
               <w:top w:val="single" w:color="DDDDDD" w:sz="1"/>
               <w:left w:val="single" w:color="DDDDDD" w:sz="1"/>
@@ -669,7 +678,7 @@
         </w:tc>
         <w:tc>
           <w:tcPr>
-            <w:tcW w:type="dxa" w:w="2580"/>
+            <w:tcW w:type="dxa" w:w="2480"/>
             <w:tcBorders>
               <w:top w:val="single" w:color="DDDDDD" w:sz="1"/>
               <w:left w:val="single" w:color="DDDDDD" w:sz="1"/>
@@ -700,7 +709,7 @@
       <w:tr>
         <w:tc>
           <w:tcPr>
-            <w:tcW w:type="dxa" w:w="4200"/>
+            <w:tcW w:type="dxa" w:w="4400"/>
             <w:tcBorders>
               <w:top w:val="single" w:color="DDDDDD" w:sz="1"/>
               <w:left w:val="single" w:color="DDDDDD" w:sz="1"/>
@@ -723,13 +732,13 @@
                 <w:sz w:val="20"/>
                 <w:szCs w:val="20"/>
               </w:rPr>
-              <w:t xml:space="preserve">Rename channels</w:t>
-            </w:r>
-          </w:p>
-        </w:tc>
-        <w:tc>
-          <w:tcPr>
-            <w:tcW w:type="dxa" w:w="2580"/>
+              <w:t xml:space="preserve">Rename server</w:t>
+            </w:r>
+          </w:p>
+        </w:tc>
+        <w:tc>
+          <w:tcPr>
+            <w:tcW w:type="dxa" w:w="2480"/>
             <w:tcBorders>
               <w:top w:val="single" w:color="DDDDDD" w:sz="1"/>
               <w:left w:val="single" w:color="DDDDDD" w:sz="1"/>
@@ -758,7 +767,7 @@
         </w:tc>
         <w:tc>
           <w:tcPr>
-            <w:tcW w:type="dxa" w:w="2580"/>
+            <w:tcW w:type="dxa" w:w="2480"/>
             <w:tcBorders>
               <w:top w:val="single" w:color="DDDDDD" w:sz="1"/>
               <w:left w:val="single" w:color="DDDDDD" w:sz="1"/>
@@ -789,7 +798,7 @@
       <w:tr>
         <w:tc>
           <w:tcPr>
-            <w:tcW w:type="dxa" w:w="4200"/>
+            <w:tcW w:type="dxa" w:w="4400"/>
             <w:tcBorders>
               <w:top w:val="single" w:color="DDDDDD" w:sz="1"/>
               <w:left w:val="single" w:color="DDDDDD" w:sz="1"/>
@@ -812,13 +821,13 @@
                 <w:sz w:val="20"/>
                 <w:szCs w:val="20"/>
               </w:rPr>
-              <w:t xml:space="preserve">Rename server</w:t>
-            </w:r>
-          </w:p>
-        </w:tc>
-        <w:tc>
-          <w:tcPr>
-            <w:tcW w:type="dxa" w:w="2580"/>
+              <w:t xml:space="preserve">See &amp; join a private channel</w:t>
+            </w:r>
+          </w:p>
+        </w:tc>
+        <w:tc>
+          <w:tcPr>
+            <w:tcW w:type="dxa" w:w="2480"/>
             <w:tcBorders>
               <w:top w:val="single" w:color="DDDDDD" w:sz="1"/>
               <w:left w:val="single" w:color="DDDDDD" w:sz="1"/>
@@ -841,13 +850,13 @@
                 <w:sz w:val="20"/>
                 <w:szCs w:val="20"/>
               </w:rPr>
-              <w:t xml:space="preserve">No</w:t>
-            </w:r>
-          </w:p>
-        </w:tc>
-        <w:tc>
-          <w:tcPr>
-            <w:tcW w:type="dxa" w:w="2580"/>
+              <w:t xml:space="preserve">Only if added</w:t>
+            </w:r>
+          </w:p>
+        </w:tc>
+        <w:tc>
+          <w:tcPr>
+            <w:tcW w:type="dxa" w:w="2480"/>
             <w:tcBorders>
               <w:top w:val="single" w:color="DDDDDD" w:sz="1"/>
               <w:left w:val="single" w:color="DDDDDD" w:sz="1"/>
@@ -870,7 +879,7 @@
                 <w:sz w:val="20"/>
                 <w:szCs w:val="20"/>
               </w:rPr>
-              <w:t xml:space="preserve">Yes</w:t>
+              <w:t xml:space="preserve">Always</w:t>
             </w:r>
           </w:p>
         </w:tc>
@@ -878,7 +887,7 @@
       <w:tr>
         <w:tc>
           <w:tcPr>
-            <w:tcW w:type="dxa" w:w="4200"/>
+            <w:tcW w:type="dxa" w:w="4400"/>
             <w:tcBorders>
               <w:top w:val="single" w:color="DDDDDD" w:sz="1"/>
               <w:left w:val="single" w:color="DDDDDD" w:sz="1"/>
@@ -901,13 +910,13 @@
                 <w:sz w:val="20"/>
                 <w:szCs w:val="20"/>
               </w:rPr>
-              <w:t xml:space="preserve">Grant / revoke admin role</w:t>
-            </w:r>
-          </w:p>
-        </w:tc>
-        <w:tc>
-          <w:tcPr>
-            <w:tcW w:type="dxa" w:w="2580"/>
+              <w:t xml:space="preserve">Manage a private channel’s member list</w:t>
+            </w:r>
+          </w:p>
+        </w:tc>
+        <w:tc>
+          <w:tcPr>
+            <w:tcW w:type="dxa" w:w="2480"/>
             <w:tcBorders>
               <w:top w:val="single" w:color="DDDDDD" w:sz="1"/>
               <w:left w:val="single" w:color="DDDDDD" w:sz="1"/>
@@ -936,7 +945,7 @@
         </w:tc>
         <w:tc>
           <w:tcPr>
-            <w:tcW w:type="dxa" w:w="2580"/>
+            <w:tcW w:type="dxa" w:w="2480"/>
             <w:tcBorders>
               <w:top w:val="single" w:color="DDDDDD" w:sz="1"/>
               <w:left w:val="single" w:color="DDDDDD" w:sz="1"/>
@@ -959,7 +968,7 @@
                 <w:sz w:val="20"/>
                 <w:szCs w:val="20"/>
               </w:rPr>
-              <w:t xml:space="preserve">Yes (in-app)</w:t>
+              <w:t xml:space="preserve">Yes</w:t>
             </w:r>
           </w:p>
         </w:tc>
@@ -967,7 +976,7 @@
       <w:tr>
         <w:tc>
           <w:tcPr>
-            <w:tcW w:type="dxa" w:w="4200"/>
+            <w:tcW w:type="dxa" w:w="4400"/>
             <w:tcBorders>
               <w:top w:val="single" w:color="DDDDDD" w:sz="1"/>
               <w:left w:val="single" w:color="DDDDDD" w:sz="1"/>
@@ -990,13 +999,13 @@
                 <w:sz w:val="20"/>
                 <w:szCs w:val="20"/>
               </w:rPr>
-              <w:t xml:space="preserve">Remove users</w:t>
-            </w:r>
-          </w:p>
-        </w:tc>
-        <w:tc>
-          <w:tcPr>
-            <w:tcW w:type="dxa" w:w="2580"/>
+              <w:t xml:space="preserve">Track a game for update posts (PatchBot)</w:t>
+            </w:r>
+          </w:p>
+        </w:tc>
+        <w:tc>
+          <w:tcPr>
+            <w:tcW w:type="dxa" w:w="2480"/>
             <w:tcBorders>
               <w:top w:val="single" w:color="DDDDDD" w:sz="1"/>
               <w:left w:val="single" w:color="DDDDDD" w:sz="1"/>
@@ -1025,7 +1034,7 @@
         </w:tc>
         <w:tc>
           <w:tcPr>
-            <w:tcW w:type="dxa" w:w="2580"/>
+            <w:tcW w:type="dxa" w:w="2480"/>
             <w:tcBorders>
               <w:top w:val="single" w:color="DDDDDD" w:sz="1"/>
               <w:left w:val="single" w:color="DDDDDD" w:sz="1"/>
@@ -1048,7 +1057,7 @@
                 <w:sz w:val="20"/>
                 <w:szCs w:val="20"/>
               </w:rPr>
-              <w:t xml:space="preserve">Yes (in-app)</w:t>
+              <w:t xml:space="preserve">Yes</w:t>
             </w:r>
           </w:p>
         </w:tc>
@@ -1056,7 +1065,7 @@
       <w:tr>
         <w:tc>
           <w:tcPr>
-            <w:tcW w:type="dxa" w:w="4200"/>
+            <w:tcW w:type="dxa" w:w="4400"/>
             <w:tcBorders>
               <w:top w:val="single" w:color="DDDDDD" w:sz="1"/>
               <w:left w:val="single" w:color="DDDDDD" w:sz="1"/>
@@ -1079,13 +1088,13 @@
                 <w:sz w:val="20"/>
                 <w:szCs w:val="20"/>
               </w:rPr>
-              <w:t xml:space="preserve">Mute / unmute in voice</w:t>
-            </w:r>
-          </w:p>
-        </w:tc>
-        <w:tc>
-          <w:tcPr>
-            <w:tcW w:type="dxa" w:w="2580"/>
+              <w:t xml:space="preserve">Set PatchBot’s check frequency</w:t>
+            </w:r>
+          </w:p>
+        </w:tc>
+        <w:tc>
+          <w:tcPr>
+            <w:tcW w:type="dxa" w:w="2480"/>
             <w:tcBorders>
               <w:top w:val="single" w:color="DDDDDD" w:sz="1"/>
               <w:left w:val="single" w:color="DDDDDD" w:sz="1"/>
@@ -1114,7 +1123,7 @@
         </w:tc>
         <w:tc>
           <w:tcPr>
-            <w:tcW w:type="dxa" w:w="2580"/>
+            <w:tcW w:type="dxa" w:w="2480"/>
             <w:tcBorders>
               <w:top w:val="single" w:color="DDDDDD" w:sz="1"/>
               <w:left w:val="single" w:color="DDDDDD" w:sz="1"/>
@@ -1137,7 +1146,7 @@
                 <w:sz w:val="20"/>
                 <w:szCs w:val="20"/>
               </w:rPr>
-              <w:t xml:space="preserve">Yes (server-side)</w:t>
+              <w:t xml:space="preserve">Yes</w:t>
             </w:r>
           </w:p>
         </w:tc>
@@ -1145,7 +1154,7 @@
       <w:tr>
         <w:tc>
           <w:tcPr>
-            <w:tcW w:type="dxa" w:w="4200"/>
+            <w:tcW w:type="dxa" w:w="4400"/>
             <w:tcBorders>
               <w:top w:val="single" w:color="DDDDDD" w:sz="1"/>
               <w:left w:val="single" w:color="DDDDDD" w:sz="1"/>
@@ -1168,13 +1177,13 @@
                 <w:sz w:val="20"/>
                 <w:szCs w:val="20"/>
               </w:rPr>
-              <w:t xml:space="preserve">Kick from voice channel</w:t>
-            </w:r>
-          </w:p>
-        </w:tc>
-        <w:tc>
-          <w:tcPr>
-            <w:tcW w:type="dxa" w:w="2580"/>
+              <w:t xml:space="preserve">Grant / revoke admin role</w:t>
+            </w:r>
+          </w:p>
+        </w:tc>
+        <w:tc>
+          <w:tcPr>
+            <w:tcW w:type="dxa" w:w="2480"/>
             <w:tcBorders>
               <w:top w:val="single" w:color="DDDDDD" w:sz="1"/>
               <w:left w:val="single" w:color="DDDDDD" w:sz="1"/>
@@ -1203,7 +1212,7 @@
         </w:tc>
         <w:tc>
           <w:tcPr>
-            <w:tcW w:type="dxa" w:w="2580"/>
+            <w:tcW w:type="dxa" w:w="2480"/>
             <w:tcBorders>
               <w:top w:val="single" w:color="DDDDDD" w:sz="1"/>
               <w:left w:val="single" w:color="DDDDDD" w:sz="1"/>
@@ -1226,7 +1235,7 @@
                 <w:sz w:val="20"/>
                 <w:szCs w:val="20"/>
               </w:rPr>
-              <w:t xml:space="preserve">Yes</w:t>
+              <w:t xml:space="preserve">Yes (in-app)</w:t>
             </w:r>
           </w:p>
         </w:tc>
@@ -1234,7 +1243,7 @@
       <w:tr>
         <w:tc>
           <w:tcPr>
-            <w:tcW w:type="dxa" w:w="4200"/>
+            <w:tcW w:type="dxa" w:w="4400"/>
             <w:tcBorders>
               <w:top w:val="single" w:color="DDDDDD" w:sz="1"/>
               <w:left w:val="single" w:color="DDDDDD" w:sz="1"/>
@@ -1257,13 +1266,13 @@
                 <w:sz w:val="20"/>
                 <w:szCs w:val="20"/>
               </w:rPr>
-              <w:t xml:space="preserve">Join voice channels</w:t>
-            </w:r>
-          </w:p>
-        </w:tc>
-        <w:tc>
-          <w:tcPr>
-            <w:tcW w:type="dxa" w:w="2580"/>
+              <w:t xml:space="preserve">Remove users</w:t>
+            </w:r>
+          </w:p>
+        </w:tc>
+        <w:tc>
+          <w:tcPr>
+            <w:tcW w:type="dxa" w:w="2480"/>
             <w:tcBorders>
               <w:top w:val="single" w:color="DDDDDD" w:sz="1"/>
               <w:left w:val="single" w:color="DDDDDD" w:sz="1"/>
@@ -1286,13 +1295,13 @@
                 <w:sz w:val="20"/>
                 <w:szCs w:val="20"/>
               </w:rPr>
-              <w:t xml:space="preserve">Yes</w:t>
-            </w:r>
-          </w:p>
-        </w:tc>
-        <w:tc>
-          <w:tcPr>
-            <w:tcW w:type="dxa" w:w="2580"/>
+              <w:t xml:space="preserve">No</w:t>
+            </w:r>
+          </w:p>
+        </w:tc>
+        <w:tc>
+          <w:tcPr>
+            <w:tcW w:type="dxa" w:w="2480"/>
             <w:tcBorders>
               <w:top w:val="single" w:color="DDDDDD" w:sz="1"/>
               <w:left w:val="single" w:color="DDDDDD" w:sz="1"/>
@@ -1315,7 +1324,7 @@
                 <w:sz w:val="20"/>
                 <w:szCs w:val="20"/>
               </w:rPr>
-              <w:t xml:space="preserve">Yes</w:t>
+              <w:t xml:space="preserve">Yes (in-app)</w:t>
             </w:r>
           </w:p>
         </w:tc>
@@ -1323,7 +1332,7 @@
       <w:tr>
         <w:tc>
           <w:tcPr>
-            <w:tcW w:type="dxa" w:w="4200"/>
+            <w:tcW w:type="dxa" w:w="4400"/>
             <w:tcBorders>
               <w:top w:val="single" w:color="DDDDDD" w:sz="1"/>
               <w:left w:val="single" w:color="DDDDDD" w:sz="1"/>
@@ -1346,13 +1355,13 @@
                 <w:sz w:val="20"/>
                 <w:szCs w:val="20"/>
               </w:rPr>
-              <w:t xml:space="preserve">Send direct messages</w:t>
-            </w:r>
-          </w:p>
-        </w:tc>
-        <w:tc>
-          <w:tcPr>
-            <w:tcW w:type="dxa" w:w="2580"/>
+              <w:t xml:space="preserve">Force a password reset / set a password</w:t>
+            </w:r>
+          </w:p>
+        </w:tc>
+        <w:tc>
+          <w:tcPr>
+            <w:tcW w:type="dxa" w:w="2480"/>
             <w:tcBorders>
               <w:top w:val="single" w:color="DDDDDD" w:sz="1"/>
               <w:left w:val="single" w:color="DDDDDD" w:sz="1"/>
@@ -1375,13 +1384,13 @@
                 <w:sz w:val="20"/>
                 <w:szCs w:val="20"/>
               </w:rPr>
-              <w:t xml:space="preserve">Yes</w:t>
-            </w:r>
-          </w:p>
-        </w:tc>
-        <w:tc>
-          <w:tcPr>
-            <w:tcW w:type="dxa" w:w="2580"/>
+              <w:t xml:space="preserve">No</w:t>
+            </w:r>
+          </w:p>
+        </w:tc>
+        <w:tc>
+          <w:tcPr>
+            <w:tcW w:type="dxa" w:w="2480"/>
             <w:tcBorders>
               <w:top w:val="single" w:color="DDDDDD" w:sz="1"/>
               <w:left w:val="single" w:color="DDDDDD" w:sz="1"/>
@@ -1404,7 +1413,7 @@
                 <w:sz w:val="20"/>
                 <w:szCs w:val="20"/>
               </w:rPr>
-              <w:t xml:space="preserve">Yes</w:t>
+              <w:t xml:space="preserve">Yes (in-app)</w:t>
             </w:r>
           </w:p>
         </w:tc>
@@ -1412,7 +1421,7 @@
       <w:tr>
         <w:tc>
           <w:tcPr>
-            <w:tcW w:type="dxa" w:w="4200"/>
+            <w:tcW w:type="dxa" w:w="4400"/>
             <w:tcBorders>
               <w:top w:val="single" w:color="DDDDDD" w:sz="1"/>
               <w:left w:val="single" w:color="DDDDDD" w:sz="1"/>
@@ -1435,13 +1444,13 @@
                 <w:sz w:val="20"/>
                 <w:szCs w:val="20"/>
               </w:rPr>
-              <w:t xml:space="preserve">Adjust per-user volume</w:t>
-            </w:r>
-          </w:p>
-        </w:tc>
-        <w:tc>
-          <w:tcPr>
-            <w:tcW w:type="dxa" w:w="2580"/>
+              <w:t xml:space="preserve">Mute / unmute in voice</w:t>
+            </w:r>
+          </w:p>
+        </w:tc>
+        <w:tc>
+          <w:tcPr>
+            <w:tcW w:type="dxa" w:w="2480"/>
             <w:tcBorders>
               <w:top w:val="single" w:color="DDDDDD" w:sz="1"/>
               <w:left w:val="single" w:color="DDDDDD" w:sz="1"/>
@@ -1464,13 +1473,13 @@
                 <w:sz w:val="20"/>
                 <w:szCs w:val="20"/>
               </w:rPr>
-              <w:t xml:space="preserve">Yes</w:t>
-            </w:r>
-          </w:p>
-        </w:tc>
-        <w:tc>
-          <w:tcPr>
-            <w:tcW w:type="dxa" w:w="2580"/>
+              <w:t xml:space="preserve">No</w:t>
+            </w:r>
+          </w:p>
+        </w:tc>
+        <w:tc>
+          <w:tcPr>
+            <w:tcW w:type="dxa" w:w="2480"/>
             <w:tcBorders>
               <w:top w:val="single" w:color="DDDDDD" w:sz="1"/>
               <w:left w:val="single" w:color="DDDDDD" w:sz="1"/>
@@ -1493,7 +1502,7 @@
                 <w:sz w:val="20"/>
                 <w:szCs w:val="20"/>
               </w:rPr>
-              <w:t xml:space="preserve">Yes</w:t>
+              <w:t xml:space="preserve">Yes (server-side)</w:t>
             </w:r>
           </w:p>
         </w:tc>
@@ -1501,7 +1510,7 @@
       <w:tr>
         <w:tc>
           <w:tcPr>
-            <w:tcW w:type="dxa" w:w="4200"/>
+            <w:tcW w:type="dxa" w:w="4400"/>
             <w:tcBorders>
               <w:top w:val="single" w:color="DDDDDD" w:sz="1"/>
               <w:left w:val="single" w:color="DDDDDD" w:sz="1"/>
@@ -1524,13 +1533,13 @@
                 <w:sz w:val="20"/>
                 <w:szCs w:val="20"/>
               </w:rPr>
-              <w:t xml:space="preserve">Switch audio devices</w:t>
-            </w:r>
-          </w:p>
-        </w:tc>
-        <w:tc>
-          <w:tcPr>
-            <w:tcW w:type="dxa" w:w="2580"/>
+              <w:t xml:space="preserve">Kick from voice channel</w:t>
+            </w:r>
+          </w:p>
+        </w:tc>
+        <w:tc>
+          <w:tcPr>
+            <w:tcW w:type="dxa" w:w="2480"/>
             <w:tcBorders>
               <w:top w:val="single" w:color="DDDDDD" w:sz="1"/>
               <w:left w:val="single" w:color="DDDDDD" w:sz="1"/>
@@ -1553,13 +1562,191 @@
                 <w:sz w:val="20"/>
                 <w:szCs w:val="20"/>
               </w:rPr>
+              <w:t xml:space="preserve">No</w:t>
+            </w:r>
+          </w:p>
+        </w:tc>
+        <w:tc>
+          <w:tcPr>
+            <w:tcW w:type="dxa" w:w="2480"/>
+            <w:tcBorders>
+              <w:top w:val="single" w:color="DDDDDD" w:sz="1"/>
+              <w:left w:val="single" w:color="DDDDDD" w:sz="1"/>
+              <w:bottom w:val="single" w:color="DDDDDD" w:sz="1"/>
+              <w:right w:val="single" w:color="DDDDDD" w:sz="1"/>
+            </w:tcBorders>
+            <w:shd w:fill="FFFFFF" w:val="clear"/>
+            <w:tcMar>
+              <w:top w:type="dxa" w:w="80"/>
+              <w:left w:type="dxa" w:w="150"/>
+              <w:bottom w:type="dxa" w:w="80"/>
+              <w:right w:type="dxa" w:w="150"/>
+            </w:tcMar>
+          </w:tcPr>
+          <w:p>
+            <w:r>
+              <w:rPr>
+                <w:rFonts w:ascii="Arial" w:cs="Arial" w:eastAsia="Arial" w:hAnsi="Arial"/>
+                <w:color w:val="313338"/>
+                <w:sz w:val="20"/>
+                <w:szCs w:val="20"/>
+              </w:rPr>
               <w:t xml:space="preserve">Yes</w:t>
             </w:r>
           </w:p>
         </w:tc>
-        <w:tc>
-          <w:tcPr>
-            <w:tcW w:type="dxa" w:w="2580"/>
+      </w:tr>
+      <w:tr>
+        <w:tc>
+          <w:tcPr>
+            <w:tcW w:type="dxa" w:w="4400"/>
+            <w:tcBorders>
+              <w:top w:val="single" w:color="DDDDDD" w:sz="1"/>
+              <w:left w:val="single" w:color="DDDDDD" w:sz="1"/>
+              <w:bottom w:val="single" w:color="DDDDDD" w:sz="1"/>
+              <w:right w:val="single" w:color="DDDDDD" w:sz="1"/>
+            </w:tcBorders>
+            <w:shd w:fill="F8F9FF" w:val="clear"/>
+            <w:tcMar>
+              <w:top w:type="dxa" w:w="80"/>
+              <w:left w:type="dxa" w:w="150"/>
+              <w:bottom w:type="dxa" w:w="80"/>
+              <w:right w:type="dxa" w:w="150"/>
+            </w:tcMar>
+          </w:tcPr>
+          <w:p>
+            <w:r>
+              <w:rPr>
+                <w:rFonts w:ascii="Arial" w:cs="Arial" w:eastAsia="Arial" w:hAnsi="Arial"/>
+                <w:color w:val="313338"/>
+                <w:sz w:val="20"/>
+                <w:szCs w:val="20"/>
+              </w:rPr>
+              <w:t xml:space="preserve">Join voice channels</w:t>
+            </w:r>
+          </w:p>
+        </w:tc>
+        <w:tc>
+          <w:tcPr>
+            <w:tcW w:type="dxa" w:w="2480"/>
+            <w:tcBorders>
+              <w:top w:val="single" w:color="DDDDDD" w:sz="1"/>
+              <w:left w:val="single" w:color="DDDDDD" w:sz="1"/>
+              <w:bottom w:val="single" w:color="DDDDDD" w:sz="1"/>
+              <w:right w:val="single" w:color="DDDDDD" w:sz="1"/>
+            </w:tcBorders>
+            <w:shd w:fill="F8F9FF" w:val="clear"/>
+            <w:tcMar>
+              <w:top w:type="dxa" w:w="80"/>
+              <w:left w:type="dxa" w:w="150"/>
+              <w:bottom w:type="dxa" w:w="80"/>
+              <w:right w:type="dxa" w:w="150"/>
+            </w:tcMar>
+          </w:tcPr>
+          <w:p>
+            <w:r>
+              <w:rPr>
+                <w:rFonts w:ascii="Arial" w:cs="Arial" w:eastAsia="Arial" w:hAnsi="Arial"/>
+                <w:color w:val="313338"/>
+                <w:sz w:val="20"/>
+                <w:szCs w:val="20"/>
+              </w:rPr>
+              <w:t xml:space="preserve">Yes</w:t>
+            </w:r>
+          </w:p>
+        </w:tc>
+        <w:tc>
+          <w:tcPr>
+            <w:tcW w:type="dxa" w:w="2480"/>
+            <w:tcBorders>
+              <w:top w:val="single" w:color="DDDDDD" w:sz="1"/>
+              <w:left w:val="single" w:color="DDDDDD" w:sz="1"/>
+              <w:bottom w:val="single" w:color="DDDDDD" w:sz="1"/>
+              <w:right w:val="single" w:color="DDDDDD" w:sz="1"/>
+            </w:tcBorders>
+            <w:shd w:fill="F8F9FF" w:val="clear"/>
+            <w:tcMar>
+              <w:top w:type="dxa" w:w="80"/>
+              <w:left w:type="dxa" w:w="150"/>
+              <w:bottom w:type="dxa" w:w="80"/>
+              <w:right w:type="dxa" w:w="150"/>
+            </w:tcMar>
+          </w:tcPr>
+          <w:p>
+            <w:r>
+              <w:rPr>
+                <w:rFonts w:ascii="Arial" w:cs="Arial" w:eastAsia="Arial" w:hAnsi="Arial"/>
+                <w:color w:val="313338"/>
+                <w:sz w:val="20"/>
+                <w:szCs w:val="20"/>
+              </w:rPr>
+              <w:t xml:space="preserve">Yes</w:t>
+            </w:r>
+          </w:p>
+        </w:tc>
+      </w:tr>
+      <w:tr>
+        <w:tc>
+          <w:tcPr>
+            <w:tcW w:type="dxa" w:w="4400"/>
+            <w:tcBorders>
+              <w:top w:val="single" w:color="DDDDDD" w:sz="1"/>
+              <w:left w:val="single" w:color="DDDDDD" w:sz="1"/>
+              <w:bottom w:val="single" w:color="DDDDDD" w:sz="1"/>
+              <w:right w:val="single" w:color="DDDDDD" w:sz="1"/>
+            </w:tcBorders>
+            <w:shd w:fill="FFFFFF" w:val="clear"/>
+            <w:tcMar>
+              <w:top w:type="dxa" w:w="80"/>
+              <w:left w:type="dxa" w:w="150"/>
+              <w:bottom w:type="dxa" w:w="80"/>
+              <w:right w:type="dxa" w:w="150"/>
+            </w:tcMar>
+          </w:tcPr>
+          <w:p>
+            <w:r>
+              <w:rPr>
+                <w:rFonts w:ascii="Arial" w:cs="Arial" w:eastAsia="Arial" w:hAnsi="Arial"/>
+                <w:color w:val="313338"/>
+                <w:sz w:val="20"/>
+                <w:szCs w:val="20"/>
+              </w:rPr>
+              <w:t xml:space="preserve">Send direct messages</w:t>
+            </w:r>
+          </w:p>
+        </w:tc>
+        <w:tc>
+          <w:tcPr>
+            <w:tcW w:type="dxa" w:w="2480"/>
+            <w:tcBorders>
+              <w:top w:val="single" w:color="DDDDDD" w:sz="1"/>
+              <w:left w:val="single" w:color="DDDDDD" w:sz="1"/>
+              <w:bottom w:val="single" w:color="DDDDDD" w:sz="1"/>
+              <w:right w:val="single" w:color="DDDDDD" w:sz="1"/>
+            </w:tcBorders>
+            <w:shd w:fill="FFFFFF" w:val="clear"/>
+            <w:tcMar>
+              <w:top w:type="dxa" w:w="80"/>
+              <w:left w:type="dxa" w:w="150"/>
+              <w:bottom w:type="dxa" w:w="80"/>
+              <w:right w:type="dxa" w:w="150"/>
+            </w:tcMar>
+          </w:tcPr>
+          <w:p>
+            <w:r>
+              <w:rPr>
+                <w:rFonts w:ascii="Arial" w:cs="Arial" w:eastAsia="Arial" w:hAnsi="Arial"/>
+                <w:color w:val="313338"/>
+                <w:sz w:val="20"/>
+                <w:szCs w:val="20"/>
+              </w:rPr>
+              <w:t xml:space="preserve">Yes</w:t>
+            </w:r>
+          </w:p>
+        </w:tc>
+        <w:tc>
+          <w:tcPr>
+            <w:tcW w:type="dxa" w:w="2480"/>
             <w:tcBorders>
               <w:top w:val="single" w:color="DDDDDD" w:sz="1"/>
               <w:left w:val="single" w:color="DDDDDD" w:sz="1"/>
@@ -1596,7 +1783,7 @@
     <w:p>
       <w:pPr>
         <w:pStyle w:val="Heading2"/>
-        <w:spacing w:after="100" w:before="260"/>
+        <w:spacing w:after="120" w:before="280"/>
       </w:pPr>
       <w:r>
         <w:rPr>
@@ -1612,7 +1799,7 @@
     </w:p>
     <w:p>
       <w:pPr>
-        <w:spacing w:after="100"/>
+        <w:spacing w:after="120"/>
       </w:pPr>
       <w:r>
         <w:rPr>
@@ -1636,7 +1823,6 @@
       <w:r>
         <w:rPr>
           <w:rFonts w:ascii="Arial" w:cs="Arial" w:eastAsia="Arial" w:hAnsi="Arial"/>
-          <w:color w:val="313338"/>
           <w:sz w:val="22"/>
           <w:szCs w:val="22"/>
         </w:rPr>
@@ -1655,7 +1841,6 @@
       <w:r>
         <w:rPr>
           <w:rFonts w:ascii="Arial" w:cs="Arial" w:eastAsia="Arial" w:hAnsi="Arial"/>
-          <w:color w:val="313338"/>
           <w:sz w:val="22"/>
           <w:szCs w:val="22"/>
         </w:rPr>
@@ -1674,11 +1859,10 @@
       <w:r>
         <w:rPr>
           <w:rFonts w:ascii="Arial" w:cs="Arial" w:eastAsia="Arial" w:hAnsi="Arial"/>
-          <w:color w:val="313338"/>
           <w:sz w:val="22"/>
           <w:szCs w:val="22"/>
         </w:rPr>
-        <w:t xml:space="preserve">The panel opens with three tabs: Server, Channels, and Users</w:t>
+        <w:t xml:space="preserve">The panel opens with four tabs: Server, Channels, Games, and Users</w:t>
       </w:r>
     </w:p>
     <w:p>
@@ -1741,7 +1925,7 @@
                 <w:sz w:val="22"/>
                 <w:szCs w:val="22"/>
               </w:rPr>
-              <w:t xml:space="preserve">If the gear icon is not visible, your account may still have the "member" role. See Section 6.1 to grant yourself admin via the Railway database console.</w:t>
+              <w:t xml:space="preserve">If the gear icon is not visible, your account may still have the "member" role. See Section 7.2 to grant yourself admin.</w:t>
             </w:r>
           </w:p>
         </w:tc>
@@ -1755,7 +1939,7 @@
     <w:p>
       <w:pPr>
         <w:pStyle w:val="Heading2"/>
-        <w:spacing w:after="100" w:before="260"/>
+        <w:spacing w:after="120" w:before="280"/>
       </w:pPr>
       <w:r>
         <w:rPr>
@@ -1771,7 +1955,7 @@
     </w:p>
     <w:p>
       <w:pPr>
-        <w:spacing w:after="100"/>
+        <w:spacing w:after="120"/>
       </w:pPr>
       <w:r>
         <w:rPr>
@@ -1780,18 +1964,470 @@
           <w:sz w:val="22"/>
           <w:szCs w:val="22"/>
         </w:rPr>
-        <w:t xml:space="preserve">A shield icon above the gear icon opens the full standalone Admin Portal (a separate dashboard at the admin. subdomain) with deeper server management tools. In the desktop app it opens in its own window; in a browser it opens in a new tab.</w:t>
-      </w:r>
-    </w:p>
+        <w:t xml:space="preserve">A shield icon above the gear icon opens the full standalone Admin Portal — a separate dashboard at the admin. subdomain with deeper server management tools. In the desktop app it opens in its own window; in a browser it opens in a new tab. It has six sections in its sidebar:</w:t>
+      </w:r>
+    </w:p>
+    <w:p>
+      <w:pPr>
+        <w:spacing w:after="40"/>
+      </w:pPr>
+    </w:p>
+    <w:tbl>
+      <w:tblPr>
+        <w:tblW w:type="dxa" w:w="9360"/>
+        <w:tblBorders>
+          <w:top w:val="single" w:color="auto" w:sz="4"/>
+          <w:left w:val="single" w:color="auto" w:sz="4"/>
+          <w:bottom w:val="single" w:color="auto" w:sz="4"/>
+          <w:right w:val="single" w:color="auto" w:sz="4"/>
+          <w:insideH w:val="single" w:color="auto" w:sz="4"/>
+          <w:insideV w:val="single" w:color="auto" w:sz="4"/>
+        </w:tblBorders>
+      </w:tblPr>
+      <w:tblGrid>
+        <w:gridCol w:w="2400"/>
+        <w:gridCol w:w="6960"/>
+      </w:tblGrid>
+      <w:tr>
+        <w:trPr>
+          <w:tblHeader/>
+        </w:trPr>
+        <w:tc>
+          <w:tcPr>
+            <w:tcW w:type="dxa" w:w="2400"/>
+            <w:tcBorders>
+              <w:top w:val="single" w:color="5865F2" w:sz="1"/>
+              <w:left w:val="single" w:color="5865F2" w:sz="1"/>
+              <w:bottom w:val="single" w:color="5865F2" w:sz="1"/>
+              <w:right w:val="single" w:color="5865F2" w:sz="1"/>
+            </w:tcBorders>
+            <w:shd w:fill="5865F2" w:val="clear"/>
+            <w:tcMar>
+              <w:top w:type="dxa" w:w="100"/>
+              <w:left w:type="dxa" w:w="150"/>
+              <w:bottom w:type="dxa" w:w="100"/>
+              <w:right w:type="dxa" w:w="150"/>
+            </w:tcMar>
+            <w:vAlign w:val="center"/>
+          </w:tcPr>
+          <w:p>
+            <w:pPr>
+              <w:jc w:val="left"/>
+            </w:pPr>
+            <w:r>
+              <w:rPr>
+                <w:rFonts w:ascii="Arial" w:cs="Arial" w:eastAsia="Arial" w:hAnsi="Arial"/>
+                <w:b/>
+                <w:bCs/>
+                <w:color w:val="FFFFFF"/>
+                <w:sz w:val="20"/>
+                <w:szCs w:val="20"/>
+              </w:rPr>
+              <w:t xml:space="preserve">Tab</w:t>
+            </w:r>
+          </w:p>
+        </w:tc>
+        <w:tc>
+          <w:tcPr>
+            <w:tcW w:type="dxa" w:w="6960"/>
+            <w:tcBorders>
+              <w:top w:val="single" w:color="5865F2" w:sz="1"/>
+              <w:left w:val="single" w:color="5865F2" w:sz="1"/>
+              <w:bottom w:val="single" w:color="5865F2" w:sz="1"/>
+              <w:right w:val="single" w:color="5865F2" w:sz="1"/>
+            </w:tcBorders>
+            <w:shd w:fill="5865F2" w:val="clear"/>
+            <w:tcMar>
+              <w:top w:type="dxa" w:w="100"/>
+              <w:left w:type="dxa" w:w="150"/>
+              <w:bottom w:type="dxa" w:w="100"/>
+              <w:right w:type="dxa" w:w="150"/>
+            </w:tcMar>
+            <w:vAlign w:val="center"/>
+          </w:tcPr>
+          <w:p>
+            <w:pPr>
+              <w:jc w:val="left"/>
+            </w:pPr>
+            <w:r>
+              <w:rPr>
+                <w:rFonts w:ascii="Arial" w:cs="Arial" w:eastAsia="Arial" w:hAnsi="Arial"/>
+                <w:b/>
+                <w:bCs/>
+                <w:color w:val="FFFFFF"/>
+                <w:sz w:val="20"/>
+                <w:szCs w:val="20"/>
+              </w:rPr>
+              <w:t xml:space="preserve">What It Does</w:t>
+            </w:r>
+          </w:p>
+        </w:tc>
+      </w:tr>
+      <w:tr>
+        <w:tc>
+          <w:tcPr>
+            <w:tcW w:type="dxa" w:w="2400"/>
+            <w:tcBorders>
+              <w:top w:val="single" w:color="DDDDDD" w:sz="1"/>
+              <w:left w:val="single" w:color="DDDDDD" w:sz="1"/>
+              <w:bottom w:val="single" w:color="DDDDDD" w:sz="1"/>
+              <w:right w:val="single" w:color="DDDDDD" w:sz="1"/>
+            </w:tcBorders>
+            <w:shd w:fill="FFFFFF" w:val="clear"/>
+            <w:tcMar>
+              <w:top w:type="dxa" w:w="80"/>
+              <w:left w:type="dxa" w:w="150"/>
+              <w:bottom w:type="dxa" w:w="80"/>
+              <w:right w:type="dxa" w:w="150"/>
+            </w:tcMar>
+          </w:tcPr>
+          <w:p>
+            <w:r>
+              <w:rPr>
+                <w:rFonts w:ascii="Arial" w:cs="Arial" w:eastAsia="Arial" w:hAnsi="Arial"/>
+                <w:color w:val="313338"/>
+                <w:sz w:val="20"/>
+                <w:szCs w:val="20"/>
+              </w:rPr>
+              <w:t xml:space="preserve">Dashboard</w:t>
+            </w:r>
+          </w:p>
+        </w:tc>
+        <w:tc>
+          <w:tcPr>
+            <w:tcW w:type="dxa" w:w="6960"/>
+            <w:tcBorders>
+              <w:top w:val="single" w:color="DDDDDD" w:sz="1"/>
+              <w:left w:val="single" w:color="DDDDDD" w:sz="1"/>
+              <w:bottom w:val="single" w:color="DDDDDD" w:sz="1"/>
+              <w:right w:val="single" w:color="DDDDDD" w:sz="1"/>
+            </w:tcBorders>
+            <w:shd w:fill="FFFFFF" w:val="clear"/>
+            <w:tcMar>
+              <w:top w:type="dxa" w:w="80"/>
+              <w:left w:type="dxa" w:w="150"/>
+              <w:bottom w:type="dxa" w:w="80"/>
+              <w:right w:type="dxa" w:w="150"/>
+            </w:tcMar>
+          </w:tcPr>
+          <w:p>
+            <w:r>
+              <w:rPr>
+                <w:rFonts w:ascii="Arial" w:cs="Arial" w:eastAsia="Arial" w:hAnsi="Arial"/>
+                <w:color w:val="313338"/>
+                <w:sz w:val="20"/>
+                <w:szCs w:val="20"/>
+              </w:rPr>
+              <w:t xml:space="preserve">Total users, messages, channels, and DMs at a glance, plus a table of recent sign-ups.</w:t>
+            </w:r>
+          </w:p>
+        </w:tc>
+      </w:tr>
+      <w:tr>
+        <w:tc>
+          <w:tcPr>
+            <w:tcW w:type="dxa" w:w="2400"/>
+            <w:tcBorders>
+              <w:top w:val="single" w:color="DDDDDD" w:sz="1"/>
+              <w:left w:val="single" w:color="DDDDDD" w:sz="1"/>
+              <w:bottom w:val="single" w:color="DDDDDD" w:sz="1"/>
+              <w:right w:val="single" w:color="DDDDDD" w:sz="1"/>
+            </w:tcBorders>
+            <w:shd w:fill="F8F9FF" w:val="clear"/>
+            <w:tcMar>
+              <w:top w:type="dxa" w:w="80"/>
+              <w:left w:type="dxa" w:w="150"/>
+              <w:bottom w:type="dxa" w:w="80"/>
+              <w:right w:type="dxa" w:w="150"/>
+            </w:tcMar>
+          </w:tcPr>
+          <w:p>
+            <w:r>
+              <w:rPr>
+                <w:rFonts w:ascii="Arial" w:cs="Arial" w:eastAsia="Arial" w:hAnsi="Arial"/>
+                <w:color w:val="313338"/>
+                <w:sz w:val="20"/>
+                <w:szCs w:val="20"/>
+              </w:rPr>
+              <w:t xml:space="preserve">Users</w:t>
+            </w:r>
+          </w:p>
+        </w:tc>
+        <w:tc>
+          <w:tcPr>
+            <w:tcW w:type="dxa" w:w="6960"/>
+            <w:tcBorders>
+              <w:top w:val="single" w:color="DDDDDD" w:sz="1"/>
+              <w:left w:val="single" w:color="DDDDDD" w:sz="1"/>
+              <w:bottom w:val="single" w:color="DDDDDD" w:sz="1"/>
+              <w:right w:val="single" w:color="DDDDDD" w:sz="1"/>
+            </w:tcBorders>
+            <w:shd w:fill="F8F9FF" w:val="clear"/>
+            <w:tcMar>
+              <w:top w:type="dxa" w:w="80"/>
+              <w:left w:type="dxa" w:w="150"/>
+              <w:bottom w:type="dxa" w:w="80"/>
+              <w:right w:type="dxa" w:w="150"/>
+            </w:tcMar>
+          </w:tcPr>
+          <w:p>
+            <w:r>
+              <w:rPr>
+                <w:rFonts w:ascii="Arial" w:cs="Arial" w:eastAsia="Arial" w:hAnsi="Arial"/>
+                <w:color w:val="313338"/>
+                <w:sz w:val="20"/>
+                <w:szCs w:val="20"/>
+              </w:rPr>
+              <w:t xml:space="preserve">Search, promote/demote, force a password reset, set a password directly, or remove a user.</w:t>
+            </w:r>
+          </w:p>
+        </w:tc>
+      </w:tr>
+      <w:tr>
+        <w:tc>
+          <w:tcPr>
+            <w:tcW w:type="dxa" w:w="2400"/>
+            <w:tcBorders>
+              <w:top w:val="single" w:color="DDDDDD" w:sz="1"/>
+              <w:left w:val="single" w:color="DDDDDD" w:sz="1"/>
+              <w:bottom w:val="single" w:color="DDDDDD" w:sz="1"/>
+              <w:right w:val="single" w:color="DDDDDD" w:sz="1"/>
+            </w:tcBorders>
+            <w:shd w:fill="FFFFFF" w:val="clear"/>
+            <w:tcMar>
+              <w:top w:type="dxa" w:w="80"/>
+              <w:left w:type="dxa" w:w="150"/>
+              <w:bottom w:type="dxa" w:w="80"/>
+              <w:right w:type="dxa" w:w="150"/>
+            </w:tcMar>
+          </w:tcPr>
+          <w:p>
+            <w:r>
+              <w:rPr>
+                <w:rFonts w:ascii="Arial" w:cs="Arial" w:eastAsia="Arial" w:hAnsi="Arial"/>
+                <w:color w:val="313338"/>
+                <w:sz w:val="20"/>
+                <w:szCs w:val="20"/>
+              </w:rPr>
+              <w:t xml:space="preserve">Channels</w:t>
+            </w:r>
+          </w:p>
+        </w:tc>
+        <w:tc>
+          <w:tcPr>
+            <w:tcW w:type="dxa" w:w="6960"/>
+            <w:tcBorders>
+              <w:top w:val="single" w:color="DDDDDD" w:sz="1"/>
+              <w:left w:val="single" w:color="DDDDDD" w:sz="1"/>
+              <w:bottom w:val="single" w:color="DDDDDD" w:sz="1"/>
+              <w:right w:val="single" w:color="DDDDDD" w:sz="1"/>
+            </w:tcBorders>
+            <w:shd w:fill="FFFFFF" w:val="clear"/>
+            <w:tcMar>
+              <w:top w:type="dxa" w:w="80"/>
+              <w:left w:type="dxa" w:w="150"/>
+              <w:bottom w:type="dxa" w:w="80"/>
+              <w:right w:type="dxa" w:w="150"/>
+            </w:tcMar>
+          </w:tcPr>
+          <w:p>
+            <w:r>
+              <w:rPr>
+                <w:rFonts w:ascii="Arial" w:cs="Arial" w:eastAsia="Arial" w:hAnsi="Arial"/>
+                <w:color w:val="313338"/>
+                <w:sz w:val="20"/>
+                <w:szCs w:val="20"/>
+              </w:rPr>
+              <w:t xml:space="preserve">Create, rename, delete channels, and manage private-channel access.</w:t>
+            </w:r>
+          </w:p>
+        </w:tc>
+      </w:tr>
+      <w:tr>
+        <w:tc>
+          <w:tcPr>
+            <w:tcW w:type="dxa" w:w="2400"/>
+            <w:tcBorders>
+              <w:top w:val="single" w:color="DDDDDD" w:sz="1"/>
+              <w:left w:val="single" w:color="DDDDDD" w:sz="1"/>
+              <w:bottom w:val="single" w:color="DDDDDD" w:sz="1"/>
+              <w:right w:val="single" w:color="DDDDDD" w:sz="1"/>
+            </w:tcBorders>
+            <w:shd w:fill="F8F9FF" w:val="clear"/>
+            <w:tcMar>
+              <w:top w:type="dxa" w:w="80"/>
+              <w:left w:type="dxa" w:w="150"/>
+              <w:bottom w:type="dxa" w:w="80"/>
+              <w:right w:type="dxa" w:w="150"/>
+            </w:tcMar>
+          </w:tcPr>
+          <w:p>
+            <w:r>
+              <w:rPr>
+                <w:rFonts w:ascii="Arial" w:cs="Arial" w:eastAsia="Arial" w:hAnsi="Arial"/>
+                <w:color w:val="313338"/>
+                <w:sz w:val="20"/>
+                <w:szCs w:val="20"/>
+              </w:rPr>
+              <w:t xml:space="preserve">Games (PatchBot)</w:t>
+            </w:r>
+          </w:p>
+        </w:tc>
+        <w:tc>
+          <w:tcPr>
+            <w:tcW w:type="dxa" w:w="6960"/>
+            <w:tcBorders>
+              <w:top w:val="single" w:color="DDDDDD" w:sz="1"/>
+              <w:left w:val="single" w:color="DDDDDD" w:sz="1"/>
+              <w:bottom w:val="single" w:color="DDDDDD" w:sz="1"/>
+              <w:right w:val="single" w:color="DDDDDD" w:sz="1"/>
+            </w:tcBorders>
+            <w:shd w:fill="F8F9FF" w:val="clear"/>
+            <w:tcMar>
+              <w:top w:type="dxa" w:w="80"/>
+              <w:left w:type="dxa" w:w="150"/>
+              <w:bottom w:type="dxa" w:w="80"/>
+              <w:right w:type="dxa" w:w="150"/>
+            </w:tcMar>
+          </w:tcPr>
+          <w:p>
+            <w:r>
+              <w:rPr>
+                <w:rFonts w:ascii="Arial" w:cs="Arial" w:eastAsia="Arial" w:hAnsi="Arial"/>
+                <w:color w:val="313338"/>
+                <w:sz w:val="20"/>
+                <w:szCs w:val="20"/>
+              </w:rPr>
+              <w:t xml:space="preserve">Pick a channel and manage which games post update notes there; set the check frequency.</w:t>
+            </w:r>
+          </w:p>
+        </w:tc>
+      </w:tr>
+      <w:tr>
+        <w:tc>
+          <w:tcPr>
+            <w:tcW w:type="dxa" w:w="2400"/>
+            <w:tcBorders>
+              <w:top w:val="single" w:color="DDDDDD" w:sz="1"/>
+              <w:left w:val="single" w:color="DDDDDD" w:sz="1"/>
+              <w:bottom w:val="single" w:color="DDDDDD" w:sz="1"/>
+              <w:right w:val="single" w:color="DDDDDD" w:sz="1"/>
+            </w:tcBorders>
+            <w:shd w:fill="FFFFFF" w:val="clear"/>
+            <w:tcMar>
+              <w:top w:type="dxa" w:w="80"/>
+              <w:left w:type="dxa" w:w="150"/>
+              <w:bottom w:type="dxa" w:w="80"/>
+              <w:right w:type="dxa" w:w="150"/>
+            </w:tcMar>
+          </w:tcPr>
+          <w:p>
+            <w:r>
+              <w:rPr>
+                <w:rFonts w:ascii="Arial" w:cs="Arial" w:eastAsia="Arial" w:hAnsi="Arial"/>
+                <w:color w:val="313338"/>
+                <w:sz w:val="20"/>
+                <w:szCs w:val="20"/>
+              </w:rPr>
+              <w:t xml:space="preserve">Recent Messages</w:t>
+            </w:r>
+          </w:p>
+        </w:tc>
+        <w:tc>
+          <w:tcPr>
+            <w:tcW w:type="dxa" w:w="6960"/>
+            <w:tcBorders>
+              <w:top w:val="single" w:color="DDDDDD" w:sz="1"/>
+              <w:left w:val="single" w:color="DDDDDD" w:sz="1"/>
+              <w:bottom w:val="single" w:color="DDDDDD" w:sz="1"/>
+              <w:right w:val="single" w:color="DDDDDD" w:sz="1"/>
+            </w:tcBorders>
+            <w:shd w:fill="FFFFFF" w:val="clear"/>
+            <w:tcMar>
+              <w:top w:type="dxa" w:w="80"/>
+              <w:left w:type="dxa" w:w="150"/>
+              <w:bottom w:type="dxa" w:w="80"/>
+              <w:right w:type="dxa" w:w="150"/>
+            </w:tcMar>
+          </w:tcPr>
+          <w:p>
+            <w:r>
+              <w:rPr>
+                <w:rFonts w:ascii="Arial" w:cs="Arial" w:eastAsia="Arial" w:hAnsi="Arial"/>
+                <w:color w:val="313338"/>
+                <w:sz w:val="20"/>
+                <w:szCs w:val="20"/>
+              </w:rPr>
+              <w:t xml:space="preserve">Search the last 100 messages sent across every channel.</w:t>
+            </w:r>
+          </w:p>
+        </w:tc>
+      </w:tr>
+      <w:tr>
+        <w:tc>
+          <w:tcPr>
+            <w:tcW w:type="dxa" w:w="2400"/>
+            <w:tcBorders>
+              <w:top w:val="single" w:color="DDDDDD" w:sz="1"/>
+              <w:left w:val="single" w:color="DDDDDD" w:sz="1"/>
+              <w:bottom w:val="single" w:color="DDDDDD" w:sz="1"/>
+              <w:right w:val="single" w:color="DDDDDD" w:sz="1"/>
+            </w:tcBorders>
+            <w:shd w:fill="F8F9FF" w:val="clear"/>
+            <w:tcMar>
+              <w:top w:type="dxa" w:w="80"/>
+              <w:left w:type="dxa" w:w="150"/>
+              <w:bottom w:type="dxa" w:w="80"/>
+              <w:right w:type="dxa" w:w="150"/>
+            </w:tcMar>
+          </w:tcPr>
+          <w:p>
+            <w:r>
+              <w:rPr>
+                <w:rFonts w:ascii="Arial" w:cs="Arial" w:eastAsia="Arial" w:hAnsi="Arial"/>
+                <w:color w:val="313338"/>
+                <w:sz w:val="20"/>
+                <w:szCs w:val="20"/>
+              </w:rPr>
+              <w:t xml:space="preserve">Server Settings</w:t>
+            </w:r>
+          </w:p>
+        </w:tc>
+        <w:tc>
+          <w:tcPr>
+            <w:tcW w:type="dxa" w:w="6960"/>
+            <w:tcBorders>
+              <w:top w:val="single" w:color="DDDDDD" w:sz="1"/>
+              <w:left w:val="single" w:color="DDDDDD" w:sz="1"/>
+              <w:bottom w:val="single" w:color="DDDDDD" w:sz="1"/>
+              <w:right w:val="single" w:color="DDDDDD" w:sz="1"/>
+            </w:tcBorders>
+            <w:shd w:fill="F8F9FF" w:val="clear"/>
+            <w:tcMar>
+              <w:top w:type="dxa" w:w="80"/>
+              <w:left w:type="dxa" w:w="150"/>
+              <w:bottom w:type="dxa" w:w="80"/>
+              <w:right w:type="dxa" w:w="150"/>
+            </w:tcMar>
+          </w:tcPr>
+          <w:p>
+            <w:r>
+              <w:rPr>
+                <w:rFonts w:ascii="Arial" w:cs="Arial" w:eastAsia="Arial" w:hAnsi="Arial"/>
+                <w:color w:val="313338"/>
+                <w:sz w:val="20"/>
+                <w:szCs w:val="20"/>
+              </w:rPr>
+              <w:t xml:space="preserve">Rename the server and edit its description.</w:t>
+            </w:r>
+          </w:p>
+        </w:tc>
+      </w:tr>
+    </w:tbl>
     <w:p>
       <w:pPr>
         <w:spacing w:after="200"/>
       </w:pPr>
-    </w:p>
-    <w:p>
-      <w:r>
-        <w:br w:type="page"/>
-      </w:r>
     </w:p>
     <w:p>
       <w:pPr>
@@ -1807,15 +2443,15 @@
           <w:b/>
           <w:bCs/>
           <w:color w:val="1E1F22"/>
-          <w:sz w:val="30"/>
-          <w:szCs w:val="30"/>
+          <w:sz w:val="28"/>
+          <w:szCs w:val="28"/>
         </w:rPr>
         <w:t xml:space="preserve">2. Inviting Users</w:t>
       </w:r>
     </w:p>
     <w:p>
       <w:pPr>
-        <w:spacing w:after="100"/>
+        <w:spacing w:after="120"/>
       </w:pPr>
       <w:r>
         <w:rPr>
@@ -1835,7 +2471,7 @@
     <w:p>
       <w:pPr>
         <w:pStyle w:val="Heading2"/>
-        <w:spacing w:after="100" w:before="260"/>
+        <w:spacing w:after="120" w:before="280"/>
       </w:pPr>
       <w:r>
         <w:rPr>
@@ -1851,7 +2487,7 @@
     </w:p>
     <w:p>
       <w:pPr>
-        <w:spacing w:after="100"/>
+        <w:spacing w:after="120"/>
       </w:pPr>
       <w:r>
         <w:rPr>
@@ -1928,7 +2564,7 @@
     <w:p>
       <w:pPr>
         <w:pStyle w:val="Heading2"/>
-        <w:spacing w:after="100" w:before="260"/>
+        <w:spacing w:after="120" w:before="280"/>
       </w:pPr>
       <w:r>
         <w:rPr>
@@ -1944,7 +2580,7 @@
     </w:p>
     <w:p>
       <w:pPr>
-        <w:spacing w:after="100"/>
+        <w:spacing w:after="120"/>
       </w:pPr>
       <w:r>
         <w:rPr>
@@ -1958,22 +2594,16 @@
     </w:p>
     <w:p>
       <w:pPr>
-        <w:spacing w:after="40"/>
-      </w:pPr>
-    </w:p>
-    <w:p>
-      <w:pPr>
         <w:pStyle w:val="ListParagraph"/>
         <w:numPr>
           <w:ilvl w:val="0"/>
-          <w:numId w:val="3"/>
+          <w:numId w:val="2"/>
         </w:numPr>
         <w:spacing w:after="80"/>
       </w:pPr>
       <w:r>
         <w:rPr>
           <w:rFonts w:ascii="Arial" w:cs="Arial" w:eastAsia="Arial" w:hAnsi="Arial"/>
-          <w:color w:val="313338"/>
           <w:sz w:val="22"/>
           <w:szCs w:val="22"/>
         </w:rPr>
@@ -1985,18 +2615,17 @@
         <w:pStyle w:val="ListParagraph"/>
         <w:numPr>
           <w:ilvl w:val="0"/>
-          <w:numId w:val="3"/>
+          <w:numId w:val="2"/>
         </w:numPr>
         <w:spacing w:after="80"/>
       </w:pPr>
       <w:r>
         <w:rPr>
           <w:rFonts w:ascii="Arial" w:cs="Arial" w:eastAsia="Arial" w:hAnsi="Arial"/>
-          <w:color w:val="313338"/>
           <w:sz w:val="22"/>
           <w:szCs w:val="22"/>
         </w:rPr>
-        <w:t xml:space="preserve">Enter the person's email address</w:t>
+        <w:t xml:space="preserve">Enter the person’s email address</w:t>
       </w:r>
     </w:p>
     <w:p>
@@ -2004,14 +2633,13 @@
         <w:pStyle w:val="ListParagraph"/>
         <w:numPr>
           <w:ilvl w:val="0"/>
-          <w:numId w:val="3"/>
+          <w:numId w:val="2"/>
         </w:numPr>
         <w:spacing w:after="80"/>
       </w:pPr>
       <w:r>
         <w:rPr>
           <w:rFonts w:ascii="Arial" w:cs="Arial" w:eastAsia="Arial" w:hAnsi="Arial"/>
-          <w:color w:val="313338"/>
           <w:sz w:val="22"/>
           <w:szCs w:val="22"/>
         </w:rPr>
@@ -2092,7 +2720,7 @@
     <w:p>
       <w:pPr>
         <w:pStyle w:val="Heading2"/>
-        <w:spacing w:after="100" w:before="260"/>
+        <w:spacing w:after="120" w:before="280"/>
       </w:pPr>
       <w:r>
         <w:rPr>
@@ -2111,14 +2739,13 @@
         <w:pStyle w:val="ListParagraph"/>
         <w:numPr>
           <w:ilvl w:val="0"/>
-          <w:numId w:val="3"/>
+          <w:numId w:val="2"/>
         </w:numPr>
         <w:spacing w:after="80"/>
       </w:pPr>
       <w:r>
         <w:rPr>
           <w:rFonts w:ascii="Arial" w:cs="Arial" w:eastAsia="Arial" w:hAnsi="Arial"/>
-          <w:color w:val="313338"/>
           <w:sz w:val="22"/>
           <w:szCs w:val="22"/>
         </w:rPr>
@@ -2130,14 +2757,13 @@
         <w:pStyle w:val="ListParagraph"/>
         <w:numPr>
           <w:ilvl w:val="0"/>
-          <w:numId w:val="3"/>
+          <w:numId w:val="2"/>
         </w:numPr>
         <w:spacing w:after="80"/>
       </w:pPr>
       <w:r>
         <w:rPr>
           <w:rFonts w:ascii="Arial" w:cs="Arial" w:eastAsia="Arial" w:hAnsi="Arial"/>
-          <w:color w:val="313338"/>
           <w:sz w:val="22"/>
           <w:szCs w:val="22"/>
         </w:rPr>
@@ -2149,18 +2775,17 @@
         <w:pStyle w:val="ListParagraph"/>
         <w:numPr>
           <w:ilvl w:val="0"/>
-          <w:numId w:val="3"/>
+          <w:numId w:val="2"/>
         </w:numPr>
         <w:spacing w:after="80"/>
       </w:pPr>
       <w:r>
         <w:rPr>
           <w:rFonts w:ascii="Arial" w:cs="Arial" w:eastAsia="Arial" w:hAnsi="Arial"/>
-          <w:color w:val="313338"/>
           <w:sz w:val="22"/>
           <w:szCs w:val="22"/>
         </w:rPr>
-        <w:t xml:space="preserve">Enter a username (2-32 characters), email, and password (8+ characters)</w:t>
+        <w:t xml:space="preserve">Enter a username (2–32 characters), email, and password (8+ characters)</w:t>
       </w:r>
     </w:p>
     <w:p>
@@ -2168,14 +2793,13 @@
         <w:pStyle w:val="ListParagraph"/>
         <w:numPr>
           <w:ilvl w:val="0"/>
-          <w:numId w:val="3"/>
+          <w:numId w:val="2"/>
         </w:numPr>
         <w:spacing w:after="80"/>
       </w:pPr>
       <w:r>
         <w:rPr>
           <w:rFonts w:ascii="Arial" w:cs="Arial" w:eastAsia="Arial" w:hAnsi="Arial"/>
-          <w:color w:val="313338"/>
           <w:sz w:val="22"/>
           <w:szCs w:val="22"/>
         </w:rPr>
@@ -2242,7 +2866,7 @@
                 <w:sz w:val="22"/>
                 <w:szCs w:val="22"/>
               </w:rPr>
-              <w:t xml:space="preserve">New users are assigned the Member role automatically and can start chatting right away.</w:t>
+              <w:t xml:space="preserve">New users are assigned the Member role automatically and can start chatting right away. Remember Me on the login screen keeps them signed in on that device.</w:t>
             </w:r>
           </w:p>
         </w:tc>
@@ -2256,7 +2880,7 @@
     <w:p>
       <w:pPr>
         <w:pStyle w:val="Heading2"/>
-        <w:spacing w:after="100" w:before="260"/>
+        <w:spacing w:after="120" w:before="280"/>
       </w:pPr>
       <w:r>
         <w:rPr>
@@ -2272,7 +2896,7 @@
     </w:p>
     <w:p>
       <w:pPr>
-        <w:spacing w:after="100"/>
+        <w:spacing w:after="120"/>
       </w:pPr>
       <w:r>
         <w:rPr>
@@ -2281,18 +2905,13 @@
           <w:sz w:val="22"/>
           <w:szCs w:val="22"/>
         </w:rPr>
-        <w:t xml:space="preserve">Point Windows users to the download link on the login page (or share The Crows Nest Setup installer .exe directly). They install it like any Windows application and get a dedicated desktop app with a shortcut in the Start menu. The app checks for updates automatically.</w:t>
+        <w:t xml:space="preserve">Point users to the download links on the login page — both Windows and Linux installers are available (share The Crows Nest Setup .exe or .AppImage directly if you prefer). They install it like any normal application and get a dedicated desktop app with a shortcut/launcher entry. The app checks for updates automatically.</w:t>
       </w:r>
     </w:p>
     <w:p>
       <w:pPr>
         <w:spacing w:after="200"/>
       </w:pPr>
-    </w:p>
-    <w:p>
-      <w:r>
-        <w:br w:type="page"/>
-      </w:r>
     </w:p>
     <w:p>
       <w:pPr>
@@ -2308,8 +2927,8 @@
           <w:b/>
           <w:bCs/>
           <w:color w:val="1E1F22"/>
-          <w:sz w:val="30"/>
-          <w:szCs w:val="30"/>
+          <w:sz w:val="28"/>
+          <w:szCs w:val="28"/>
         </w:rPr>
         <w:t xml:space="preserve">3. Server Settings</w:t>
       </w:r>
@@ -2317,7 +2936,7 @@
     <w:p>
       <w:pPr>
         <w:pStyle w:val="Heading2"/>
-        <w:spacing w:after="100" w:before="260"/>
+        <w:spacing w:after="120" w:before="280"/>
       </w:pPr>
       <w:r>
         <w:rPr>
@@ -2336,18 +2955,17 @@
         <w:pStyle w:val="ListParagraph"/>
         <w:numPr>
           <w:ilvl w:val="0"/>
-          <w:numId w:val="3"/>
+          <w:numId w:val="2"/>
         </w:numPr>
         <w:spacing w:after="80"/>
       </w:pPr>
       <w:r>
         <w:rPr>
           <w:rFonts w:ascii="Arial" w:cs="Arial" w:eastAsia="Arial" w:hAnsi="Arial"/>
-          <w:color w:val="313338"/>
           <w:sz w:val="22"/>
           <w:szCs w:val="22"/>
         </w:rPr>
-        <w:t xml:space="preserve">Click the gear icon in the sidebar to open Admin Settings</w:t>
+        <w:t xml:space="preserve">Click the gear icon in the sidebar to open Admin Settings (or use Server Settings in the full Admin Portal)</w:t>
       </w:r>
     </w:p>
     <w:p>
@@ -2355,18 +2973,17 @@
         <w:pStyle w:val="ListParagraph"/>
         <w:numPr>
           <w:ilvl w:val="0"/>
-          <w:numId w:val="3"/>
+          <w:numId w:val="2"/>
         </w:numPr>
         <w:spacing w:after="80"/>
       </w:pPr>
       <w:r>
         <w:rPr>
           <w:rFonts w:ascii="Arial" w:cs="Arial" w:eastAsia="Arial" w:hAnsi="Arial"/>
-          <w:color w:val="313338"/>
           <w:sz w:val="22"/>
           <w:szCs w:val="22"/>
         </w:rPr>
-        <w:t xml:space="preserve">The Server tab opens by default</w:t>
+        <w:t xml:space="preserve">Edit the SERVER NAME field</w:t>
       </w:r>
     </w:p>
     <w:p>
@@ -2374,18 +2991,17 @@
         <w:pStyle w:val="ListParagraph"/>
         <w:numPr>
           <w:ilvl w:val="0"/>
-          <w:numId w:val="3"/>
+          <w:numId w:val="2"/>
         </w:numPr>
         <w:spacing w:after="80"/>
       </w:pPr>
       <w:r>
         <w:rPr>
           <w:rFonts w:ascii="Arial" w:cs="Arial" w:eastAsia="Arial" w:hAnsi="Arial"/>
-          <w:color w:val="313338"/>
           <w:sz w:val="22"/>
           <w:szCs w:val="22"/>
         </w:rPr>
-        <w:t xml:space="preserve">Edit the SERVER NAME field</w:t>
+        <w:t xml:space="preserve">Optionally add a DESCRIPTION</w:t>
       </w:r>
     </w:p>
     <w:p>
@@ -2393,42 +3009,22 @@
         <w:pStyle w:val="ListParagraph"/>
         <w:numPr>
           <w:ilvl w:val="0"/>
-          <w:numId w:val="3"/>
+          <w:numId w:val="2"/>
         </w:numPr>
         <w:spacing w:after="80"/>
       </w:pPr>
       <w:r>
         <w:rPr>
           <w:rFonts w:ascii="Arial" w:cs="Arial" w:eastAsia="Arial" w:hAnsi="Arial"/>
-          <w:color w:val="313338"/>
           <w:sz w:val="22"/>
           <w:szCs w:val="22"/>
         </w:rPr>
-        <w:t xml:space="preserve">Optionally add a DESCRIPTION</w:t>
-      </w:r>
-    </w:p>
-    <w:p>
-      <w:pPr>
-        <w:pStyle w:val="ListParagraph"/>
-        <w:numPr>
-          <w:ilvl w:val="0"/>
-          <w:numId w:val="3"/>
-        </w:numPr>
-        <w:spacing w:after="80"/>
-      </w:pPr>
-      <w:r>
-        <w:rPr>
-          <w:rFonts w:ascii="Arial" w:cs="Arial" w:eastAsia="Arial" w:hAnsi="Arial"/>
-          <w:color w:val="313338"/>
-          <w:sz w:val="22"/>
-          <w:szCs w:val="22"/>
-        </w:rPr>
         <w:t xml:space="preserve">Click Save Changes — the new name appears immediately in the sidebar for all users</w:t>
       </w:r>
     </w:p>
     <w:p>
       <w:pPr>
-        <w:spacing w:after="160"/>
+        <w:spacing w:after="200"/>
       </w:pPr>
     </w:p>
     <w:p>
@@ -2445,8 +3041,8 @@
           <w:b/>
           <w:bCs/>
           <w:color w:val="1E1F22"/>
-          <w:sz w:val="30"/>
-          <w:szCs w:val="30"/>
+          <w:sz w:val="28"/>
+          <w:szCs w:val="28"/>
         </w:rPr>
         <w:t xml:space="preserve">4. Channel Management</w:t>
       </w:r>
@@ -2454,7 +3050,7 @@
     <w:p>
       <w:pPr>
         <w:pStyle w:val="Heading2"/>
-        <w:spacing w:after="100" w:before="260"/>
+        <w:spacing w:after="120" w:before="280"/>
       </w:pPr>
       <w:r>
         <w:rPr>
@@ -2473,18 +3069,17 @@
         <w:pStyle w:val="ListParagraph"/>
         <w:numPr>
           <w:ilvl w:val="0"/>
-          <w:numId w:val="3"/>
+          <w:numId w:val="2"/>
         </w:numPr>
         <w:spacing w:after="80"/>
       </w:pPr>
       <w:r>
         <w:rPr>
           <w:rFonts w:ascii="Arial" w:cs="Arial" w:eastAsia="Arial" w:hAnsi="Arial"/>
-          <w:color w:val="313338"/>
           <w:sz w:val="22"/>
           <w:szCs w:val="22"/>
         </w:rPr>
-        <w:t xml:space="preserve">In the main sidebar, click the + button next to TEXT CHANNELS or VOICE CHANNELS</w:t>
+        <w:t xml:space="preserve">In the main sidebar, click the + button next to TEXT CHANNELS or VOICE CHANNELS (or use + New Channel in the Admin Portal)</w:t>
       </w:r>
     </w:p>
     <w:p>
@@ -2492,18 +3087,17 @@
         <w:pStyle w:val="ListParagraph"/>
         <w:numPr>
           <w:ilvl w:val="0"/>
-          <w:numId w:val="3"/>
+          <w:numId w:val="2"/>
         </w:numPr>
         <w:spacing w:after="80"/>
       </w:pPr>
       <w:r>
         <w:rPr>
           <w:rFonts w:ascii="Arial" w:cs="Arial" w:eastAsia="Arial" w:hAnsi="Arial"/>
-          <w:color w:val="313338"/>
           <w:sz w:val="22"/>
           <w:szCs w:val="22"/>
         </w:rPr>
-        <w:t xml:space="preserve">Type the channel name in the dialog</w:t>
+        <w:t xml:space="preserve">Type the channel name</w:t>
       </w:r>
     </w:p>
     <w:p>
@@ -2511,14 +3105,31 @@
         <w:pStyle w:val="ListParagraph"/>
         <w:numPr>
           <w:ilvl w:val="0"/>
-          <w:numId w:val="3"/>
+          <w:numId w:val="2"/>
         </w:numPr>
         <w:spacing w:after="80"/>
       </w:pPr>
       <w:r>
         <w:rPr>
           <w:rFonts w:ascii="Arial" w:cs="Arial" w:eastAsia="Arial" w:hAnsi="Arial"/>
-          <w:color w:val="313338"/>
+          <w:sz w:val="22"/>
+          <w:szCs w:val="22"/>
+        </w:rPr>
+        <w:t xml:space="preserve">Optionally check Private channel and pick which members can see and use it (see Section 5)</w:t>
+      </w:r>
+    </w:p>
+    <w:p>
+      <w:pPr>
+        <w:pStyle w:val="ListParagraph"/>
+        <w:numPr>
+          <w:ilvl w:val="0"/>
+          <w:numId w:val="2"/>
+        </w:numPr>
+        <w:spacing w:after="80"/>
+      </w:pPr>
+      <w:r>
+        <w:rPr>
+          <w:rFonts w:ascii="Arial" w:cs="Arial" w:eastAsia="Arial" w:hAnsi="Arial"/>
           <w:sz w:val="22"/>
           <w:szCs w:val="22"/>
         </w:rPr>
@@ -2599,7 +3210,7 @@
     <w:p>
       <w:pPr>
         <w:pStyle w:val="Heading2"/>
-        <w:spacing w:after="100" w:before="260"/>
+        <w:spacing w:after="120" w:before="280"/>
       </w:pPr>
       <w:r>
         <w:rPr>
@@ -2618,18 +3229,17 @@
         <w:pStyle w:val="ListParagraph"/>
         <w:numPr>
           <w:ilvl w:val="0"/>
-          <w:numId w:val="3"/>
+          <w:numId w:val="2"/>
         </w:numPr>
         <w:spacing w:after="80"/>
       </w:pPr>
       <w:r>
         <w:rPr>
           <w:rFonts w:ascii="Arial" w:cs="Arial" w:eastAsia="Arial" w:hAnsi="Arial"/>
-          <w:color w:val="313338"/>
           <w:sz w:val="22"/>
           <w:szCs w:val="22"/>
         </w:rPr>
-        <w:t xml:space="preserve">Open Admin Settings (gear icon)</w:t>
+        <w:t xml:space="preserve">Open Admin Settings (gear icon) or the Admin Portal’s Channels tab</w:t>
       </w:r>
     </w:p>
     <w:p>
@@ -2637,18 +3247,17 @@
         <w:pStyle w:val="ListParagraph"/>
         <w:numPr>
           <w:ilvl w:val="0"/>
-          <w:numId w:val="3"/>
+          <w:numId w:val="2"/>
         </w:numPr>
         <w:spacing w:after="80"/>
       </w:pPr>
       <w:r>
         <w:rPr>
           <w:rFonts w:ascii="Arial" w:cs="Arial" w:eastAsia="Arial" w:hAnsi="Arial"/>
-          <w:color w:val="313338"/>
           <w:sz w:val="22"/>
           <w:szCs w:val="22"/>
         </w:rPr>
-        <w:t xml:space="preserve">Click the Channels tab</w:t>
+        <w:t xml:space="preserve">Hover over a channel and click the pencil (edit) icon</w:t>
       </w:r>
     </w:p>
     <w:p>
@@ -2656,18 +3265,39 @@
         <w:pStyle w:val="ListParagraph"/>
         <w:numPr>
           <w:ilvl w:val="0"/>
-          <w:numId w:val="3"/>
+          <w:numId w:val="2"/>
         </w:numPr>
         <w:spacing w:after="80"/>
       </w:pPr>
       <w:r>
         <w:rPr>
           <w:rFonts w:ascii="Arial" w:cs="Arial" w:eastAsia="Arial" w:hAnsi="Arial"/>
-          <w:color w:val="313338"/>
           <w:sz w:val="22"/>
           <w:szCs w:val="22"/>
         </w:rPr>
-        <w:t xml:space="preserve">Hover over a channel and click the pencil (edit) icon</w:t>
+        <w:t xml:space="preserve">Type the new name and press Enter or click Save</w:t>
+      </w:r>
+    </w:p>
+    <w:p>
+      <w:pPr>
+        <w:spacing w:after="160"/>
+      </w:pPr>
+    </w:p>
+    <w:p>
+      <w:pPr>
+        <w:pStyle w:val="Heading2"/>
+        <w:spacing w:after="120" w:before="280"/>
+      </w:pPr>
+      <w:r>
+        <w:rPr>
+          <w:rFonts w:ascii="Arial" w:cs="Arial" w:eastAsia="Arial" w:hAnsi="Arial"/>
+          <w:b/>
+          <w:bCs/>
+          <w:color w:val="5865F2"/>
+          <w:sz w:val="24"/>
+          <w:szCs w:val="24"/>
+        </w:rPr>
+        <w:t xml:space="preserve">4.3 Deleting a Channel</w:t>
       </w:r>
     </w:p>
     <w:p>
@@ -2675,18 +3305,53 @@
         <w:pStyle w:val="ListParagraph"/>
         <w:numPr>
           <w:ilvl w:val="0"/>
-          <w:numId w:val="3"/>
+          <w:numId w:val="2"/>
         </w:numPr>
         <w:spacing w:after="80"/>
       </w:pPr>
       <w:r>
         <w:rPr>
           <w:rFonts w:ascii="Arial" w:cs="Arial" w:eastAsia="Arial" w:hAnsi="Arial"/>
-          <w:color w:val="313338"/>
           <w:sz w:val="22"/>
           <w:szCs w:val="22"/>
         </w:rPr>
-        <w:t xml:space="preserve">Type the new name and press Enter or click Save</w:t>
+        <w:t xml:space="preserve">Hover over the channel name in the sidebar (or find it in the Admin Portal’s Channels tab)</w:t>
+      </w:r>
+    </w:p>
+    <w:p>
+      <w:pPr>
+        <w:pStyle w:val="ListParagraph"/>
+        <w:numPr>
+          <w:ilvl w:val="0"/>
+          <w:numId w:val="2"/>
+        </w:numPr>
+        <w:spacing w:after="80"/>
+      </w:pPr>
+      <w:r>
+        <w:rPr>
+          <w:rFonts w:ascii="Arial" w:cs="Arial" w:eastAsia="Arial" w:hAnsi="Arial"/>
+          <w:sz w:val="22"/>
+          <w:szCs w:val="22"/>
+        </w:rPr>
+        <w:t xml:space="preserve">Click the trash icon</w:t>
+      </w:r>
+    </w:p>
+    <w:p>
+      <w:pPr>
+        <w:pStyle w:val="ListParagraph"/>
+        <w:numPr>
+          <w:ilvl w:val="0"/>
+          <w:numId w:val="2"/>
+        </w:numPr>
+        <w:spacing w:after="80"/>
+      </w:pPr>
+      <w:r>
+        <w:rPr>
+          <w:rFonts w:ascii="Arial" w:cs="Arial" w:eastAsia="Arial" w:hAnsi="Arial"/>
+          <w:sz w:val="22"/>
+          <w:szCs w:val="22"/>
+        </w:rPr>
+        <w:t xml:space="preserve">Confirm deletion in the prompt</w:t>
       </w:r>
     </w:p>
     <w:p>
@@ -2719,7 +3384,7 @@
               <w:bottom w:val="none" w:color="FFFFFF" w:sz="0"/>
               <w:right w:val="none" w:color="FFFFFF" w:sz="0"/>
             </w:tcBorders>
-            <w:shd w:fill="EEF0FF" w:val="clear"/>
+            <w:shd w:fill="FDECEA" w:val="clear"/>
             <w:tcMar>
               <w:top w:type="dxa" w:w="120"/>
               <w:left w:type="dxa" w:w="200"/>
@@ -2736,11 +3401,11 @@
                 <w:rFonts w:ascii="Arial" w:cs="Arial" w:eastAsia="Arial" w:hAnsi="Arial"/>
                 <w:b/>
                 <w:bCs/>
-                <w:color w:val="5865F2"/>
+                <w:color w:val="ED4245"/>
                 <w:sz w:val="22"/>
                 <w:szCs w:val="22"/>
               </w:rPr>
-              <w:t xml:space="preserve">NOTE: </w:t>
+              <w:t xml:space="preserve">IMPORTANT: </w:t>
             </w:r>
             <w:r>
               <w:rPr>
@@ -2749,7 +3414,7 @@
                 <w:sz w:val="22"/>
                 <w:szCs w:val="22"/>
               </w:rPr>
-              <w:t xml:space="preserve">Renaming a channel updates it in real time for all connected users without requiring a page refresh.</w:t>
+              <w:t xml:space="preserve">Deleting a channel permanently removes all messages in it. This cannot be undone.</w:t>
             </w:r>
           </w:p>
         </w:tc>
@@ -2763,7 +3428,7 @@
     <w:p>
       <w:pPr>
         <w:pStyle w:val="Heading2"/>
-        <w:spacing w:after="100" w:before="260"/>
+        <w:spacing w:after="120" w:before="280"/>
       </w:pPr>
       <w:r>
         <w:rPr>
@@ -2774,17 +3439,12 @@
           <w:sz w:val="24"/>
           <w:szCs w:val="24"/>
         </w:rPr>
-        <w:t xml:space="preserve">4.3 Deleting a Channel</w:t>
-      </w:r>
-    </w:p>
-    <w:p>
-      <w:pPr>
-        <w:pStyle w:val="ListParagraph"/>
-        <w:numPr>
-          <w:ilvl w:val="0"/>
-          <w:numId w:val="3"/>
-        </w:numPr>
-        <w:spacing w:after="80"/>
+        <w:t xml:space="preserve">4.4 Default Channels</w:t>
+      </w:r>
+    </w:p>
+    <w:p>
+      <w:pPr>
+        <w:spacing w:after="120"/>
       </w:pPr>
       <w:r>
         <w:rPr>
@@ -2793,17 +3453,437 @@
           <w:sz w:val="22"/>
           <w:szCs w:val="22"/>
         </w:rPr>
-        <w:t xml:space="preserve">Hover over the channel name in the sidebar</w:t>
-      </w:r>
-    </w:p>
-    <w:p>
-      <w:pPr>
-        <w:pStyle w:val="ListParagraph"/>
-        <w:numPr>
-          <w:ilvl w:val="0"/>
-          <w:numId w:val="3"/>
-        </w:numPr>
-        <w:spacing w:after="80"/>
+        <w:t xml:space="preserve">These channels are created when the server first starts:</w:t>
+      </w:r>
+    </w:p>
+    <w:p>
+      <w:pPr>
+        <w:spacing w:after="40"/>
+      </w:pPr>
+    </w:p>
+    <w:tbl>
+      <w:tblPr>
+        <w:tblW w:type="dxa" w:w="9360"/>
+        <w:tblBorders>
+          <w:top w:val="single" w:color="auto" w:sz="4"/>
+          <w:left w:val="single" w:color="auto" w:sz="4"/>
+          <w:bottom w:val="single" w:color="auto" w:sz="4"/>
+          <w:right w:val="single" w:color="auto" w:sz="4"/>
+          <w:insideH w:val="single" w:color="auto" w:sz="4"/>
+          <w:insideV w:val="single" w:color="auto" w:sz="4"/>
+        </w:tblBorders>
+      </w:tblPr>
+      <w:tblGrid>
+        <w:gridCol w:w="3000"/>
+        <w:gridCol w:w="2000"/>
+        <w:gridCol w:w="4360"/>
+      </w:tblGrid>
+      <w:tr>
+        <w:trPr>
+          <w:tblHeader/>
+        </w:trPr>
+        <w:tc>
+          <w:tcPr>
+            <w:tcW w:type="dxa" w:w="3000"/>
+            <w:tcBorders>
+              <w:top w:val="single" w:color="5865F2" w:sz="1"/>
+              <w:left w:val="single" w:color="5865F2" w:sz="1"/>
+              <w:bottom w:val="single" w:color="5865F2" w:sz="1"/>
+              <w:right w:val="single" w:color="5865F2" w:sz="1"/>
+            </w:tcBorders>
+            <w:shd w:fill="5865F2" w:val="clear"/>
+            <w:tcMar>
+              <w:top w:type="dxa" w:w="100"/>
+              <w:left w:type="dxa" w:w="150"/>
+              <w:bottom w:type="dxa" w:w="100"/>
+              <w:right w:type="dxa" w:w="150"/>
+            </w:tcMar>
+            <w:vAlign w:val="center"/>
+          </w:tcPr>
+          <w:p>
+            <w:pPr>
+              <w:jc w:val="left"/>
+            </w:pPr>
+            <w:r>
+              <w:rPr>
+                <w:rFonts w:ascii="Arial" w:cs="Arial" w:eastAsia="Arial" w:hAnsi="Arial"/>
+                <w:b/>
+                <w:bCs/>
+                <w:color w:val="FFFFFF"/>
+                <w:sz w:val="20"/>
+                <w:szCs w:val="20"/>
+              </w:rPr>
+              <w:t xml:space="preserve">Channel</w:t>
+            </w:r>
+          </w:p>
+        </w:tc>
+        <w:tc>
+          <w:tcPr>
+            <w:tcW w:type="dxa" w:w="2000"/>
+            <w:tcBorders>
+              <w:top w:val="single" w:color="5865F2" w:sz="1"/>
+              <w:left w:val="single" w:color="5865F2" w:sz="1"/>
+              <w:bottom w:val="single" w:color="5865F2" w:sz="1"/>
+              <w:right w:val="single" w:color="5865F2" w:sz="1"/>
+            </w:tcBorders>
+            <w:shd w:fill="5865F2" w:val="clear"/>
+            <w:tcMar>
+              <w:top w:type="dxa" w:w="100"/>
+              <w:left w:type="dxa" w:w="150"/>
+              <w:bottom w:type="dxa" w:w="100"/>
+              <w:right w:type="dxa" w:w="150"/>
+            </w:tcMar>
+            <w:vAlign w:val="center"/>
+          </w:tcPr>
+          <w:p>
+            <w:pPr>
+              <w:jc w:val="left"/>
+            </w:pPr>
+            <w:r>
+              <w:rPr>
+                <w:rFonts w:ascii="Arial" w:cs="Arial" w:eastAsia="Arial" w:hAnsi="Arial"/>
+                <w:b/>
+                <w:bCs/>
+                <w:color w:val="FFFFFF"/>
+                <w:sz w:val="20"/>
+                <w:szCs w:val="20"/>
+              </w:rPr>
+              <w:t xml:space="preserve">Type</w:t>
+            </w:r>
+          </w:p>
+        </w:tc>
+        <w:tc>
+          <w:tcPr>
+            <w:tcW w:type="dxa" w:w="4360"/>
+            <w:tcBorders>
+              <w:top w:val="single" w:color="5865F2" w:sz="1"/>
+              <w:left w:val="single" w:color="5865F2" w:sz="1"/>
+              <w:bottom w:val="single" w:color="5865F2" w:sz="1"/>
+              <w:right w:val="single" w:color="5865F2" w:sz="1"/>
+            </w:tcBorders>
+            <w:shd w:fill="5865F2" w:val="clear"/>
+            <w:tcMar>
+              <w:top w:type="dxa" w:w="100"/>
+              <w:left w:type="dxa" w:w="150"/>
+              <w:bottom w:type="dxa" w:w="100"/>
+              <w:right w:type="dxa" w:w="150"/>
+            </w:tcMar>
+            <w:vAlign w:val="center"/>
+          </w:tcPr>
+          <w:p>
+            <w:pPr>
+              <w:jc w:val="left"/>
+            </w:pPr>
+            <w:r>
+              <w:rPr>
+                <w:rFonts w:ascii="Arial" w:cs="Arial" w:eastAsia="Arial" w:hAnsi="Arial"/>
+                <w:b/>
+                <w:bCs/>
+                <w:color w:val="FFFFFF"/>
+                <w:sz w:val="20"/>
+                <w:szCs w:val="20"/>
+              </w:rPr>
+              <w:t xml:space="preserve">Purpose</w:t>
+            </w:r>
+          </w:p>
+        </w:tc>
+      </w:tr>
+      <w:tr>
+        <w:tc>
+          <w:tcPr>
+            <w:tcW w:type="dxa" w:w="3000"/>
+            <w:tcBorders>
+              <w:top w:val="single" w:color="DDDDDD" w:sz="1"/>
+              <w:left w:val="single" w:color="DDDDDD" w:sz="1"/>
+              <w:bottom w:val="single" w:color="DDDDDD" w:sz="1"/>
+              <w:right w:val="single" w:color="DDDDDD" w:sz="1"/>
+            </w:tcBorders>
+            <w:shd w:fill="FFFFFF" w:val="clear"/>
+            <w:tcMar>
+              <w:top w:type="dxa" w:w="80"/>
+              <w:left w:type="dxa" w:w="150"/>
+              <w:bottom w:type="dxa" w:w="80"/>
+              <w:right w:type="dxa" w:w="150"/>
+            </w:tcMar>
+          </w:tcPr>
+          <w:p>
+            <w:r>
+              <w:rPr>
+                <w:rFonts w:ascii="Arial" w:cs="Arial" w:eastAsia="Arial" w:hAnsi="Arial"/>
+                <w:color w:val="313338"/>
+                <w:sz w:val="20"/>
+                <w:szCs w:val="20"/>
+              </w:rPr>
+              <w:t xml:space="preserve">#general</w:t>
+            </w:r>
+          </w:p>
+        </w:tc>
+        <w:tc>
+          <w:tcPr>
+            <w:tcW w:type="dxa" w:w="2000"/>
+            <w:tcBorders>
+              <w:top w:val="single" w:color="DDDDDD" w:sz="1"/>
+              <w:left w:val="single" w:color="DDDDDD" w:sz="1"/>
+              <w:bottom w:val="single" w:color="DDDDDD" w:sz="1"/>
+              <w:right w:val="single" w:color="DDDDDD" w:sz="1"/>
+            </w:tcBorders>
+            <w:shd w:fill="FFFFFF" w:val="clear"/>
+            <w:tcMar>
+              <w:top w:type="dxa" w:w="80"/>
+              <w:left w:type="dxa" w:w="150"/>
+              <w:bottom w:type="dxa" w:w="80"/>
+              <w:right w:type="dxa" w:w="150"/>
+            </w:tcMar>
+          </w:tcPr>
+          <w:p>
+            <w:r>
+              <w:rPr>
+                <w:rFonts w:ascii="Arial" w:cs="Arial" w:eastAsia="Arial" w:hAnsi="Arial"/>
+                <w:color w:val="313338"/>
+                <w:sz w:val="20"/>
+                <w:szCs w:val="20"/>
+              </w:rPr>
+              <w:t xml:space="preserve">Text</w:t>
+            </w:r>
+          </w:p>
+        </w:tc>
+        <w:tc>
+          <w:tcPr>
+            <w:tcW w:type="dxa" w:w="4360"/>
+            <w:tcBorders>
+              <w:top w:val="single" w:color="DDDDDD" w:sz="1"/>
+              <w:left w:val="single" w:color="DDDDDD" w:sz="1"/>
+              <w:bottom w:val="single" w:color="DDDDDD" w:sz="1"/>
+              <w:right w:val="single" w:color="DDDDDD" w:sz="1"/>
+            </w:tcBorders>
+            <w:shd w:fill="FFFFFF" w:val="clear"/>
+            <w:tcMar>
+              <w:top w:type="dxa" w:w="80"/>
+              <w:left w:type="dxa" w:w="150"/>
+              <w:bottom w:type="dxa" w:w="80"/>
+              <w:right w:type="dxa" w:w="150"/>
+            </w:tcMar>
+          </w:tcPr>
+          <w:p>
+            <w:r>
+              <w:rPr>
+                <w:rFonts w:ascii="Arial" w:cs="Arial" w:eastAsia="Arial" w:hAnsi="Arial"/>
+                <w:color w:val="313338"/>
+                <w:sz w:val="20"/>
+                <w:szCs w:val="20"/>
+              </w:rPr>
+              <w:t xml:space="preserve">Main conversation channel</w:t>
+            </w:r>
+          </w:p>
+        </w:tc>
+      </w:tr>
+      <w:tr>
+        <w:tc>
+          <w:tcPr>
+            <w:tcW w:type="dxa" w:w="3000"/>
+            <w:tcBorders>
+              <w:top w:val="single" w:color="DDDDDD" w:sz="1"/>
+              <w:left w:val="single" w:color="DDDDDD" w:sz="1"/>
+              <w:bottom w:val="single" w:color="DDDDDD" w:sz="1"/>
+              <w:right w:val="single" w:color="DDDDDD" w:sz="1"/>
+            </w:tcBorders>
+            <w:shd w:fill="F8F9FF" w:val="clear"/>
+            <w:tcMar>
+              <w:top w:type="dxa" w:w="80"/>
+              <w:left w:type="dxa" w:w="150"/>
+              <w:bottom w:type="dxa" w:w="80"/>
+              <w:right w:type="dxa" w:w="150"/>
+            </w:tcMar>
+          </w:tcPr>
+          <w:p>
+            <w:r>
+              <w:rPr>
+                <w:rFonts w:ascii="Arial" w:cs="Arial" w:eastAsia="Arial" w:hAnsi="Arial"/>
+                <w:color w:val="313338"/>
+                <w:sz w:val="20"/>
+                <w:szCs w:val="20"/>
+              </w:rPr>
+              <w:t xml:space="preserve">#announcements</w:t>
+            </w:r>
+          </w:p>
+        </w:tc>
+        <w:tc>
+          <w:tcPr>
+            <w:tcW w:type="dxa" w:w="2000"/>
+            <w:tcBorders>
+              <w:top w:val="single" w:color="DDDDDD" w:sz="1"/>
+              <w:left w:val="single" w:color="DDDDDD" w:sz="1"/>
+              <w:bottom w:val="single" w:color="DDDDDD" w:sz="1"/>
+              <w:right w:val="single" w:color="DDDDDD" w:sz="1"/>
+            </w:tcBorders>
+            <w:shd w:fill="F8F9FF" w:val="clear"/>
+            <w:tcMar>
+              <w:top w:type="dxa" w:w="80"/>
+              <w:left w:type="dxa" w:w="150"/>
+              <w:bottom w:type="dxa" w:w="80"/>
+              <w:right w:type="dxa" w:w="150"/>
+            </w:tcMar>
+          </w:tcPr>
+          <w:p>
+            <w:r>
+              <w:rPr>
+                <w:rFonts w:ascii="Arial" w:cs="Arial" w:eastAsia="Arial" w:hAnsi="Arial"/>
+                <w:color w:val="313338"/>
+                <w:sz w:val="20"/>
+                <w:szCs w:val="20"/>
+              </w:rPr>
+              <w:t xml:space="preserve">Text</w:t>
+            </w:r>
+          </w:p>
+        </w:tc>
+        <w:tc>
+          <w:tcPr>
+            <w:tcW w:type="dxa" w:w="4360"/>
+            <w:tcBorders>
+              <w:top w:val="single" w:color="DDDDDD" w:sz="1"/>
+              <w:left w:val="single" w:color="DDDDDD" w:sz="1"/>
+              <w:bottom w:val="single" w:color="DDDDDD" w:sz="1"/>
+              <w:right w:val="single" w:color="DDDDDD" w:sz="1"/>
+            </w:tcBorders>
+            <w:shd w:fill="F8F9FF" w:val="clear"/>
+            <w:tcMar>
+              <w:top w:type="dxa" w:w="80"/>
+              <w:left w:type="dxa" w:w="150"/>
+              <w:bottom w:type="dxa" w:w="80"/>
+              <w:right w:type="dxa" w:w="150"/>
+            </w:tcMar>
+          </w:tcPr>
+          <w:p>
+            <w:r>
+              <w:rPr>
+                <w:rFonts w:ascii="Arial" w:cs="Arial" w:eastAsia="Arial" w:hAnsi="Arial"/>
+                <w:color w:val="313338"/>
+                <w:sz w:val="20"/>
+                <w:szCs w:val="20"/>
+              </w:rPr>
+              <w:t xml:space="preserve">Server-wide announcements</w:t>
+            </w:r>
+          </w:p>
+        </w:tc>
+      </w:tr>
+      <w:tr>
+        <w:tc>
+          <w:tcPr>
+            <w:tcW w:type="dxa" w:w="3000"/>
+            <w:tcBorders>
+              <w:top w:val="single" w:color="DDDDDD" w:sz="1"/>
+              <w:left w:val="single" w:color="DDDDDD" w:sz="1"/>
+              <w:bottom w:val="single" w:color="DDDDDD" w:sz="1"/>
+              <w:right w:val="single" w:color="DDDDDD" w:sz="1"/>
+            </w:tcBorders>
+            <w:shd w:fill="FFFFFF" w:val="clear"/>
+            <w:tcMar>
+              <w:top w:type="dxa" w:w="80"/>
+              <w:left w:type="dxa" w:w="150"/>
+              <w:bottom w:type="dxa" w:w="80"/>
+              <w:right w:type="dxa" w:w="150"/>
+            </w:tcMar>
+          </w:tcPr>
+          <w:p>
+            <w:r>
+              <w:rPr>
+                <w:rFonts w:ascii="Arial" w:cs="Arial" w:eastAsia="Arial" w:hAnsi="Arial"/>
+                <w:color w:val="313338"/>
+                <w:sz w:val="20"/>
+                <w:szCs w:val="20"/>
+              </w:rPr>
+              <w:t xml:space="preserve">General Voice</w:t>
+            </w:r>
+          </w:p>
+        </w:tc>
+        <w:tc>
+          <w:tcPr>
+            <w:tcW w:type="dxa" w:w="2000"/>
+            <w:tcBorders>
+              <w:top w:val="single" w:color="DDDDDD" w:sz="1"/>
+              <w:left w:val="single" w:color="DDDDDD" w:sz="1"/>
+              <w:bottom w:val="single" w:color="DDDDDD" w:sz="1"/>
+              <w:right w:val="single" w:color="DDDDDD" w:sz="1"/>
+            </w:tcBorders>
+            <w:shd w:fill="FFFFFF" w:val="clear"/>
+            <w:tcMar>
+              <w:top w:type="dxa" w:w="80"/>
+              <w:left w:type="dxa" w:w="150"/>
+              <w:bottom w:type="dxa" w:w="80"/>
+              <w:right w:type="dxa" w:w="150"/>
+            </w:tcMar>
+          </w:tcPr>
+          <w:p>
+            <w:r>
+              <w:rPr>
+                <w:rFonts w:ascii="Arial" w:cs="Arial" w:eastAsia="Arial" w:hAnsi="Arial"/>
+                <w:color w:val="313338"/>
+                <w:sz w:val="20"/>
+                <w:szCs w:val="20"/>
+              </w:rPr>
+              <w:t xml:space="preserve">Voice</w:t>
+            </w:r>
+          </w:p>
+        </w:tc>
+        <w:tc>
+          <w:tcPr>
+            <w:tcW w:type="dxa" w:w="4360"/>
+            <w:tcBorders>
+              <w:top w:val="single" w:color="DDDDDD" w:sz="1"/>
+              <w:left w:val="single" w:color="DDDDDD" w:sz="1"/>
+              <w:bottom w:val="single" w:color="DDDDDD" w:sz="1"/>
+              <w:right w:val="single" w:color="DDDDDD" w:sz="1"/>
+            </w:tcBorders>
+            <w:shd w:fill="FFFFFF" w:val="clear"/>
+            <w:tcMar>
+              <w:top w:type="dxa" w:w="80"/>
+              <w:left w:type="dxa" w:w="150"/>
+              <w:bottom w:type="dxa" w:w="80"/>
+              <w:right w:type="dxa" w:w="150"/>
+            </w:tcMar>
+          </w:tcPr>
+          <w:p>
+            <w:r>
+              <w:rPr>
+                <w:rFonts w:ascii="Arial" w:cs="Arial" w:eastAsia="Arial" w:hAnsi="Arial"/>
+                <w:color w:val="313338"/>
+                <w:sz w:val="20"/>
+                <w:szCs w:val="20"/>
+              </w:rPr>
+              <w:t xml:space="preserve">Default voice / video room</w:t>
+            </w:r>
+          </w:p>
+        </w:tc>
+      </w:tr>
+    </w:tbl>
+    <w:p>
+      <w:pPr>
+        <w:spacing w:after="200"/>
+      </w:pPr>
+    </w:p>
+    <w:p>
+      <w:pPr>
+        <w:pStyle w:val="Heading1"/>
+        <w:pBdr>
+          <w:bottom w:val="single" w:color="5865F2" w:sz="4" w:space="6"/>
+        </w:pBdr>
+        <w:spacing w:after="160" w:before="360"/>
+      </w:pPr>
+      <w:r>
+        <w:rPr>
+          <w:rFonts w:ascii="Arial" w:cs="Arial" w:eastAsia="Arial" w:hAnsi="Arial"/>
+          <w:b/>
+          <w:bCs/>
+          <w:color w:val="1E1F22"/>
+          <w:sz w:val="28"/>
+          <w:szCs w:val="28"/>
+        </w:rPr>
+        <w:t xml:space="preserve">5. Private (Hidden) Channels</w:t>
+      </w:r>
+    </w:p>
+    <w:p>
+      <w:pPr>
+        <w:spacing w:after="120"/>
       </w:pPr>
       <w:r>
         <w:rPr>
@@ -2812,26 +3892,7 @@
           <w:sz w:val="22"/>
           <w:szCs w:val="22"/>
         </w:rPr>
-        <w:t xml:space="preserve">Click the trash icon that appears on the right</w:t>
-      </w:r>
-    </w:p>
-    <w:p>
-      <w:pPr>
-        <w:pStyle w:val="ListParagraph"/>
-        <w:numPr>
-          <w:ilvl w:val="0"/>
-          <w:numId w:val="3"/>
-        </w:numPr>
-        <w:spacing w:after="80"/>
-      </w:pPr>
-      <w:r>
-        <w:rPr>
-          <w:rFonts w:ascii="Arial" w:cs="Arial" w:eastAsia="Arial" w:hAnsi="Arial"/>
-          <w:color w:val="313338"/>
-          <w:sz w:val="22"/>
-          <w:szCs w:val="22"/>
-        </w:rPr>
-        <w:t xml:space="preserve">Confirm deletion in the prompt</w:t>
+        <w:t xml:space="preserve">Any text or voice channel can be made private — hidden from everyone except the members you explicitly pick. Non-members can’t see it in their sidebar, can’t read its message history, and can’t get a voice token to join it, even by guessing its link. This is enforced on the server, not just hidden in the interface.</w:t>
       </w:r>
     </w:p>
     <w:p>
@@ -2864,7 +3925,7 @@
               <w:bottom w:val="none" w:color="FFFFFF" w:sz="0"/>
               <w:right w:val="none" w:color="FFFFFF" w:sz="0"/>
             </w:tcBorders>
-            <w:shd w:fill="FDECEA" w:val="clear"/>
+            <w:shd w:fill="EEF0FF" w:val="clear"/>
             <w:tcMar>
               <w:top w:type="dxa" w:w="120"/>
               <w:left w:type="dxa" w:w="200"/>
@@ -2881,11 +3942,11 @@
                 <w:rFonts w:ascii="Arial" w:cs="Arial" w:eastAsia="Arial" w:hAnsi="Arial"/>
                 <w:b/>
                 <w:bCs/>
-                <w:color w:val="ED4245"/>
+                <w:color w:val="5865F2"/>
                 <w:sz w:val="22"/>
                 <w:szCs w:val="22"/>
               </w:rPr>
-              <w:t xml:space="preserve">IMPORTANT: </w:t>
+              <w:t xml:space="preserve">NOTE: </w:t>
             </w:r>
             <w:r>
               <w:rPr>
@@ -2894,7 +3955,7 @@
                 <w:sz w:val="22"/>
                 <w:szCs w:val="22"/>
               </w:rPr>
-              <w:t xml:space="preserve">Deleting a channel permanently removes all messages in it. This cannot be undone.</w:t>
+              <w:t xml:space="preserve">Admins can always see and join every channel, private or not — the member list only restricts regular members. This keeps management and moderation possible without needing to be added to every private channel individually.</w:t>
             </w:r>
           </w:p>
         </w:tc>
@@ -2908,7 +3969,7 @@
     <w:p>
       <w:pPr>
         <w:pStyle w:val="Heading2"/>
-        <w:spacing w:after="100" w:before="260"/>
+        <w:spacing w:after="120" w:before="280"/>
       </w:pPr>
       <w:r>
         <w:rPr>
@@ -2919,12 +3980,12 @@
           <w:sz w:val="24"/>
           <w:szCs w:val="24"/>
         </w:rPr>
-        <w:t xml:space="preserve">4.4 Default Channels</w:t>
-      </w:r>
-    </w:p>
-    <w:p>
-      <w:pPr>
-        <w:spacing w:after="100"/>
+        <w:t xml:space="preserve">5.1 Making a Channel Private at Creation</w:t>
+      </w:r>
+    </w:p>
+    <w:p>
+      <w:pPr>
+        <w:spacing w:after="120"/>
       </w:pPr>
       <w:r>
         <w:rPr>
@@ -2933,434 +3994,18 @@
           <w:sz w:val="22"/>
           <w:szCs w:val="22"/>
         </w:rPr>
-        <w:t xml:space="preserve">These channels are created when the server first starts:</w:t>
-      </w:r>
-    </w:p>
-    <w:p>
-      <w:pPr>
-        <w:spacing w:after="40"/>
-      </w:pPr>
-    </w:p>
-    <w:tbl>
-      <w:tblPr>
-        <w:tblW w:type="dxa" w:w="9360"/>
-        <w:tblBorders>
-          <w:top w:val="single" w:color="auto" w:sz="4"/>
-          <w:left w:val="single" w:color="auto" w:sz="4"/>
-          <w:bottom w:val="single" w:color="auto" w:sz="4"/>
-          <w:right w:val="single" w:color="auto" w:sz="4"/>
-          <w:insideH w:val="single" w:color="auto" w:sz="4"/>
-          <w:insideV w:val="single" w:color="auto" w:sz="4"/>
-        </w:tblBorders>
-      </w:tblPr>
-      <w:tblGrid>
-        <w:gridCol w:w="2800"/>
-        <w:gridCol w:w="1800"/>
-        <w:gridCol w:w="4760"/>
-      </w:tblGrid>
-      <w:tr>
-        <w:trPr>
-          <w:tblHeader/>
-        </w:trPr>
-        <w:tc>
-          <w:tcPr>
-            <w:tcW w:type="dxa" w:w="2800"/>
-            <w:tcBorders>
-              <w:top w:val="single" w:color="5865F2" w:sz="1"/>
-              <w:left w:val="single" w:color="5865F2" w:sz="1"/>
-              <w:bottom w:val="single" w:color="5865F2" w:sz="1"/>
-              <w:right w:val="single" w:color="5865F2" w:sz="1"/>
-            </w:tcBorders>
-            <w:shd w:fill="5865F2" w:val="clear"/>
-            <w:tcMar>
-              <w:top w:type="dxa" w:w="100"/>
-              <w:left w:type="dxa" w:w="150"/>
-              <w:bottom w:type="dxa" w:w="100"/>
-              <w:right w:type="dxa" w:w="150"/>
-            </w:tcMar>
-            <w:vAlign w:val="center"/>
-          </w:tcPr>
-          <w:p>
-            <w:r>
-              <w:rPr>
-                <w:rFonts w:ascii="Arial" w:cs="Arial" w:eastAsia="Arial" w:hAnsi="Arial"/>
-                <w:b/>
-                <w:bCs/>
-                <w:color w:val="FFFFFF"/>
-                <w:sz w:val="20"/>
-                <w:szCs w:val="20"/>
-              </w:rPr>
-              <w:t xml:space="preserve">Channel</w:t>
-            </w:r>
-          </w:p>
-        </w:tc>
-        <w:tc>
-          <w:tcPr>
-            <w:tcW w:type="dxa" w:w="1800"/>
-            <w:tcBorders>
-              <w:top w:val="single" w:color="5865F2" w:sz="1"/>
-              <w:left w:val="single" w:color="5865F2" w:sz="1"/>
-              <w:bottom w:val="single" w:color="5865F2" w:sz="1"/>
-              <w:right w:val="single" w:color="5865F2" w:sz="1"/>
-            </w:tcBorders>
-            <w:shd w:fill="5865F2" w:val="clear"/>
-            <w:tcMar>
-              <w:top w:type="dxa" w:w="100"/>
-              <w:left w:type="dxa" w:w="150"/>
-              <w:bottom w:type="dxa" w:w="100"/>
-              <w:right w:type="dxa" w:w="150"/>
-            </w:tcMar>
-            <w:vAlign w:val="center"/>
-          </w:tcPr>
-          <w:p>
-            <w:r>
-              <w:rPr>
-                <w:rFonts w:ascii="Arial" w:cs="Arial" w:eastAsia="Arial" w:hAnsi="Arial"/>
-                <w:b/>
-                <w:bCs/>
-                <w:color w:val="FFFFFF"/>
-                <w:sz w:val="20"/>
-                <w:szCs w:val="20"/>
-              </w:rPr>
-              <w:t xml:space="preserve">Type</w:t>
-            </w:r>
-          </w:p>
-        </w:tc>
-        <w:tc>
-          <w:tcPr>
-            <w:tcW w:type="dxa" w:w="4760"/>
-            <w:tcBorders>
-              <w:top w:val="single" w:color="5865F2" w:sz="1"/>
-              <w:left w:val="single" w:color="5865F2" w:sz="1"/>
-              <w:bottom w:val="single" w:color="5865F2" w:sz="1"/>
-              <w:right w:val="single" w:color="5865F2" w:sz="1"/>
-            </w:tcBorders>
-            <w:shd w:fill="5865F2" w:val="clear"/>
-            <w:tcMar>
-              <w:top w:type="dxa" w:w="100"/>
-              <w:left w:type="dxa" w:w="150"/>
-              <w:bottom w:type="dxa" w:w="100"/>
-              <w:right w:type="dxa" w:w="150"/>
-            </w:tcMar>
-            <w:vAlign w:val="center"/>
-          </w:tcPr>
-          <w:p>
-            <w:r>
-              <w:rPr>
-                <w:rFonts w:ascii="Arial" w:cs="Arial" w:eastAsia="Arial" w:hAnsi="Arial"/>
-                <w:b/>
-                <w:bCs/>
-                <w:color w:val="FFFFFF"/>
-                <w:sz w:val="20"/>
-                <w:szCs w:val="20"/>
-              </w:rPr>
-              <w:t xml:space="preserve">Purpose</w:t>
-            </w:r>
-          </w:p>
-        </w:tc>
-      </w:tr>
-      <w:tr>
-        <w:tc>
-          <w:tcPr>
-            <w:tcW w:type="dxa" w:w="2800"/>
-            <w:tcBorders>
-              <w:top w:val="single" w:color="DDDDDD" w:sz="1"/>
-              <w:left w:val="single" w:color="DDDDDD" w:sz="1"/>
-              <w:bottom w:val="single" w:color="DDDDDD" w:sz="1"/>
-              <w:right w:val="single" w:color="DDDDDD" w:sz="1"/>
-            </w:tcBorders>
-            <w:shd w:fill="FFFFFF" w:val="clear"/>
-            <w:tcMar>
-              <w:top w:type="dxa" w:w="80"/>
-              <w:left w:type="dxa" w:w="150"/>
-              <w:bottom w:type="dxa" w:w="80"/>
-              <w:right w:type="dxa" w:w="150"/>
-            </w:tcMar>
-          </w:tcPr>
-          <w:p>
-            <w:r>
-              <w:rPr>
-                <w:rFonts w:ascii="Arial" w:cs="Arial" w:eastAsia="Arial" w:hAnsi="Arial"/>
-                <w:color w:val="313338"/>
-                <w:sz w:val="20"/>
-                <w:szCs w:val="20"/>
-              </w:rPr>
-              <w:t xml:space="preserve">#general</w:t>
-            </w:r>
-          </w:p>
-        </w:tc>
-        <w:tc>
-          <w:tcPr>
-            <w:tcW w:type="dxa" w:w="1800"/>
-            <w:tcBorders>
-              <w:top w:val="single" w:color="DDDDDD" w:sz="1"/>
-              <w:left w:val="single" w:color="DDDDDD" w:sz="1"/>
-              <w:bottom w:val="single" w:color="DDDDDD" w:sz="1"/>
-              <w:right w:val="single" w:color="DDDDDD" w:sz="1"/>
-            </w:tcBorders>
-            <w:shd w:fill="FFFFFF" w:val="clear"/>
-            <w:tcMar>
-              <w:top w:type="dxa" w:w="80"/>
-              <w:left w:type="dxa" w:w="150"/>
-              <w:bottom w:type="dxa" w:w="80"/>
-              <w:right w:type="dxa" w:w="150"/>
-            </w:tcMar>
-          </w:tcPr>
-          <w:p>
-            <w:r>
-              <w:rPr>
-                <w:rFonts w:ascii="Arial" w:cs="Arial" w:eastAsia="Arial" w:hAnsi="Arial"/>
-                <w:color w:val="313338"/>
-                <w:sz w:val="20"/>
-                <w:szCs w:val="20"/>
-              </w:rPr>
-              <w:t xml:space="preserve">Text</w:t>
-            </w:r>
-          </w:p>
-        </w:tc>
-        <w:tc>
-          <w:tcPr>
-            <w:tcW w:type="dxa" w:w="4760"/>
-            <w:tcBorders>
-              <w:top w:val="single" w:color="DDDDDD" w:sz="1"/>
-              <w:left w:val="single" w:color="DDDDDD" w:sz="1"/>
-              <w:bottom w:val="single" w:color="DDDDDD" w:sz="1"/>
-              <w:right w:val="single" w:color="DDDDDD" w:sz="1"/>
-            </w:tcBorders>
-            <w:shd w:fill="FFFFFF" w:val="clear"/>
-            <w:tcMar>
-              <w:top w:type="dxa" w:w="80"/>
-              <w:left w:type="dxa" w:w="150"/>
-              <w:bottom w:type="dxa" w:w="80"/>
-              <w:right w:type="dxa" w:w="150"/>
-            </w:tcMar>
-          </w:tcPr>
-          <w:p>
-            <w:r>
-              <w:rPr>
-                <w:rFonts w:ascii="Arial" w:cs="Arial" w:eastAsia="Arial" w:hAnsi="Arial"/>
-                <w:color w:val="313338"/>
-                <w:sz w:val="20"/>
-                <w:szCs w:val="20"/>
-              </w:rPr>
-              <w:t xml:space="preserve">Main conversation channel</w:t>
-            </w:r>
-          </w:p>
-        </w:tc>
-      </w:tr>
-      <w:tr>
-        <w:tc>
-          <w:tcPr>
-            <w:tcW w:type="dxa" w:w="2800"/>
-            <w:tcBorders>
-              <w:top w:val="single" w:color="DDDDDD" w:sz="1"/>
-              <w:left w:val="single" w:color="DDDDDD" w:sz="1"/>
-              <w:bottom w:val="single" w:color="DDDDDD" w:sz="1"/>
-              <w:right w:val="single" w:color="DDDDDD" w:sz="1"/>
-            </w:tcBorders>
-            <w:shd w:fill="F8F9FF" w:val="clear"/>
-            <w:tcMar>
-              <w:top w:type="dxa" w:w="80"/>
-              <w:left w:type="dxa" w:w="150"/>
-              <w:bottom w:type="dxa" w:w="80"/>
-              <w:right w:type="dxa" w:w="150"/>
-            </w:tcMar>
-          </w:tcPr>
-          <w:p>
-            <w:r>
-              <w:rPr>
-                <w:rFonts w:ascii="Arial" w:cs="Arial" w:eastAsia="Arial" w:hAnsi="Arial"/>
-                <w:color w:val="313338"/>
-                <w:sz w:val="20"/>
-                <w:szCs w:val="20"/>
-              </w:rPr>
-              <w:t xml:space="preserve">#announcements</w:t>
-            </w:r>
-          </w:p>
-        </w:tc>
-        <w:tc>
-          <w:tcPr>
-            <w:tcW w:type="dxa" w:w="1800"/>
-            <w:tcBorders>
-              <w:top w:val="single" w:color="DDDDDD" w:sz="1"/>
-              <w:left w:val="single" w:color="DDDDDD" w:sz="1"/>
-              <w:bottom w:val="single" w:color="DDDDDD" w:sz="1"/>
-              <w:right w:val="single" w:color="DDDDDD" w:sz="1"/>
-            </w:tcBorders>
-            <w:shd w:fill="F8F9FF" w:val="clear"/>
-            <w:tcMar>
-              <w:top w:type="dxa" w:w="80"/>
-              <w:left w:type="dxa" w:w="150"/>
-              <w:bottom w:type="dxa" w:w="80"/>
-              <w:right w:type="dxa" w:w="150"/>
-            </w:tcMar>
-          </w:tcPr>
-          <w:p>
-            <w:r>
-              <w:rPr>
-                <w:rFonts w:ascii="Arial" w:cs="Arial" w:eastAsia="Arial" w:hAnsi="Arial"/>
-                <w:color w:val="313338"/>
-                <w:sz w:val="20"/>
-                <w:szCs w:val="20"/>
-              </w:rPr>
-              <w:t xml:space="preserve">Text</w:t>
-            </w:r>
-          </w:p>
-        </w:tc>
-        <w:tc>
-          <w:tcPr>
-            <w:tcW w:type="dxa" w:w="4760"/>
-            <w:tcBorders>
-              <w:top w:val="single" w:color="DDDDDD" w:sz="1"/>
-              <w:left w:val="single" w:color="DDDDDD" w:sz="1"/>
-              <w:bottom w:val="single" w:color="DDDDDD" w:sz="1"/>
-              <w:right w:val="single" w:color="DDDDDD" w:sz="1"/>
-            </w:tcBorders>
-            <w:shd w:fill="F8F9FF" w:val="clear"/>
-            <w:tcMar>
-              <w:top w:type="dxa" w:w="80"/>
-              <w:left w:type="dxa" w:w="150"/>
-              <w:bottom w:type="dxa" w:w="80"/>
-              <w:right w:type="dxa" w:w="150"/>
-            </w:tcMar>
-          </w:tcPr>
-          <w:p>
-            <w:r>
-              <w:rPr>
-                <w:rFonts w:ascii="Arial" w:cs="Arial" w:eastAsia="Arial" w:hAnsi="Arial"/>
-                <w:color w:val="313338"/>
-                <w:sz w:val="20"/>
-                <w:szCs w:val="20"/>
-              </w:rPr>
-              <w:t xml:space="preserve">Server-wide announcements</w:t>
-            </w:r>
-          </w:p>
-        </w:tc>
-      </w:tr>
-      <w:tr>
-        <w:tc>
-          <w:tcPr>
-            <w:tcW w:type="dxa" w:w="2800"/>
-            <w:tcBorders>
-              <w:top w:val="single" w:color="DDDDDD" w:sz="1"/>
-              <w:left w:val="single" w:color="DDDDDD" w:sz="1"/>
-              <w:bottom w:val="single" w:color="DDDDDD" w:sz="1"/>
-              <w:right w:val="single" w:color="DDDDDD" w:sz="1"/>
-            </w:tcBorders>
-            <w:shd w:fill="FFFFFF" w:val="clear"/>
-            <w:tcMar>
-              <w:top w:type="dxa" w:w="80"/>
-              <w:left w:type="dxa" w:w="150"/>
-              <w:bottom w:type="dxa" w:w="80"/>
-              <w:right w:type="dxa" w:w="150"/>
-            </w:tcMar>
-          </w:tcPr>
-          <w:p>
-            <w:r>
-              <w:rPr>
-                <w:rFonts w:ascii="Arial" w:cs="Arial" w:eastAsia="Arial" w:hAnsi="Arial"/>
-                <w:color w:val="313338"/>
-                <w:sz w:val="20"/>
-                <w:szCs w:val="20"/>
-              </w:rPr>
-              <w:t xml:space="preserve">General Voice</w:t>
-            </w:r>
-          </w:p>
-        </w:tc>
-        <w:tc>
-          <w:tcPr>
-            <w:tcW w:type="dxa" w:w="1800"/>
-            <w:tcBorders>
-              <w:top w:val="single" w:color="DDDDDD" w:sz="1"/>
-              <w:left w:val="single" w:color="DDDDDD" w:sz="1"/>
-              <w:bottom w:val="single" w:color="DDDDDD" w:sz="1"/>
-              <w:right w:val="single" w:color="DDDDDD" w:sz="1"/>
-            </w:tcBorders>
-            <w:shd w:fill="FFFFFF" w:val="clear"/>
-            <w:tcMar>
-              <w:top w:type="dxa" w:w="80"/>
-              <w:left w:type="dxa" w:w="150"/>
-              <w:bottom w:type="dxa" w:w="80"/>
-              <w:right w:type="dxa" w:w="150"/>
-            </w:tcMar>
-          </w:tcPr>
-          <w:p>
-            <w:r>
-              <w:rPr>
-                <w:rFonts w:ascii="Arial" w:cs="Arial" w:eastAsia="Arial" w:hAnsi="Arial"/>
-                <w:color w:val="313338"/>
-                <w:sz w:val="20"/>
-                <w:szCs w:val="20"/>
-              </w:rPr>
-              <w:t xml:space="preserve">Voice</w:t>
-            </w:r>
-          </w:p>
-        </w:tc>
-        <w:tc>
-          <w:tcPr>
-            <w:tcW w:type="dxa" w:w="4760"/>
-            <w:tcBorders>
-              <w:top w:val="single" w:color="DDDDDD" w:sz="1"/>
-              <w:left w:val="single" w:color="DDDDDD" w:sz="1"/>
-              <w:bottom w:val="single" w:color="DDDDDD" w:sz="1"/>
-              <w:right w:val="single" w:color="DDDDDD" w:sz="1"/>
-            </w:tcBorders>
-            <w:shd w:fill="FFFFFF" w:val="clear"/>
-            <w:tcMar>
-              <w:top w:type="dxa" w:w="80"/>
-              <w:left w:type="dxa" w:w="150"/>
-              <w:bottom w:type="dxa" w:w="80"/>
-              <w:right w:type="dxa" w:w="150"/>
-            </w:tcMar>
-          </w:tcPr>
-          <w:p>
-            <w:r>
-              <w:rPr>
-                <w:rFonts w:ascii="Arial" w:cs="Arial" w:eastAsia="Arial" w:hAnsi="Arial"/>
-                <w:color w:val="313338"/>
-                <w:sz w:val="20"/>
-                <w:szCs w:val="20"/>
-              </w:rPr>
-              <w:t xml:space="preserve">Default voice / video room</w:t>
-            </w:r>
-          </w:p>
-        </w:tc>
-      </w:tr>
-    </w:tbl>
-    <w:p>
-      <w:pPr>
-        <w:spacing w:after="200"/>
-      </w:pPr>
-    </w:p>
-    <w:p>
-      <w:r>
-        <w:br w:type="page"/>
-      </w:r>
-    </w:p>
-    <w:p>
-      <w:pPr>
-        <w:pStyle w:val="Heading1"/>
-        <w:pBdr>
-          <w:bottom w:val="single" w:color="5865F2" w:sz="4" w:space="6"/>
-        </w:pBdr>
-        <w:spacing w:after="160" w:before="360"/>
-      </w:pPr>
-      <w:r>
-        <w:rPr>
-          <w:rFonts w:ascii="Arial" w:cs="Arial" w:eastAsia="Arial" w:hAnsi="Arial"/>
-          <w:b/>
-          <w:bCs/>
-          <w:color w:val="1E1F22"/>
-          <w:sz w:val="30"/>
-          <w:szCs w:val="30"/>
-        </w:rPr>
-        <w:t xml:space="preserve">5. Message Moderation</w:t>
-      </w:r>
+        <w:t xml:space="preserve">Check Private channel in the create-channel dialog and pick members from the checklist that appears (see Section 4.1).</w:t>
+      </w:r>
+    </w:p>
+    <w:p>
+      <w:pPr>
+        <w:spacing w:after="160"/>
+      </w:pPr>
     </w:p>
     <w:p>
       <w:pPr>
         <w:pStyle w:val="Heading2"/>
-        <w:spacing w:after="100" w:before="260"/>
+        <w:spacing w:after="120" w:before="280"/>
       </w:pPr>
       <w:r>
         <w:rPr>
@@ -3371,7 +4016,7 @@
           <w:sz w:val="24"/>
           <w:szCs w:val="24"/>
         </w:rPr>
-        <w:t xml:space="preserve">5.1 Deleting Messages in the App</w:t>
+        <w:t xml:space="preserve">5.2 Changing an Existing Channel’s Access</w:t>
       </w:r>
     </w:p>
     <w:p>
@@ -3386,11 +4031,10 @@
       <w:r>
         <w:rPr>
           <w:rFonts w:ascii="Arial" w:cs="Arial" w:eastAsia="Arial" w:hAnsi="Arial"/>
-          <w:color w:val="313338"/>
           <w:sz w:val="22"/>
           <w:szCs w:val="22"/>
         </w:rPr>
-        <w:t xml:space="preserve">Hover over any message in a text channel</w:t>
+        <w:t xml:space="preserve">Open Admin Settings (gear icon) or the Admin Portal, and go to the Channels tab</w:t>
       </w:r>
     </w:p>
     <w:p>
@@ -3405,11 +4049,10 @@
       <w:r>
         <w:rPr>
           <w:rFonts w:ascii="Arial" w:cs="Arial" w:eastAsia="Arial" w:hAnsi="Arial"/>
-          <w:color w:val="313338"/>
           <w:sz w:val="22"/>
           <w:szCs w:val="22"/>
         </w:rPr>
-        <w:t xml:space="preserve">Click the trash icon that appears on the right</w:t>
+        <w:t xml:space="preserve">Click the lock icon next to the channel</w:t>
       </w:r>
     </w:p>
     <w:p>
@@ -3424,52 +4067,51 @@
       <w:r>
         <w:rPr>
           <w:rFonts w:ascii="Arial" w:cs="Arial" w:eastAsia="Arial" w:hAnsi="Arial"/>
-          <w:color w:val="313338"/>
           <w:sz w:val="22"/>
           <w:szCs w:val="22"/>
         </w:rPr>
-        <w:t xml:space="preserve">The message is deleted immediately and disappears for all users in real time</w:t>
-      </w:r>
-    </w:p>
-    <w:p>
-      <w:pPr>
-        <w:spacing w:after="160"/>
-      </w:pPr>
-    </w:p>
-    <w:p>
-      <w:pPr>
-        <w:pStyle w:val="Heading2"/>
-        <w:spacing w:after="100" w:before="260"/>
-      </w:pPr>
-      <w:r>
-        <w:rPr>
-          <w:rFonts w:ascii="Arial" w:cs="Arial" w:eastAsia="Arial" w:hAnsi="Arial"/>
-          <w:b/>
-          <w:bCs/>
-          <w:color w:val="5865F2"/>
-          <w:sz w:val="24"/>
-          <w:szCs w:val="24"/>
-        </w:rPr>
-        <w:t xml:space="preserve">5.2 Bulk Delete via Database</w:t>
-      </w:r>
-    </w:p>
-    <w:p>
-      <w:pPr>
-        <w:spacing w:after="100"/>
-      </w:pPr>
-      <w:r>
-        <w:rPr>
-          <w:rFonts w:ascii="Arial" w:cs="Arial" w:eastAsia="Arial" w:hAnsi="Arial"/>
-          <w:color w:val="313338"/>
+        <w:t xml:space="preserve">Toggle Private on or off</w:t>
+      </w:r>
+    </w:p>
+    <w:p>
+      <w:pPr>
+        <w:pStyle w:val="ListParagraph"/>
+        <w:numPr>
+          <w:ilvl w:val="0"/>
+          <w:numId w:val="2"/>
+        </w:numPr>
+        <w:spacing w:after="80"/>
+      </w:pPr>
+      <w:r>
+        <w:rPr>
+          <w:rFonts w:ascii="Arial" w:cs="Arial" w:eastAsia="Arial" w:hAnsi="Arial"/>
           <w:sz w:val="22"/>
           <w:szCs w:val="22"/>
         </w:rPr>
-        <w:t xml:space="preserve">Delete all messages from a specific user:</w:t>
-      </w:r>
-    </w:p>
-    <w:p>
-      <w:pPr>
-        <w:spacing w:after="40"/>
+        <w:t xml:space="preserve">If private, check the members who should have access</w:t>
+      </w:r>
+    </w:p>
+    <w:p>
+      <w:pPr>
+        <w:pStyle w:val="ListParagraph"/>
+        <w:numPr>
+          <w:ilvl w:val="0"/>
+          <w:numId w:val="2"/>
+        </w:numPr>
+        <w:spacing w:after="80"/>
+      </w:pPr>
+      <w:r>
+        <w:rPr>
+          <w:rFonts w:ascii="Arial" w:cs="Arial" w:eastAsia="Arial" w:hAnsi="Arial"/>
+          <w:sz w:val="22"/>
+          <w:szCs w:val="22"/>
+        </w:rPr>
+        <w:t xml:space="preserve">Click Save Access — takes effect immediately for everyone connected</w:t>
+      </w:r>
+    </w:p>
+    <w:p>
+      <w:pPr>
+        <w:spacing w:after="80"/>
       </w:pPr>
     </w:p>
     <w:tbl>
@@ -3492,12 +4134,12 @@
           <w:tcPr>
             <w:tcW w:type="dxa" w:w="9360"/>
             <w:tcBorders>
-              <w:top w:val="single" w:color="444444" w:sz="1"/>
-              <w:left w:val="single" w:color="444444" w:sz="1"/>
-              <w:bottom w:val="single" w:color="444444" w:sz="1"/>
-              <w:right w:val="single" w:color="444444" w:sz="1"/>
-            </w:tcBorders>
-            <w:shd w:fill="2B2D31" w:val="clear"/>
+              <w:top w:val="none" w:color="FFFFFF" w:sz="0"/>
+              <w:left w:val="none" w:color="FFFFFF" w:sz="0"/>
+              <w:bottom w:val="none" w:color="FFFFFF" w:sz="0"/>
+              <w:right w:val="none" w:color="FFFFFF" w:sz="0"/>
+            </w:tcBorders>
+            <w:shd w:fill="FFF8E1" w:val="clear"/>
             <w:tcMar>
               <w:top w:type="dxa" w:w="120"/>
               <w:left w:type="dxa" w:w="200"/>
@@ -3511,13 +4153,23 @@
             </w:pPr>
             <w:r>
               <w:rPr>
-                <w:rFonts w:ascii="Courier New" w:cs="Courier New" w:eastAsia="Courier New" w:hAnsi="Courier New"/>
-                <w:color w:val="A8D8A8"/>
-                <w:sz w:val="20"/>
-                <w:szCs w:val="20"/>
-              </w:rPr>
-              <w:t xml:space="preserve">DELETE FROM messages
-WHERE user_id = (SELECT id FROM users WHERE email = 'user@example.com');</w:t>
+                <w:rFonts w:ascii="Arial" w:cs="Arial" w:eastAsia="Arial" w:hAnsi="Arial"/>
+                <w:b/>
+                <w:bCs/>
+                <w:color w:val="F57C00"/>
+                <w:sz w:val="22"/>
+                <w:szCs w:val="22"/>
+              </w:rPr>
+              <w:t xml:space="preserve">TIP: </w:t>
+            </w:r>
+            <w:r>
+              <w:rPr>
+                <w:rFonts w:ascii="Arial" w:cs="Arial" w:eastAsia="Arial" w:hAnsi="Arial"/>
+                <w:color w:val="313338"/>
+                <w:sz w:val="22"/>
+                <w:szCs w:val="22"/>
+              </w:rPr>
+              <w:t xml:space="preserve">Changes made from the standalone Admin Portal don’t push a live update to already-connected users the way the in-app panel does — they may need to refresh to see the channel appear or disappear from their sidebar. Access itself (who can actually open or join it) is enforced correctly either way.</w:t>
             </w:r>
           </w:p>
         </w:tc>
@@ -3525,12 +4177,54 @@
     </w:tbl>
     <w:p>
       <w:pPr>
-        <w:spacing w:after="120"/>
-      </w:pPr>
-    </w:p>
-    <w:p>
-      <w:pPr>
-        <w:spacing w:after="100"/>
+        <w:spacing w:after="200"/>
+      </w:pPr>
+    </w:p>
+    <w:p>
+      <w:pPr>
+        <w:pStyle w:val="Heading1"/>
+        <w:pBdr>
+          <w:bottom w:val="single" w:color="5865F2" w:sz="4" w:space="6"/>
+        </w:pBdr>
+        <w:spacing w:after="160" w:before="360"/>
+      </w:pPr>
+      <w:r>
+        <w:rPr>
+          <w:rFonts w:ascii="Arial" w:cs="Arial" w:eastAsia="Arial" w:hAnsi="Arial"/>
+          <w:b/>
+          <w:bCs/>
+          <w:color w:val="1E1F22"/>
+          <w:sz w:val="28"/>
+          <w:szCs w:val="28"/>
+        </w:rPr>
+        <w:t xml:space="preserve">6. Message Moderation</w:t>
+      </w:r>
+    </w:p>
+    <w:p>
+      <w:pPr>
+        <w:pStyle w:val="Heading2"/>
+        <w:spacing w:after="120" w:before="280"/>
+      </w:pPr>
+      <w:r>
+        <w:rPr>
+          <w:rFonts w:ascii="Arial" w:cs="Arial" w:eastAsia="Arial" w:hAnsi="Arial"/>
+          <w:b/>
+          <w:bCs/>
+          <w:color w:val="5865F2"/>
+          <w:sz w:val="24"/>
+          <w:szCs w:val="24"/>
+        </w:rPr>
+        <w:t xml:space="preserve">6.1 Deleting Messages in the App</w:t>
+      </w:r>
+    </w:p>
+    <w:p>
+      <w:pPr>
+        <w:pStyle w:val="ListParagraph"/>
+        <w:numPr>
+          <w:ilvl w:val="0"/>
+          <w:numId w:val="3"/>
+        </w:numPr>
+        <w:spacing w:after="80"/>
       </w:pPr>
       <w:r>
         <w:rPr>
@@ -3539,12 +4233,86 @@
           <w:sz w:val="22"/>
           <w:szCs w:val="22"/>
         </w:rPr>
-        <w:t xml:space="preserve">Delete all messages in a specific channel:</w:t>
-      </w:r>
-    </w:p>
-    <w:p>
-      <w:pPr>
-        <w:spacing w:after="40"/>
+        <w:t xml:space="preserve">Hover over any message in a text channel — a trash icon appears on the right</w:t>
+      </w:r>
+    </w:p>
+    <w:p>
+      <w:pPr>
+        <w:pStyle w:val="ListParagraph"/>
+        <w:numPr>
+          <w:ilvl w:val="0"/>
+          <w:numId w:val="3"/>
+        </w:numPr>
+        <w:spacing w:after="80"/>
+      </w:pPr>
+      <w:r>
+        <w:rPr>
+          <w:rFonts w:ascii="Arial" w:cs="Arial" w:eastAsia="Arial" w:hAnsi="Arial"/>
+          <w:color w:val="313338"/>
+          <w:sz w:val="22"/>
+          <w:szCs w:val="22"/>
+        </w:rPr>
+        <w:t xml:space="preserve">Click it to permanently delete the message</w:t>
+      </w:r>
+    </w:p>
+    <w:p>
+      <w:pPr>
+        <w:pStyle w:val="ListParagraph"/>
+        <w:numPr>
+          <w:ilvl w:val="0"/>
+          <w:numId w:val="3"/>
+        </w:numPr>
+        <w:spacing w:after="80"/>
+      </w:pPr>
+      <w:r>
+        <w:rPr>
+          <w:rFonts w:ascii="Arial" w:cs="Arial" w:eastAsia="Arial" w:hAnsi="Arial"/>
+          <w:color w:val="313338"/>
+          <w:sz w:val="22"/>
+          <w:szCs w:val="22"/>
+        </w:rPr>
+        <w:t xml:space="preserve">The message disappears immediately for all users in real time</w:t>
+      </w:r>
+    </w:p>
+    <w:p>
+      <w:pPr>
+        <w:spacing w:after="160"/>
+      </w:pPr>
+    </w:p>
+    <w:p>
+      <w:pPr>
+        <w:pStyle w:val="Heading2"/>
+        <w:spacing w:after="120" w:before="280"/>
+      </w:pPr>
+      <w:r>
+        <w:rPr>
+          <w:rFonts w:ascii="Arial" w:cs="Arial" w:eastAsia="Arial" w:hAnsi="Arial"/>
+          <w:b/>
+          <w:bCs/>
+          <w:color w:val="5865F2"/>
+          <w:sz w:val="24"/>
+          <w:szCs w:val="24"/>
+        </w:rPr>
+        <w:t xml:space="preserve">6.2 Bulk Delete via Database</w:t>
+      </w:r>
+    </w:p>
+    <w:p>
+      <w:pPr>
+        <w:spacing w:after="120"/>
+      </w:pPr>
+      <w:r>
+        <w:rPr>
+          <w:rFonts w:ascii="Arial" w:cs="Arial" w:eastAsia="Arial" w:hAnsi="Arial"/>
+          <w:color w:val="313338"/>
+          <w:sz w:val="22"/>
+          <w:szCs w:val="22"/>
+        </w:rPr>
+        <w:t xml:space="preserve">Delete all messages from a specific user:</w:t>
+      </w:r>
+    </w:p>
+    <w:p>
+      <w:pPr>
+        <w:spacing w:after="60"/>
       </w:pPr>
     </w:p>
     <w:tbl>
@@ -3592,7 +4360,7 @@
                 <w:szCs w:val="20"/>
               </w:rPr>
               <w:t xml:space="preserve">DELETE FROM messages
-WHERE channel_id = (SELECT id FROM channels WHERE name = 'channel-name');</w:t>
+WHERE user_id = (SELECT id FROM users WHERE email = 'user@example.com');</w:t>
             </w:r>
           </w:p>
         </w:tc>
@@ -3600,59 +4368,12 @@
     </w:tbl>
     <w:p>
       <w:pPr>
-        <w:spacing w:after="200"/>
-      </w:pPr>
-    </w:p>
-    <w:p>
-      <w:r>
-        <w:br w:type="page"/>
-      </w:r>
-    </w:p>
-    <w:p>
-      <w:pPr>
-        <w:pStyle w:val="Heading1"/>
-        <w:pBdr>
-          <w:bottom w:val="single" w:color="5865F2" w:sz="4" w:space="6"/>
-        </w:pBdr>
-        <w:spacing w:after="160" w:before="360"/>
-      </w:pPr>
-      <w:r>
-        <w:rPr>
-          <w:rFonts w:ascii="Arial" w:cs="Arial" w:eastAsia="Arial" w:hAnsi="Arial"/>
-          <w:b/>
-          <w:bCs/>
-          <w:color w:val="1E1F22"/>
-          <w:sz w:val="30"/>
-          <w:szCs w:val="30"/>
-        </w:rPr>
-        <w:t xml:space="preserve">6. User Management</w:t>
-      </w:r>
-    </w:p>
-    <w:p>
-      <w:pPr>
-        <w:pStyle w:val="Heading2"/>
-        <w:spacing w:after="100" w:before="260"/>
-      </w:pPr>
-      <w:r>
-        <w:rPr>
-          <w:rFonts w:ascii="Arial" w:cs="Arial" w:eastAsia="Arial" w:hAnsi="Arial"/>
-          <w:b/>
-          <w:bCs/>
-          <w:color w:val="5865F2"/>
-          <w:sz w:val="24"/>
-          <w:szCs w:val="24"/>
-        </w:rPr>
-        <w:t xml:space="preserve">6.1 Accessing the User List</w:t>
-      </w:r>
-    </w:p>
-    <w:p>
-      <w:pPr>
-        <w:pStyle w:val="ListParagraph"/>
-        <w:numPr>
-          <w:ilvl w:val="0"/>
-          <w:numId w:val="3"/>
-        </w:numPr>
-        <w:spacing w:after="80"/>
+        <w:spacing w:after="100"/>
+      </w:pPr>
+    </w:p>
+    <w:p>
+      <w:pPr>
+        <w:spacing w:after="120"/>
       </w:pPr>
       <w:r>
         <w:rPr>
@@ -3661,146 +4382,12 @@
           <w:sz w:val="22"/>
           <w:szCs w:val="22"/>
         </w:rPr>
-        <w:t xml:space="preserve">Open Admin Settings (gear icon)</w:t>
-      </w:r>
-    </w:p>
-    <w:p>
-      <w:pPr>
-        <w:pStyle w:val="ListParagraph"/>
-        <w:numPr>
-          <w:ilvl w:val="0"/>
-          <w:numId w:val="3"/>
-        </w:numPr>
-        <w:spacing w:after="80"/>
-      </w:pPr>
-      <w:r>
-        <w:rPr>
-          <w:rFonts w:ascii="Arial" w:cs="Arial" w:eastAsia="Arial" w:hAnsi="Arial"/>
-          <w:color w:val="313338"/>
-          <w:sz w:val="22"/>
-          <w:szCs w:val="22"/>
-        </w:rPr>
-        <w:t xml:space="preserve">Click the Users tab</w:t>
-      </w:r>
-    </w:p>
-    <w:p>
-      <w:pPr>
-        <w:pStyle w:val="ListParagraph"/>
-        <w:numPr>
-          <w:ilvl w:val="0"/>
-          <w:numId w:val="3"/>
-        </w:numPr>
-        <w:spacing w:after="80"/>
-      </w:pPr>
-      <w:r>
-        <w:rPr>
-          <w:rFonts w:ascii="Arial" w:cs="Arial" w:eastAsia="Arial" w:hAnsi="Arial"/>
-          <w:color w:val="313338"/>
-          <w:sz w:val="22"/>
-          <w:szCs w:val="22"/>
-        </w:rPr>
-        <w:t xml:space="preserve">All registered users are listed with their username, email, and current role</w:t>
-      </w:r>
-    </w:p>
-    <w:p>
-      <w:pPr>
-        <w:spacing w:after="160"/>
-      </w:pPr>
-    </w:p>
-    <w:p>
-      <w:pPr>
-        <w:pStyle w:val="Heading2"/>
-        <w:spacing w:after="100" w:before="260"/>
-      </w:pPr>
-      <w:r>
-        <w:rPr>
-          <w:rFonts w:ascii="Arial" w:cs="Arial" w:eastAsia="Arial" w:hAnsi="Arial"/>
-          <w:b/>
-          <w:bCs/>
-          <w:color w:val="5865F2"/>
-          <w:sz w:val="24"/>
-          <w:szCs w:val="24"/>
-        </w:rPr>
-        <w:t xml:space="preserve">6.2 Grant or Revoke Admin Role</w:t>
-      </w:r>
-    </w:p>
-    <w:p>
-      <w:pPr>
-        <w:spacing w:after="100"/>
-      </w:pPr>
-      <w:r>
-        <w:rPr>
-          <w:rFonts w:ascii="Arial" w:cs="Arial" w:eastAsia="Arial" w:hAnsi="Arial"/>
-          <w:color w:val="313338"/>
-          <w:sz w:val="22"/>
-          <w:szCs w:val="22"/>
-        </w:rPr>
-        <w:t xml:space="preserve">In the Users tab, find the user and click the role button next to their name:</w:t>
-      </w:r>
-    </w:p>
-    <w:p>
-      <w:pPr>
-        <w:pStyle w:val="ListParagraph"/>
-        <w:numPr>
-          <w:ilvl w:val="0"/>
-          <w:numId w:val="2"/>
-        </w:numPr>
-        <w:spacing w:after="80"/>
-      </w:pPr>
-      <w:r>
-        <w:rPr>
-          <w:rFonts w:ascii="Arial" w:cs="Arial" w:eastAsia="Arial" w:hAnsi="Arial"/>
-          <w:b/>
-          <w:bCs/>
-          <w:color w:val="313338"/>
-          <w:sz w:val="22"/>
-          <w:szCs w:val="22"/>
-        </w:rPr>
-        <w:t xml:space="preserve">Up Admin </w:t>
-      </w:r>
-      <w:r>
-        <w:rPr>
-          <w:rFonts w:ascii="Arial" w:cs="Arial" w:eastAsia="Arial" w:hAnsi="Arial"/>
-          <w:color w:val="313338"/>
-          <w:sz w:val="22"/>
-          <w:szCs w:val="22"/>
-        </w:rPr>
-        <w:t xml:space="preserve">— promotes a Member to Admin</w:t>
-      </w:r>
-    </w:p>
-    <w:p>
-      <w:pPr>
-        <w:pStyle w:val="ListParagraph"/>
-        <w:numPr>
-          <w:ilvl w:val="0"/>
-          <w:numId w:val="2"/>
-        </w:numPr>
-        <w:spacing w:after="80"/>
-      </w:pPr>
-      <w:r>
-        <w:rPr>
-          <w:rFonts w:ascii="Arial" w:cs="Arial" w:eastAsia="Arial" w:hAnsi="Arial"/>
-          <w:b/>
-          <w:bCs/>
-          <w:color w:val="313338"/>
-          <w:sz w:val="22"/>
-          <w:szCs w:val="22"/>
-        </w:rPr>
-        <w:t xml:space="preserve">Down Member </w:t>
-      </w:r>
-      <w:r>
-        <w:rPr>
-          <w:rFonts w:ascii="Arial" w:cs="Arial" w:eastAsia="Arial" w:hAnsi="Arial"/>
-          <w:color w:val="313338"/>
-          <w:sz w:val="22"/>
-          <w:szCs w:val="22"/>
-        </w:rPr>
-        <w:t xml:space="preserve">— demotes an Admin back to Member</w:t>
-      </w:r>
-    </w:p>
-    <w:p>
-      <w:pPr>
-        <w:spacing w:after="80"/>
+        <w:t xml:space="preserve">Delete all messages in a specific channel:</w:t>
+      </w:r>
+    </w:p>
+    <w:p>
+      <w:pPr>
+        <w:spacing w:after="60"/>
       </w:pPr>
     </w:p>
     <w:tbl>
@@ -3823,12 +4410,12 @@
           <w:tcPr>
             <w:tcW w:type="dxa" w:w="9360"/>
             <w:tcBorders>
-              <w:top w:val="none" w:color="FFFFFF" w:sz="0"/>
-              <w:left w:val="none" w:color="FFFFFF" w:sz="0"/>
-              <w:bottom w:val="none" w:color="FFFFFF" w:sz="0"/>
-              <w:right w:val="none" w:color="FFFFFF" w:sz="0"/>
-            </w:tcBorders>
-            <w:shd w:fill="FFF8E1" w:val="clear"/>
+              <w:top w:val="single" w:color="444444" w:sz="1"/>
+              <w:left w:val="single" w:color="444444" w:sz="1"/>
+              <w:bottom w:val="single" w:color="444444" w:sz="1"/>
+              <w:right w:val="single" w:color="444444" w:sz="1"/>
+            </w:tcBorders>
+            <w:shd w:fill="2B2D31" w:val="clear"/>
             <w:tcMar>
               <w:top w:type="dxa" w:w="120"/>
               <w:left w:type="dxa" w:w="200"/>
@@ -3842,23 +4429,13 @@
             </w:pPr>
             <w:r>
               <w:rPr>
-                <w:rFonts w:ascii="Arial" w:cs="Arial" w:eastAsia="Arial" w:hAnsi="Arial"/>
-                <w:b/>
-                <w:bCs/>
-                <w:color w:val="F57C00"/>
-                <w:sz w:val="22"/>
-                <w:szCs w:val="22"/>
-              </w:rPr>
-              <w:t xml:space="preserve">TIP: </w:t>
-            </w:r>
-            <w:r>
-              <w:rPr>
-                <w:rFonts w:ascii="Arial" w:cs="Arial" w:eastAsia="Arial" w:hAnsi="Arial"/>
-                <w:color w:val="313338"/>
-                <w:sz w:val="22"/>
-                <w:szCs w:val="22"/>
-              </w:rPr>
-              <w:t xml:space="preserve">You cannot change your own role in the app. Changes take effect the next time that user logs in.</w:t>
+                <w:rFonts w:ascii="Courier New" w:cs="Courier New" w:eastAsia="Courier New" w:hAnsi="Courier New"/>
+                <w:color w:val="A8D8A8"/>
+                <w:sz w:val="20"/>
+                <w:szCs w:val="20"/>
+              </w:rPr>
+              <w:t xml:space="preserve">DELETE FROM messages
+WHERE channel_id = (SELECT id FROM channels WHERE name = 'channel-name');</w:t>
             </w:r>
           </w:p>
         </w:tc>
@@ -3866,12 +4443,49 @@
     </w:tbl>
     <w:p>
       <w:pPr>
+        <w:spacing w:after="200"/>
+      </w:pPr>
+    </w:p>
+    <w:p>
+      <w:pPr>
+        <w:pStyle w:val="Heading1"/>
+        <w:pBdr>
+          <w:bottom w:val="single" w:color="5865F2" w:sz="4" w:space="6"/>
+        </w:pBdr>
+        <w:spacing w:after="160" w:before="360"/>
+      </w:pPr>
+      <w:r>
+        <w:rPr>
+          <w:rFonts w:ascii="Arial" w:cs="Arial" w:eastAsia="Arial" w:hAnsi="Arial"/>
+          <w:b/>
+          <w:bCs/>
+          <w:color w:val="1E1F22"/>
+          <w:sz w:val="28"/>
+          <w:szCs w:val="28"/>
+        </w:rPr>
+        <w:t xml:space="preserve">7. User Management</w:t>
+      </w:r>
+    </w:p>
+    <w:p>
+      <w:pPr>
+        <w:pStyle w:val="Heading2"/>
+        <w:spacing w:after="120" w:before="280"/>
+      </w:pPr>
+      <w:r>
+        <w:rPr>
+          <w:rFonts w:ascii="Arial" w:cs="Arial" w:eastAsia="Arial" w:hAnsi="Arial"/>
+          <w:b/>
+          <w:bCs/>
+          <w:color w:val="5865F2"/>
+          <w:sz w:val="24"/>
+          <w:szCs w:val="24"/>
+        </w:rPr>
+        <w:t xml:space="preserve">7.1 Accessing the User List</w:t>
+      </w:r>
+    </w:p>
+    <w:p>
+      <w:pPr>
         <w:spacing w:after="120"/>
-      </w:pPr>
-    </w:p>
-    <w:p>
-      <w:pPr>
-        <w:spacing w:after="100"/>
       </w:pPr>
       <w:r>
         <w:rPr>
@@ -3880,12 +4494,48 @@
           <w:sz w:val="22"/>
           <w:szCs w:val="22"/>
         </w:rPr>
-        <w:t xml:space="preserve">Alternatively, run this SQL in Railway (Postgres &gt; Database &gt; Console):</w:t>
-      </w:r>
-    </w:p>
-    <w:p>
-      <w:pPr>
-        <w:spacing w:after="40"/>
+        <w:t xml:space="preserve">Open Admin Settings (gear icon) or the Admin Portal’s Users tab — every registered user is listed with their username, email, and current role.</w:t>
+      </w:r>
+    </w:p>
+    <w:p>
+      <w:pPr>
+        <w:spacing w:after="160"/>
+      </w:pPr>
+    </w:p>
+    <w:p>
+      <w:pPr>
+        <w:pStyle w:val="Heading2"/>
+        <w:spacing w:after="120" w:before="280"/>
+      </w:pPr>
+      <w:r>
+        <w:rPr>
+          <w:rFonts w:ascii="Arial" w:cs="Arial" w:eastAsia="Arial" w:hAnsi="Arial"/>
+          <w:b/>
+          <w:bCs/>
+          <w:color w:val="5865F2"/>
+          <w:sz w:val="24"/>
+          <w:szCs w:val="24"/>
+        </w:rPr>
+        <w:t xml:space="preserve">7.2 Grant or Revoke Admin Role</w:t>
+      </w:r>
+    </w:p>
+    <w:p>
+      <w:pPr>
+        <w:spacing w:after="120"/>
+      </w:pPr>
+      <w:r>
+        <w:rPr>
+          <w:rFonts w:ascii="Arial" w:cs="Arial" w:eastAsia="Arial" w:hAnsi="Arial"/>
+          <w:color w:val="313338"/>
+          <w:sz w:val="22"/>
+          <w:szCs w:val="22"/>
+        </w:rPr>
+        <w:t xml:space="preserve">Find the user and click the role button next to their name (Up Admin promotes, Down Member demotes).</w:t>
+      </w:r>
+    </w:p>
+    <w:p>
+      <w:pPr>
+        <w:spacing w:after="80"/>
       </w:pPr>
     </w:p>
     <w:tbl>
@@ -3908,12 +4558,12 @@
           <w:tcPr>
             <w:tcW w:type="dxa" w:w="9360"/>
             <w:tcBorders>
-              <w:top w:val="single" w:color="444444" w:sz="1"/>
-              <w:left w:val="single" w:color="444444" w:sz="1"/>
-              <w:bottom w:val="single" w:color="444444" w:sz="1"/>
-              <w:right w:val="single" w:color="444444" w:sz="1"/>
-            </w:tcBorders>
-            <w:shd w:fill="2B2D31" w:val="clear"/>
+              <w:top w:val="none" w:color="FFFFFF" w:sz="0"/>
+              <w:left w:val="none" w:color="FFFFFF" w:sz="0"/>
+              <w:bottom w:val="none" w:color="FFFFFF" w:sz="0"/>
+              <w:right w:val="none" w:color="FFFFFF" w:sz="0"/>
+            </w:tcBorders>
+            <w:shd w:fill="FFF8E1" w:val="clear"/>
             <w:tcMar>
               <w:top w:type="dxa" w:w="120"/>
               <w:left w:type="dxa" w:w="200"/>
@@ -3927,14 +4577,23 @@
             </w:pPr>
             <w:r>
               <w:rPr>
-                <w:rFonts w:ascii="Courier New" w:cs="Courier New" w:eastAsia="Courier New" w:hAnsi="Courier New"/>
-                <w:color w:val="A8D8A8"/>
-                <w:sz w:val="20"/>
-                <w:szCs w:val="20"/>
-              </w:rPr>
-              <w:t xml:space="preserve">UPDATE users SET role = 'admin' WHERE email = 'user@example.com';
--- To revoke:
-UPDATE users SET role = 'member' WHERE email = 'user@example.com';</w:t>
+                <w:rFonts w:ascii="Arial" w:cs="Arial" w:eastAsia="Arial" w:hAnsi="Arial"/>
+                <w:b/>
+                <w:bCs/>
+                <w:color w:val="F57C00"/>
+                <w:sz w:val="22"/>
+                <w:szCs w:val="22"/>
+              </w:rPr>
+              <w:t xml:space="preserve">TIP: </w:t>
+            </w:r>
+            <w:r>
+              <w:rPr>
+                <w:rFonts w:ascii="Arial" w:cs="Arial" w:eastAsia="Arial" w:hAnsi="Arial"/>
+                <w:color w:val="313338"/>
+                <w:sz w:val="22"/>
+                <w:szCs w:val="22"/>
+              </w:rPr>
+              <w:t xml:space="preserve">You cannot change your own role in the app. Changes take effect the next time that user logs in.</w:t>
             </w:r>
           </w:p>
         </w:tc>
@@ -3942,29 +4601,12 @@
     </w:tbl>
     <w:p>
       <w:pPr>
-        <w:spacing w:after="160"/>
-      </w:pPr>
-    </w:p>
-    <w:p>
-      <w:pPr>
-        <w:pStyle w:val="Heading2"/>
-        <w:spacing w:after="100" w:before="260"/>
-      </w:pPr>
-      <w:r>
-        <w:rPr>
-          <w:rFonts w:ascii="Arial" w:cs="Arial" w:eastAsia="Arial" w:hAnsi="Arial"/>
-          <w:b/>
-          <w:bCs/>
-          <w:color w:val="5865F2"/>
-          <w:sz w:val="24"/>
-          <w:szCs w:val="24"/>
-        </w:rPr>
-        <w:t xml:space="preserve">6.3 Remove a User</w:t>
-      </w:r>
-    </w:p>
-    <w:p>
-      <w:pPr>
         <w:spacing w:after="100"/>
+      </w:pPr>
+    </w:p>
+    <w:p>
+      <w:pPr>
+        <w:spacing w:after="120"/>
       </w:pPr>
       <w:r>
         <w:rPr>
@@ -3973,12 +4615,12 @@
           <w:sz w:val="22"/>
           <w:szCs w:val="22"/>
         </w:rPr>
-        <w:t xml:space="preserve">In the Users tab, click the trash icon next to a user and confirm. This removes their account. Their past messages remain visible.</w:t>
-      </w:r>
-    </w:p>
-    <w:p>
-      <w:pPr>
-        <w:spacing w:after="80"/>
+        <w:t xml:space="preserve">Alternatively, run this SQL in Railway (Postgres &gt; Database &gt; Console):</w:t>
+      </w:r>
+    </w:p>
+    <w:p>
+      <w:pPr>
+        <w:spacing w:after="60"/>
       </w:pPr>
     </w:p>
     <w:tbl>
@@ -4001,12 +4643,12 @@
           <w:tcPr>
             <w:tcW w:type="dxa" w:w="9360"/>
             <w:tcBorders>
-              <w:top w:val="none" w:color="FFFFFF" w:sz="0"/>
-              <w:left w:val="none" w:color="FFFFFF" w:sz="0"/>
-              <w:bottom w:val="none" w:color="FFFFFF" w:sz="0"/>
-              <w:right w:val="none" w:color="FFFFFF" w:sz="0"/>
-            </w:tcBorders>
-            <w:shd w:fill="FFF8E1" w:val="clear"/>
+              <w:top w:val="single" w:color="444444" w:sz="1"/>
+              <w:left w:val="single" w:color="444444" w:sz="1"/>
+              <w:bottom w:val="single" w:color="444444" w:sz="1"/>
+              <w:right w:val="single" w:color="444444" w:sz="1"/>
+            </w:tcBorders>
+            <w:shd w:fill="2B2D31" w:val="clear"/>
             <w:tcMar>
               <w:top w:type="dxa" w:w="120"/>
               <w:left w:type="dxa" w:w="200"/>
@@ -4020,23 +4662,14 @@
             </w:pPr>
             <w:r>
               <w:rPr>
-                <w:rFonts w:ascii="Arial" w:cs="Arial" w:eastAsia="Arial" w:hAnsi="Arial"/>
-                <w:b/>
-                <w:bCs/>
-                <w:color w:val="F57C00"/>
-                <w:sz w:val="22"/>
-                <w:szCs w:val="22"/>
-              </w:rPr>
-              <w:t xml:space="preserve">TIP: </w:t>
-            </w:r>
-            <w:r>
-              <w:rPr>
-                <w:rFonts w:ascii="Arial" w:cs="Arial" w:eastAsia="Arial" w:hAnsi="Arial"/>
-                <w:color w:val="313338"/>
-                <w:sz w:val="22"/>
-                <w:szCs w:val="22"/>
-              </w:rPr>
-              <w:t xml:space="preserve">You cannot remove your own account from the admin panel.</w:t>
+                <w:rFonts w:ascii="Courier New" w:cs="Courier New" w:eastAsia="Courier New" w:hAnsi="Courier New"/>
+                <w:color w:val="A8D8A8"/>
+                <w:sz w:val="20"/>
+                <w:szCs w:val="20"/>
+              </w:rPr>
+              <w:t xml:space="preserve">UPDATE users SET role = 'admin' WHERE email = 'user@example.com';
+-- To revoke:
+UPDATE users SET role = 'member' WHERE email = 'user@example.com';</w:t>
             </w:r>
           </w:p>
         </w:tc>
@@ -4050,7 +4683,7 @@
     <w:p>
       <w:pPr>
         <w:pStyle w:val="Heading2"/>
-        <w:spacing w:after="100" w:before="260"/>
+        <w:spacing w:after="120" w:before="280"/>
       </w:pPr>
       <w:r>
         <w:rPr>
@@ -4061,8 +4694,27 @@
           <w:sz w:val="24"/>
           <w:szCs w:val="24"/>
         </w:rPr>
-        <w:t xml:space="preserve">6.4 View All Users via SQL</w:t>
-      </w:r>
+        <w:t xml:space="preserve">7.3 Remove a User</w:t>
+      </w:r>
+    </w:p>
+    <w:p>
+      <w:pPr>
+        <w:spacing w:after="120"/>
+      </w:pPr>
+      <w:r>
+        <w:rPr>
+          <w:rFonts w:ascii="Arial" w:cs="Arial" w:eastAsia="Arial" w:hAnsi="Arial"/>
+          <w:color w:val="313338"/>
+          <w:sz w:val="22"/>
+          <w:szCs w:val="22"/>
+        </w:rPr>
+        <w:t xml:space="preserve">Click the trash icon next to a user and confirm. This removes their account; their past messages remain visible.</w:t>
+      </w:r>
+    </w:p>
+    <w:p>
+      <w:pPr>
+        <w:spacing w:after="80"/>
+      </w:pPr>
     </w:p>
     <w:tbl>
       <w:tblPr>
@@ -4084,12 +4736,12 @@
           <w:tcPr>
             <w:tcW w:type="dxa" w:w="9360"/>
             <w:tcBorders>
-              <w:top w:val="single" w:color="444444" w:sz="1"/>
-              <w:left w:val="single" w:color="444444" w:sz="1"/>
-              <w:bottom w:val="single" w:color="444444" w:sz="1"/>
-              <w:right w:val="single" w:color="444444" w:sz="1"/>
-            </w:tcBorders>
-            <w:shd w:fill="2B2D31" w:val="clear"/>
+              <w:top w:val="none" w:color="FFFFFF" w:sz="0"/>
+              <w:left w:val="none" w:color="FFFFFF" w:sz="0"/>
+              <w:bottom w:val="none" w:color="FFFFFF" w:sz="0"/>
+              <w:right w:val="none" w:color="FFFFFF" w:sz="0"/>
+            </w:tcBorders>
+            <w:shd w:fill="FFF8E1" w:val="clear"/>
             <w:tcMar>
               <w:top w:type="dxa" w:w="120"/>
               <w:left w:type="dxa" w:w="200"/>
@@ -4103,12 +4755,23 @@
             </w:pPr>
             <w:r>
               <w:rPr>
-                <w:rFonts w:ascii="Courier New" w:cs="Courier New" w:eastAsia="Courier New" w:hAnsi="Courier New"/>
-                <w:color w:val="A8D8A8"/>
-                <w:sz w:val="20"/>
-                <w:szCs w:val="20"/>
-              </w:rPr>
-              <w:t xml:space="preserve">SELECT username, email, role, created_at FROM users ORDER BY created_at DESC;</w:t>
+                <w:rFonts w:ascii="Arial" w:cs="Arial" w:eastAsia="Arial" w:hAnsi="Arial"/>
+                <w:b/>
+                <w:bCs/>
+                <w:color w:val="F57C00"/>
+                <w:sz w:val="22"/>
+                <w:szCs w:val="22"/>
+              </w:rPr>
+              <w:t xml:space="preserve">TIP: </w:t>
+            </w:r>
+            <w:r>
+              <w:rPr>
+                <w:rFonts w:ascii="Arial" w:cs="Arial" w:eastAsia="Arial" w:hAnsi="Arial"/>
+                <w:color w:val="313338"/>
+                <w:sz w:val="22"/>
+                <w:szCs w:val="22"/>
+              </w:rPr>
+              <w:t xml:space="preserve">You cannot remove your own account from the admin panel.</w:t>
             </w:r>
           </w:p>
         </w:tc>
@@ -4116,57 +4779,13 @@
     </w:tbl>
     <w:p>
       <w:pPr>
-        <w:spacing w:after="200"/>
-      </w:pPr>
-    </w:p>
-    <w:p>
-      <w:r>
-        <w:br w:type="page"/>
-      </w:r>
-    </w:p>
-    <w:p>
-      <w:pPr>
-        <w:pStyle w:val="Heading1"/>
-        <w:pBdr>
-          <w:bottom w:val="single" w:color="5865F2" w:sz="4" w:space="6"/>
-        </w:pBdr>
-        <w:spacing w:after="160" w:before="360"/>
-      </w:pPr>
-      <w:r>
-        <w:rPr>
-          <w:rFonts w:ascii="Arial" w:cs="Arial" w:eastAsia="Arial" w:hAnsi="Arial"/>
-          <w:b/>
-          <w:bCs/>
-          <w:color w:val="1E1F22"/>
-          <w:sz w:val="30"/>
-          <w:szCs w:val="30"/>
-        </w:rPr>
-        <w:t xml:space="preserve">7. Voice Channel Admin Controls</w:t>
-      </w:r>
-    </w:p>
-    <w:p>
-      <w:pPr>
-        <w:spacing w:after="100"/>
-      </w:pPr>
-      <w:r>
-        <w:rPr>
-          <w:rFonts w:ascii="Arial" w:cs="Arial" w:eastAsia="Arial" w:hAnsi="Arial"/>
-          <w:color w:val="313338"/>
-          <w:sz w:val="22"/>
-          <w:szCs w:val="22"/>
-        </w:rPr>
-        <w:t xml:space="preserve">When you join a voice channel as an admin, an In Voice panel appears below the room showing all connected participants.</w:t>
-      </w:r>
-    </w:p>
-    <w:p>
-      <w:pPr>
-        <w:spacing w:after="80"/>
+        <w:spacing w:after="160"/>
       </w:pPr>
     </w:p>
     <w:p>
       <w:pPr>
         <w:pStyle w:val="Heading2"/>
-        <w:spacing w:after="100" w:before="260"/>
+        <w:spacing w:after="120" w:before="280"/>
       </w:pPr>
       <w:r>
         <w:rPr>
@@ -4177,17 +4796,12 @@
           <w:sz w:val="24"/>
           <w:szCs w:val="24"/>
         </w:rPr>
-        <w:t xml:space="preserve">7.1 Muting and Unmuting Participants</w:t>
-      </w:r>
-    </w:p>
-    <w:p>
-      <w:pPr>
-        <w:pStyle w:val="ListParagraph"/>
-        <w:numPr>
-          <w:ilvl w:val="0"/>
-          <w:numId w:val="2"/>
-        </w:numPr>
-        <w:spacing w:after="80"/>
+        <w:t xml:space="preserve">7.4 Force a Password Reset</w:t>
+      </w:r>
+    </w:p>
+    <w:p>
+      <w:pPr>
+        <w:spacing w:after="120"/>
       </w:pPr>
       <w:r>
         <w:rPr>
@@ -4196,17 +4810,34 @@
           <w:sz w:val="22"/>
           <w:szCs w:val="22"/>
         </w:rPr>
-        <w:t xml:space="preserve">Each participant shows a microphone icon (green = active, red = muted)</w:t>
-      </w:r>
-    </w:p>
-    <w:p>
-      <w:pPr>
-        <w:pStyle w:val="ListParagraph"/>
-        <w:numPr>
-          <w:ilvl w:val="0"/>
-          <w:numId w:val="2"/>
-        </w:numPr>
-        <w:spacing w:after="80"/>
+        <w:t xml:space="preserve">From the Admin Portal’s Users tab, click the envelope icon next to a user to email them a password-reset link — useful if they’ve forgotten their password and can’t reach the login page’s own reset flow.</w:t>
+      </w:r>
+    </w:p>
+    <w:p>
+      <w:pPr>
+        <w:spacing w:after="160"/>
+      </w:pPr>
+    </w:p>
+    <w:p>
+      <w:pPr>
+        <w:pStyle w:val="Heading2"/>
+        <w:spacing w:after="120" w:before="280"/>
+      </w:pPr>
+      <w:r>
+        <w:rPr>
+          <w:rFonts w:ascii="Arial" w:cs="Arial" w:eastAsia="Arial" w:hAnsi="Arial"/>
+          <w:b/>
+          <w:bCs/>
+          <w:color w:val="5865F2"/>
+          <w:sz w:val="24"/>
+          <w:szCs w:val="24"/>
+        </w:rPr>
+        <w:t xml:space="preserve">7.5 Set a User’s Password Directly</w:t>
+      </w:r>
+    </w:p>
+    <w:p>
+      <w:pPr>
+        <w:spacing w:after="120"/>
       </w:pPr>
       <w:r>
         <w:rPr>
@@ -4215,51 +4846,30 @@
           <w:sz w:val="22"/>
           <w:szCs w:val="22"/>
         </w:rPr>
-        <w:t xml:space="preserve">Click the mic icon to toggle their server-side mute state</w:t>
-      </w:r>
-    </w:p>
-    <w:p>
-      <w:pPr>
-        <w:pStyle w:val="ListParagraph"/>
-        <w:numPr>
-          <w:ilvl w:val="0"/>
-          <w:numId w:val="2"/>
-        </w:numPr>
-        <w:spacing w:after="80"/>
-      </w:pPr>
-      <w:r>
-        <w:rPr>
-          <w:rFonts w:ascii="Arial" w:cs="Arial" w:eastAsia="Arial" w:hAnsi="Arial"/>
-          <w:color w:val="313338"/>
-          <w:sz w:val="22"/>
-          <w:szCs w:val="22"/>
-        </w:rPr>
-        <w:t xml:space="preserve">A server-side mute affects what everyone in the room hears — not just you</w:t>
-      </w:r>
-    </w:p>
-    <w:p>
-      <w:pPr>
-        <w:pStyle w:val="ListParagraph"/>
-        <w:numPr>
-          <w:ilvl w:val="0"/>
-          <w:numId w:val="2"/>
-        </w:numPr>
-        <w:spacing w:after="80"/>
-      </w:pPr>
-      <w:r>
-        <w:rPr>
-          <w:rFonts w:ascii="Arial" w:cs="Arial" w:eastAsia="Arial" w:hAnsi="Arial"/>
-          <w:color w:val="313338"/>
-          <w:sz w:val="22"/>
-          <w:szCs w:val="22"/>
-        </w:rPr>
-        <w:t xml:space="preserve">Click again to unmute them</w:t>
-      </w:r>
-    </w:p>
-    <w:p>
-      <w:pPr>
-        <w:spacing w:after="80"/>
-      </w:pPr>
+        <w:t xml:space="preserve">Click the key icon next to a user in the Admin Portal’s Users tab to set a new password for them on the spot (8+ characters) — useful for getting someone back in immediately without waiting on an email.</w:t>
+      </w:r>
+    </w:p>
+    <w:p>
+      <w:pPr>
+        <w:spacing w:after="160"/>
+      </w:pPr>
+    </w:p>
+    <w:p>
+      <w:pPr>
+        <w:pStyle w:val="Heading2"/>
+        <w:spacing w:after="120" w:before="280"/>
+      </w:pPr>
+      <w:r>
+        <w:rPr>
+          <w:rFonts w:ascii="Arial" w:cs="Arial" w:eastAsia="Arial" w:hAnsi="Arial"/>
+          <w:b/>
+          <w:bCs/>
+          <w:color w:val="5865F2"/>
+          <w:sz w:val="24"/>
+          <w:szCs w:val="24"/>
+        </w:rPr>
+        <w:t xml:space="preserve">7.6 View All Users via SQL</w:t>
+      </w:r>
     </w:p>
     <w:tbl>
       <w:tblPr>
@@ -4281,12 +4891,12 @@
           <w:tcPr>
             <w:tcW w:type="dxa" w:w="9360"/>
             <w:tcBorders>
-              <w:top w:val="none" w:color="FFFFFF" w:sz="0"/>
-              <w:left w:val="none" w:color="FFFFFF" w:sz="0"/>
-              <w:bottom w:val="none" w:color="FFFFFF" w:sz="0"/>
-              <w:right w:val="none" w:color="FFFFFF" w:sz="0"/>
-            </w:tcBorders>
-            <w:shd w:fill="EEF0FF" w:val="clear"/>
+              <w:top w:val="single" w:color="444444" w:sz="1"/>
+              <w:left w:val="single" w:color="444444" w:sz="1"/>
+              <w:bottom w:val="single" w:color="444444" w:sz="1"/>
+              <w:right w:val="single" w:color="444444" w:sz="1"/>
+            </w:tcBorders>
+            <w:shd w:fill="2B2D31" w:val="clear"/>
             <w:tcMar>
               <w:top w:type="dxa" w:w="120"/>
               <w:left w:type="dxa" w:w="200"/>
@@ -4300,23 +4910,12 @@
             </w:pPr>
             <w:r>
               <w:rPr>
-                <w:rFonts w:ascii="Arial" w:cs="Arial" w:eastAsia="Arial" w:hAnsi="Arial"/>
-                <w:b/>
-                <w:bCs/>
-                <w:color w:val="5865F2"/>
-                <w:sz w:val="22"/>
-                <w:szCs w:val="22"/>
-              </w:rPr>
-              <w:t xml:space="preserve">NOTE: </w:t>
-            </w:r>
-            <w:r>
-              <w:rPr>
-                <w:rFonts w:ascii="Arial" w:cs="Arial" w:eastAsia="Arial" w:hAnsi="Arial"/>
-                <w:color w:val="313338"/>
-                <w:sz w:val="22"/>
-                <w:szCs w:val="22"/>
-              </w:rPr>
-              <w:t xml:space="preserve">Server-side mute is different from the Volume Mixer (Section 7.3) which only affects what you personally hear.</w:t>
+                <w:rFonts w:ascii="Courier New" w:cs="Courier New" w:eastAsia="Courier New" w:hAnsi="Courier New"/>
+                <w:color w:val="A8D8A8"/>
+                <w:sz w:val="20"/>
+                <w:szCs w:val="20"/>
+              </w:rPr>
+              <w:t xml:space="preserve">SELECT username, email, role, created_at FROM users ORDER BY created_at DESC;</w:t>
             </w:r>
           </w:p>
         </w:tc>
@@ -4324,13 +4923,52 @@
     </w:tbl>
     <w:p>
       <w:pPr>
-        <w:spacing w:after="160"/>
+        <w:spacing w:after="200"/>
+      </w:pPr>
+    </w:p>
+    <w:p>
+      <w:pPr>
+        <w:pStyle w:val="Heading1"/>
+        <w:pBdr>
+          <w:bottom w:val="single" w:color="5865F2" w:sz="4" w:space="6"/>
+        </w:pBdr>
+        <w:spacing w:after="160" w:before="360"/>
+      </w:pPr>
+      <w:r>
+        <w:rPr>
+          <w:rFonts w:ascii="Arial" w:cs="Arial" w:eastAsia="Arial" w:hAnsi="Arial"/>
+          <w:b/>
+          <w:bCs/>
+          <w:color w:val="1E1F22"/>
+          <w:sz w:val="28"/>
+          <w:szCs w:val="28"/>
+        </w:rPr>
+        <w:t xml:space="preserve">8. Voice Channel Admin Controls</w:t>
+      </w:r>
+    </w:p>
+    <w:p>
+      <w:pPr>
+        <w:spacing w:after="120"/>
+      </w:pPr>
+      <w:r>
+        <w:rPr>
+          <w:rFonts w:ascii="Arial" w:cs="Arial" w:eastAsia="Arial" w:hAnsi="Arial"/>
+          <w:color w:val="313338"/>
+          <w:sz w:val="22"/>
+          <w:szCs w:val="22"/>
+        </w:rPr>
+        <w:t xml:space="preserve">When you join a voice channel as an admin, an In Voice panel appears below the room showing all connected participants.</w:t>
+      </w:r>
+    </w:p>
+    <w:p>
+      <w:pPr>
+        <w:spacing w:after="80"/>
       </w:pPr>
     </w:p>
     <w:p>
       <w:pPr>
         <w:pStyle w:val="Heading2"/>
-        <w:spacing w:after="100" w:before="260"/>
+        <w:spacing w:after="120" w:before="280"/>
       </w:pPr>
       <w:r>
         <w:rPr>
@@ -4341,7 +4979,221 @@
           <w:sz w:val="24"/>
           <w:szCs w:val="24"/>
         </w:rPr>
-        <w:t xml:space="preserve">7.2 Removing a Participant from Voice</w:t>
+        <w:t xml:space="preserve">8.1 Muting and Unmuting Participants</w:t>
+      </w:r>
+    </w:p>
+    <w:p>
+      <w:pPr>
+        <w:pStyle w:val="ListParagraph"/>
+        <w:numPr>
+          <w:ilvl w:val="0"/>
+          <w:numId w:val="3"/>
+        </w:numPr>
+        <w:spacing w:after="80"/>
+      </w:pPr>
+      <w:r>
+        <w:rPr>
+          <w:rFonts w:ascii="Arial" w:cs="Arial" w:eastAsia="Arial" w:hAnsi="Arial"/>
+          <w:color w:val="313338"/>
+          <w:sz w:val="22"/>
+          <w:szCs w:val="22"/>
+        </w:rPr>
+        <w:t xml:space="preserve">Each participant shows a microphone icon (green = active, red = muted)</w:t>
+      </w:r>
+    </w:p>
+    <w:p>
+      <w:pPr>
+        <w:pStyle w:val="ListParagraph"/>
+        <w:numPr>
+          <w:ilvl w:val="0"/>
+          <w:numId w:val="3"/>
+        </w:numPr>
+        <w:spacing w:after="80"/>
+      </w:pPr>
+      <w:r>
+        <w:rPr>
+          <w:rFonts w:ascii="Arial" w:cs="Arial" w:eastAsia="Arial" w:hAnsi="Arial"/>
+          <w:color w:val="313338"/>
+          <w:sz w:val="22"/>
+          <w:szCs w:val="22"/>
+        </w:rPr>
+        <w:t xml:space="preserve">Click the mic icon to toggle their server-side mute state — this affects what everyone in the room hears, not just you</w:t>
+      </w:r>
+    </w:p>
+    <w:p>
+      <w:pPr>
+        <w:pStyle w:val="ListParagraph"/>
+        <w:numPr>
+          <w:ilvl w:val="0"/>
+          <w:numId w:val="3"/>
+        </w:numPr>
+        <w:spacing w:after="80"/>
+      </w:pPr>
+      <w:r>
+        <w:rPr>
+          <w:rFonts w:ascii="Arial" w:cs="Arial" w:eastAsia="Arial" w:hAnsi="Arial"/>
+          <w:color w:val="313338"/>
+          <w:sz w:val="22"/>
+          <w:szCs w:val="22"/>
+        </w:rPr>
+        <w:t xml:space="preserve">Click again to unmute them</w:t>
+      </w:r>
+    </w:p>
+    <w:p>
+      <w:pPr>
+        <w:spacing w:after="160"/>
+      </w:pPr>
+    </w:p>
+    <w:p>
+      <w:pPr>
+        <w:pStyle w:val="Heading2"/>
+        <w:spacing w:after="120" w:before="280"/>
+      </w:pPr>
+      <w:r>
+        <w:rPr>
+          <w:rFonts w:ascii="Arial" w:cs="Arial" w:eastAsia="Arial" w:hAnsi="Arial"/>
+          <w:b/>
+          <w:bCs/>
+          <w:color w:val="5865F2"/>
+          <w:sz w:val="24"/>
+          <w:szCs w:val="24"/>
+        </w:rPr>
+        <w:t xml:space="preserve">8.2 Removing a Participant from Voice</w:t>
+      </w:r>
+    </w:p>
+    <w:p>
+      <w:pPr>
+        <w:pStyle w:val="ListParagraph"/>
+        <w:numPr>
+          <w:ilvl w:val="0"/>
+          <w:numId w:val="3"/>
+        </w:numPr>
+        <w:spacing w:after="80"/>
+      </w:pPr>
+      <w:r>
+        <w:rPr>
+          <w:rFonts w:ascii="Arial" w:cs="Arial" w:eastAsia="Arial" w:hAnsi="Arial"/>
+          <w:color w:val="313338"/>
+          <w:sz w:val="22"/>
+          <w:szCs w:val="22"/>
+        </w:rPr>
+        <w:t xml:space="preserve">Click the remove icon next to a participant and confirm — they are immediately disconnected</w:t>
+      </w:r>
+    </w:p>
+    <w:p>
+      <w:pPr>
+        <w:pStyle w:val="ListParagraph"/>
+        <w:numPr>
+          <w:ilvl w:val="0"/>
+          <w:numId w:val="3"/>
+        </w:numPr>
+        <w:spacing w:after="80"/>
+      </w:pPr>
+      <w:r>
+        <w:rPr>
+          <w:rFonts w:ascii="Arial" w:cs="Arial" w:eastAsia="Arial" w:hAnsi="Arial"/>
+          <w:color w:val="313338"/>
+          <w:sz w:val="22"/>
+          <w:szCs w:val="22"/>
+        </w:rPr>
+        <w:t xml:space="preserve">They can rejoin by clicking Join Voice again</w:t>
+      </w:r>
+    </w:p>
+    <w:p>
+      <w:pPr>
+        <w:spacing w:after="160"/>
+      </w:pPr>
+    </w:p>
+    <w:p>
+      <w:pPr>
+        <w:pStyle w:val="Heading2"/>
+        <w:spacing w:after="120" w:before="280"/>
+      </w:pPr>
+      <w:r>
+        <w:rPr>
+          <w:rFonts w:ascii="Arial" w:cs="Arial" w:eastAsia="Arial" w:hAnsi="Arial"/>
+          <w:b/>
+          <w:bCs/>
+          <w:color w:val="5865F2"/>
+          <w:sz w:val="24"/>
+          <w:szCs w:val="24"/>
+        </w:rPr>
+        <w:t xml:space="preserve">8.3 Volume Mixer (All Users)</w:t>
+      </w:r>
+    </w:p>
+    <w:p>
+      <w:pPr>
+        <w:spacing w:after="120"/>
+      </w:pPr>
+      <w:r>
+        <w:rPr>
+          <w:rFonts w:ascii="Arial" w:cs="Arial" w:eastAsia="Arial" w:hAnsi="Arial"/>
+          <w:color w:val="313338"/>
+          <w:sz w:val="22"/>
+          <w:szCs w:val="22"/>
+        </w:rPr>
+        <w:t xml:space="preserve">Visible to everyone, not just admins, when others are in the voice channel. It only changes what you personally hear — it has no effect on other participants.</w:t>
+      </w:r>
+    </w:p>
+    <w:p>
+      <w:pPr>
+        <w:spacing w:after="200"/>
+      </w:pPr>
+    </w:p>
+    <w:p>
+      <w:pPr>
+        <w:pStyle w:val="Heading1"/>
+        <w:pBdr>
+          <w:bottom w:val="single" w:color="5865F2" w:sz="4" w:space="6"/>
+        </w:pBdr>
+        <w:spacing w:after="160" w:before="360"/>
+      </w:pPr>
+      <w:r>
+        <w:rPr>
+          <w:rFonts w:ascii="Arial" w:cs="Arial" w:eastAsia="Arial" w:hAnsi="Arial"/>
+          <w:b/>
+          <w:bCs/>
+          <w:color w:val="1E1F22"/>
+          <w:sz w:val="28"/>
+          <w:szCs w:val="28"/>
+        </w:rPr>
+        <w:t xml:space="preserve">9. PatchBot — Game Update Tracking</w:t>
+      </w:r>
+    </w:p>
+    <w:p>
+      <w:pPr>
+        <w:spacing w:after="120"/>
+      </w:pPr>
+      <w:r>
+        <w:rPr>
+          <w:rFonts w:ascii="Arial" w:cs="Arial" w:eastAsia="Arial" w:hAnsi="Arial"/>
+          <w:color w:val="313338"/>
+          <w:sz w:val="22"/>
+          <w:szCs w:val="22"/>
+        </w:rPr>
+        <w:t xml:space="preserve">PatchBot watches Steam’s public news feed for games you choose to track and automatically posts new update / patch notes into a channel, as messages from a PatchBot account. It’s the same idea as the Discord PatchBot integration, built natively so it works here too.</w:t>
+      </w:r>
+    </w:p>
+    <w:p>
+      <w:pPr>
+        <w:spacing w:after="80"/>
+      </w:pPr>
+    </w:p>
+    <w:p>
+      <w:pPr>
+        <w:pStyle w:val="Heading2"/>
+        <w:spacing w:after="120" w:before="280"/>
+      </w:pPr>
+      <w:r>
+        <w:rPr>
+          <w:rFonts w:ascii="Arial" w:cs="Arial" w:eastAsia="Arial" w:hAnsi="Arial"/>
+          <w:b/>
+          <w:bCs/>
+          <w:color w:val="5865F2"/>
+          <w:sz w:val="24"/>
+          <w:szCs w:val="24"/>
+        </w:rPr>
+        <w:t xml:space="preserve">9.1 Tracking a Game from a Channel</w:t>
       </w:r>
     </w:p>
     <w:p>
@@ -4356,11 +5208,10 @@
       <w:r>
         <w:rPr>
           <w:rFonts w:ascii="Arial" w:cs="Arial" w:eastAsia="Arial" w:hAnsi="Arial"/>
-          <w:color w:val="313338"/>
           <w:sz w:val="22"/>
           <w:szCs w:val="22"/>
         </w:rPr>
-        <w:t xml:space="preserve">Click the remove icon (clock arrow) next to a participant</w:t>
+        <w:t xml:space="preserve">Open any text channel and click the controller icon in its header</w:t>
       </w:r>
     </w:p>
     <w:p>
@@ -4375,11 +5226,10 @@
       <w:r>
         <w:rPr>
           <w:rFonts w:ascii="Arial" w:cs="Arial" w:eastAsia="Arial" w:hAnsi="Arial"/>
-          <w:color w:val="313338"/>
           <w:sz w:val="22"/>
           <w:szCs w:val="22"/>
         </w:rPr>
-        <w:t xml:space="preserve">Confirm the prompt — they are immediately disconnected from the voice channel</w:t>
+        <w:t xml:space="preserve">Search for the game by name (matched against Steam’s store search)</w:t>
       </w:r>
     </w:p>
     <w:p>
@@ -4394,13 +5244,78 @@
       <w:r>
         <w:rPr>
           <w:rFonts w:ascii="Arial" w:cs="Arial" w:eastAsia="Arial" w:hAnsi="Arial"/>
-          <w:color w:val="313338"/>
           <w:sz w:val="22"/>
           <w:szCs w:val="22"/>
         </w:rPr>
-        <w:t xml:space="preserve">They can rejoin by clicking Join Voice again</w:t>
-      </w:r>
-    </w:p>
+        <w:t xml:space="preserve">Click Add — it now posts new patch notes into that channel</w:t>
+      </w:r>
+    </w:p>
+    <w:p>
+      <w:pPr>
+        <w:spacing w:after="80"/>
+      </w:pPr>
+    </w:p>
+    <w:tbl>
+      <w:tblPr>
+        <w:tblW w:type="dxa" w:w="9360"/>
+        <w:tblBorders>
+          <w:top w:val="single" w:color="auto" w:sz="4"/>
+          <w:left w:val="single" w:color="auto" w:sz="4"/>
+          <w:bottom w:val="single" w:color="auto" w:sz="4"/>
+          <w:right w:val="single" w:color="auto" w:sz="4"/>
+          <w:insideH w:val="single" w:color="auto" w:sz="4"/>
+          <w:insideV w:val="single" w:color="auto" w:sz="4"/>
+        </w:tblBorders>
+      </w:tblPr>
+      <w:tblGrid>
+        <w:gridCol w:w="9360"/>
+      </w:tblGrid>
+      <w:tr>
+        <w:tc>
+          <w:tcPr>
+            <w:tcW w:type="dxa" w:w="9360"/>
+            <w:tcBorders>
+              <w:top w:val="none" w:color="FFFFFF" w:sz="0"/>
+              <w:left w:val="none" w:color="FFFFFF" w:sz="0"/>
+              <w:bottom w:val="none" w:color="FFFFFF" w:sz="0"/>
+              <w:right w:val="none" w:color="FFFFFF" w:sz="0"/>
+            </w:tcBorders>
+            <w:shd w:fill="EEF0FF" w:val="clear"/>
+            <w:tcMar>
+              <w:top w:type="dxa" w:w="120"/>
+              <w:left w:type="dxa" w:w="200"/>
+              <w:bottom w:type="dxa" w:w="120"/>
+              <w:right w:type="dxa" w:w="200"/>
+            </w:tcMar>
+          </w:tcPr>
+          <w:p>
+            <w:pPr>
+              <w:spacing w:after="0"/>
+            </w:pPr>
+            <w:r>
+              <w:rPr>
+                <w:rFonts w:ascii="Arial" w:cs="Arial" w:eastAsia="Arial" w:hAnsi="Arial"/>
+                <w:b/>
+                <w:bCs/>
+                <w:color w:val="5865F2"/>
+                <w:sz w:val="22"/>
+                <w:szCs w:val="22"/>
+              </w:rPr>
+              <w:t xml:space="preserve">NOTE: </w:t>
+            </w:r>
+            <w:r>
+              <w:rPr>
+                <w:rFonts w:ascii="Arial" w:cs="Arial" w:eastAsia="Arial" w:hAnsi="Arial"/>
+                <w:color w:val="313338"/>
+                <w:sz w:val="22"/>
+                <w:szCs w:val="22"/>
+              </w:rPr>
+              <w:t xml:space="preserve">The first time a game is tracked, PatchBot just records its current latest post as a baseline rather than dumping its whole history into the channel — you’ll see new posts starting with the next real update.</w:t>
+            </w:r>
+          </w:p>
+        </w:tc>
+      </w:tr>
+    </w:tbl>
     <w:p>
       <w:pPr>
         <w:spacing w:after="160"/>
@@ -4409,7 +5324,7 @@
     <w:p>
       <w:pPr>
         <w:pStyle w:val="Heading2"/>
-        <w:spacing w:after="100" w:before="260"/>
+        <w:spacing w:after="120" w:before="280"/>
       </w:pPr>
       <w:r>
         <w:rPr>
@@ -4420,12 +5335,12 @@
           <w:sz w:val="24"/>
           <w:szCs w:val="24"/>
         </w:rPr>
-        <w:t xml:space="preserve">7.3 Volume Mixer (All Users)</w:t>
-      </w:r>
-    </w:p>
-    <w:p>
-      <w:pPr>
-        <w:spacing w:after="100"/>
+        <w:t xml:space="preserve">9.2 Managing Games Centrally from the Admin Portal</w:t>
+      </w:r>
+    </w:p>
+    <w:p>
+      <w:pPr>
+        <w:spacing w:after="120"/>
       </w:pPr>
       <w:r>
         <w:rPr>
@@ -4434,17 +5349,34 @@
           <w:sz w:val="22"/>
           <w:szCs w:val="22"/>
         </w:rPr>
-        <w:t xml:space="preserve">The Volume Mixer panel is visible to all users (not just admins) when others are in the voice channel. It controls what you personally hear:</w:t>
-      </w:r>
-    </w:p>
-    <w:p>
-      <w:pPr>
-        <w:pStyle w:val="ListParagraph"/>
-        <w:numPr>
-          <w:ilvl w:val="0"/>
-          <w:numId w:val="2"/>
-        </w:numPr>
-        <w:spacing w:after="80"/>
+        <w:t xml:space="preserve">Both Admin Settings and the standalone Admin Portal have a Games tab: pick any text channel from the dropdown, then search/add or remove tracked games for it — without needing to open that channel yourself.</w:t>
+      </w:r>
+    </w:p>
+    <w:p>
+      <w:pPr>
+        <w:spacing w:after="160"/>
+      </w:pPr>
+    </w:p>
+    <w:p>
+      <w:pPr>
+        <w:pStyle w:val="Heading2"/>
+        <w:spacing w:after="120" w:before="280"/>
+      </w:pPr>
+      <w:r>
+        <w:rPr>
+          <w:rFonts w:ascii="Arial" w:cs="Arial" w:eastAsia="Arial" w:hAnsi="Arial"/>
+          <w:b/>
+          <w:bCs/>
+          <w:color w:val="5865F2"/>
+          <w:sz w:val="24"/>
+          <w:szCs w:val="24"/>
+        </w:rPr>
+        <w:t xml:space="preserve">9.3 Setting the Check Frequency</w:t>
+      </w:r>
+    </w:p>
+    <w:p>
+      <w:pPr>
+        <w:spacing w:after="120"/>
       </w:pPr>
       <w:r>
         <w:rPr>
@@ -4453,56 +5385,79 @@
           <w:sz w:val="22"/>
           <w:szCs w:val="22"/>
         </w:rPr>
-        <w:t xml:space="preserve">Drag the slider left to reduce a participant's volume, right to increase it (up to 150%)</w:t>
-      </w:r>
-    </w:p>
-    <w:p>
-      <w:pPr>
-        <w:pStyle w:val="ListParagraph"/>
-        <w:numPr>
-          <w:ilvl w:val="0"/>
-          <w:numId w:val="2"/>
-        </w:numPr>
+        <w:t xml:space="preserve">In the Games tab, the Check Frequency dropdown ranges from every 1 minute to every 24 hours. Saving takes effect on PatchBot’s next scheduled check — no server restart required.</w:t>
+      </w:r>
+    </w:p>
+    <w:p>
+      <w:pPr>
         <w:spacing w:after="80"/>
       </w:pPr>
-      <w:r>
-        <w:rPr>
-          <w:rFonts w:ascii="Arial" w:cs="Arial" w:eastAsia="Arial" w:hAnsi="Arial"/>
-          <w:color w:val="313338"/>
-          <w:sz w:val="22"/>
-          <w:szCs w:val="22"/>
-        </w:rPr>
-        <w:t xml:space="preserve">Click the speaker icon to locally mute / unmute a participant</w:t>
-      </w:r>
-    </w:p>
-    <w:p>
-      <w:pPr>
-        <w:pStyle w:val="ListParagraph"/>
-        <w:numPr>
-          <w:ilvl w:val="0"/>
-          <w:numId w:val="2"/>
-        </w:numPr>
-        <w:spacing w:after="80"/>
-      </w:pPr>
-      <w:r>
-        <w:rPr>
-          <w:rFonts w:ascii="Arial" w:cs="Arial" w:eastAsia="Arial" w:hAnsi="Arial"/>
-          <w:color w:val="313338"/>
-          <w:sz w:val="22"/>
-          <w:szCs w:val="22"/>
-        </w:rPr>
-        <w:t xml:space="preserve">Volume changes only affect your own audio — other users are not affected</w:t>
-      </w:r>
-    </w:p>
+    </w:p>
+    <w:tbl>
+      <w:tblPr>
+        <w:tblW w:type="dxa" w:w="9360"/>
+        <w:tblBorders>
+          <w:top w:val="single" w:color="auto" w:sz="4"/>
+          <w:left w:val="single" w:color="auto" w:sz="4"/>
+          <w:bottom w:val="single" w:color="auto" w:sz="4"/>
+          <w:right w:val="single" w:color="auto" w:sz="4"/>
+          <w:insideH w:val="single" w:color="auto" w:sz="4"/>
+          <w:insideV w:val="single" w:color="auto" w:sz="4"/>
+        </w:tblBorders>
+      </w:tblPr>
+      <w:tblGrid>
+        <w:gridCol w:w="9360"/>
+      </w:tblGrid>
+      <w:tr>
+        <w:tc>
+          <w:tcPr>
+            <w:tcW w:type="dxa" w:w="9360"/>
+            <w:tcBorders>
+              <w:top w:val="none" w:color="FFFFFF" w:sz="0"/>
+              <w:left w:val="none" w:color="FFFFFF" w:sz="0"/>
+              <w:bottom w:val="none" w:color="FFFFFF" w:sz="0"/>
+              <w:right w:val="none" w:color="FFFFFF" w:sz="0"/>
+            </w:tcBorders>
+            <w:shd w:fill="FFF8E1" w:val="clear"/>
+            <w:tcMar>
+              <w:top w:type="dxa" w:w="120"/>
+              <w:left w:type="dxa" w:w="200"/>
+              <w:bottom w:type="dxa" w:w="120"/>
+              <w:right w:type="dxa" w:w="200"/>
+            </w:tcMar>
+          </w:tcPr>
+          <w:p>
+            <w:pPr>
+              <w:spacing w:after="0"/>
+            </w:pPr>
+            <w:r>
+              <w:rPr>
+                <w:rFonts w:ascii="Arial" w:cs="Arial" w:eastAsia="Arial" w:hAnsi="Arial"/>
+                <w:b/>
+                <w:bCs/>
+                <w:color w:val="F57C00"/>
+                <w:sz w:val="22"/>
+                <w:szCs w:val="22"/>
+              </w:rPr>
+              <w:t xml:space="preserve">TIP: </w:t>
+            </w:r>
+            <w:r>
+              <w:rPr>
+                <w:rFonts w:ascii="Arial" w:cs="Arial" w:eastAsia="Arial" w:hAnsi="Arial"/>
+                <w:color w:val="313338"/>
+                <w:sz w:val="22"/>
+                <w:szCs w:val="22"/>
+              </w:rPr>
+              <w:t xml:space="preserve">Steam’s public API doesn’t cleanly separate "patch notes" from general announcements for every game, so PatchBot posts all news items for a tracked game, not a filtered-to-just-patches subset.</w:t>
+            </w:r>
+          </w:p>
+        </w:tc>
+      </w:tr>
+    </w:tbl>
     <w:p>
       <w:pPr>
         <w:spacing w:after="200"/>
       </w:pPr>
-    </w:p>
-    <w:p>
-      <w:r>
-        <w:br w:type="page"/>
-      </w:r>
     </w:p>
     <w:p>
       <w:pPr>
@@ -4518,16 +5473,103 @@
           <w:b/>
           <w:bCs/>
           <w:color w:val="1E1F22"/>
-          <w:sz w:val="30"/>
-          <w:szCs w:val="30"/>
-        </w:rPr>
-        <w:t xml:space="preserve">8. Quick Reference</w:t>
-      </w:r>
-    </w:p>
-    <w:p>
-      <w:pPr>
-        <w:spacing w:after="40"/>
-      </w:pPr>
+          <w:sz w:val="28"/>
+          <w:szCs w:val="28"/>
+        </w:rPr>
+        <w:t xml:space="preserve">10. Dashboard &amp; Recent Messages</w:t>
+      </w:r>
+    </w:p>
+    <w:p>
+      <w:pPr>
+        <w:pStyle w:val="Heading2"/>
+        <w:spacing w:after="120" w:before="280"/>
+      </w:pPr>
+      <w:r>
+        <w:rPr>
+          <w:rFonts w:ascii="Arial" w:cs="Arial" w:eastAsia="Arial" w:hAnsi="Arial"/>
+          <w:b/>
+          <w:bCs/>
+          <w:color w:val="5865F2"/>
+          <w:sz w:val="24"/>
+          <w:szCs w:val="24"/>
+        </w:rPr>
+        <w:t xml:space="preserve">10.1 Dashboard Overview</w:t>
+      </w:r>
+    </w:p>
+    <w:p>
+      <w:pPr>
+        <w:spacing w:after="120"/>
+      </w:pPr>
+      <w:r>
+        <w:rPr>
+          <w:rFonts w:ascii="Arial" w:cs="Arial" w:eastAsia="Arial" w:hAnsi="Arial"/>
+          <w:color w:val="313338"/>
+          <w:sz w:val="22"/>
+          <w:szCs w:val="22"/>
+        </w:rPr>
+        <w:t xml:space="preserve">The Admin Portal’s Dashboard tab shows total users, messages, channels, and direct-message conversations at a glance, plus a table of the most recent sign-ups.</w:t>
+      </w:r>
+    </w:p>
+    <w:p>
+      <w:pPr>
+        <w:spacing w:after="160"/>
+      </w:pPr>
+    </w:p>
+    <w:p>
+      <w:pPr>
+        <w:pStyle w:val="Heading2"/>
+        <w:spacing w:after="120" w:before="280"/>
+      </w:pPr>
+      <w:r>
+        <w:rPr>
+          <w:rFonts w:ascii="Arial" w:cs="Arial" w:eastAsia="Arial" w:hAnsi="Arial"/>
+          <w:b/>
+          <w:bCs/>
+          <w:color w:val="5865F2"/>
+          <w:sz w:val="24"/>
+          <w:szCs w:val="24"/>
+        </w:rPr>
+        <w:t xml:space="preserve">10.2 Searching Recent Messages</w:t>
+      </w:r>
+    </w:p>
+    <w:p>
+      <w:pPr>
+        <w:spacing w:after="120"/>
+      </w:pPr>
+      <w:r>
+        <w:rPr>
+          <w:rFonts w:ascii="Arial" w:cs="Arial" w:eastAsia="Arial" w:hAnsi="Arial"/>
+          <w:color w:val="313338"/>
+          <w:sz w:val="22"/>
+          <w:szCs w:val="22"/>
+        </w:rPr>
+        <w:t xml:space="preserve">The Recent Messages tab lists the last 100 messages sent across every channel, with a search box to filter by message content or username — useful for moderation without digging through each channel individually.</w:t>
+      </w:r>
+    </w:p>
+    <w:p>
+      <w:pPr>
+        <w:spacing w:after="200"/>
+      </w:pPr>
+    </w:p>
+    <w:p>
+      <w:pPr>
+        <w:pStyle w:val="Heading1"/>
+        <w:pBdr>
+          <w:bottom w:val="single" w:color="5865F2" w:sz="4" w:space="6"/>
+        </w:pBdr>
+        <w:spacing w:after="160" w:before="360"/>
+      </w:pPr>
+      <w:r>
+        <w:rPr>
+          <w:rFonts w:ascii="Arial" w:cs="Arial" w:eastAsia="Arial" w:hAnsi="Arial"/>
+          <w:b/>
+          <w:bCs/>
+          <w:color w:val="1E1F22"/>
+          <w:sz w:val="28"/>
+          <w:szCs w:val="28"/>
+        </w:rPr>
+        <w:t xml:space="preserve">11. Quick Reference</w:t>
+      </w:r>
     </w:p>
     <w:tbl>
       <w:tblPr>
@@ -4568,6 +5610,9 @@
             <w:vAlign w:val="center"/>
           </w:tcPr>
           <w:p>
+            <w:pPr>
+              <w:jc w:val="left"/>
+            </w:pPr>
             <w:r>
               <w:rPr>
                 <w:rFonts w:ascii="Arial" w:cs="Arial" w:eastAsia="Arial" w:hAnsi="Arial"/>
@@ -4600,6 +5645,9 @@
             <w:vAlign w:val="center"/>
           </w:tcPr>
           <w:p>
+            <w:pPr>
+              <w:jc w:val="left"/>
+            </w:pPr>
             <w:r>
               <w:rPr>
                 <w:rFonts w:ascii="Arial" w:cs="Arial" w:eastAsia="Arial" w:hAnsi="Arial"/>
@@ -4669,7 +5717,7 @@
                 <w:sz w:val="20"/>
                 <w:szCs w:val="20"/>
               </w:rPr>
-              <w:t xml:space="preserve">Share the server URL</w:t>
+              <w:t xml:space="preserve">Share the server URL, or click Invite in the sidebar</w:t>
             </w:r>
           </w:p>
         </w:tc>
@@ -4760,7 +5808,7 @@
                 <w:sz w:val="20"/>
                 <w:szCs w:val="20"/>
               </w:rPr>
-              <w:t xml:space="preserve">Create channel</w:t>
+              <w:t xml:space="preserve">Create a channel</w:t>
             </w:r>
           </w:p>
         </w:tc>
@@ -4789,7 +5837,7 @@
                 <w:sz w:val="20"/>
                 <w:szCs w:val="20"/>
               </w:rPr>
-              <w:t xml:space="preserve">Sidebar + button &gt; name &gt; Create</w:t>
+              <w:t xml:space="preserve">Sidebar + button &gt; name &gt; (optional) Private &gt; Create</w:t>
             </w:r>
           </w:p>
         </w:tc>
@@ -4820,7 +5868,7 @@
                 <w:sz w:val="20"/>
                 <w:szCs w:val="20"/>
               </w:rPr>
-              <w:t xml:space="preserve">Rename channel</w:t>
+              <w:t xml:space="preserve">Rename a channel</w:t>
             </w:r>
           </w:p>
         </w:tc>
@@ -4880,7 +5928,7 @@
                 <w:sz w:val="20"/>
                 <w:szCs w:val="20"/>
               </w:rPr>
-              <w:t xml:space="preserve">Delete channel</w:t>
+              <w:t xml:space="preserve">Delete a channel</w:t>
             </w:r>
           </w:p>
         </w:tc>
@@ -4940,7 +5988,7 @@
                 <w:sz w:val="20"/>
                 <w:szCs w:val="20"/>
               </w:rPr>
-              <w:t xml:space="preserve">Delete a message</w:t>
+              <w:t xml:space="preserve">Make a channel private / manage access</w:t>
             </w:r>
           </w:p>
         </w:tc>
@@ -4969,7 +6017,7 @@
                 <w:sz w:val="20"/>
                 <w:szCs w:val="20"/>
               </w:rPr>
-              <w:t xml:space="preserve">Hover message &gt; trash icon</w:t>
+              <w:t xml:space="preserve">Admin Settings or Admin Portal &gt; Channels &gt; lock icon</w:t>
             </w:r>
           </w:p>
         </w:tc>
@@ -5000,7 +6048,7 @@
                 <w:sz w:val="20"/>
                 <w:szCs w:val="20"/>
               </w:rPr>
-              <w:t xml:space="preserve">Grant admin</w:t>
+              <w:t xml:space="preserve">Track a game (PatchBot)</w:t>
             </w:r>
           </w:p>
         </w:tc>
@@ -5029,7 +6077,7 @@
                 <w:sz w:val="20"/>
                 <w:szCs w:val="20"/>
               </w:rPr>
-              <w:t xml:space="preserve">Admin Settings &gt; Users &gt; Up Admin button</w:t>
+              <w:t xml:space="preserve">Channel header &gt; controller icon &gt; search &gt; Add</w:t>
             </w:r>
           </w:p>
         </w:tc>
@@ -5060,7 +6108,7 @@
                 <w:sz w:val="20"/>
                 <w:szCs w:val="20"/>
               </w:rPr>
-              <w:t xml:space="preserve">Revoke admin</w:t>
+              <w:t xml:space="preserve">Set PatchBot check frequency</w:t>
             </w:r>
           </w:p>
         </w:tc>
@@ -5089,7 +6137,7 @@
                 <w:sz w:val="20"/>
                 <w:szCs w:val="20"/>
               </w:rPr>
-              <w:t xml:space="preserve">Admin Settings &gt; Users &gt; Down Member button</w:t>
+              <w:t xml:space="preserve">Admin Settings or Admin Portal &gt; Games tab</w:t>
             </w:r>
           </w:p>
         </w:tc>
@@ -5120,7 +6168,7 @@
                 <w:sz w:val="20"/>
                 <w:szCs w:val="20"/>
               </w:rPr>
-              <w:t xml:space="preserve">Remove user</w:t>
+              <w:t xml:space="preserve">Delete a message</w:t>
             </w:r>
           </w:p>
         </w:tc>
@@ -5149,7 +6197,7 @@
                 <w:sz w:val="20"/>
                 <w:szCs w:val="20"/>
               </w:rPr>
-              <w:t xml:space="preserve">Admin Settings &gt; Users &gt; trash icon</w:t>
+              <w:t xml:space="preserve">Hover message &gt; trash icon</w:t>
             </w:r>
           </w:p>
         </w:tc>
@@ -5180,7 +6228,7 @@
                 <w:sz w:val="20"/>
                 <w:szCs w:val="20"/>
               </w:rPr>
-              <w:t xml:space="preserve">Mute in voice</w:t>
+              <w:t xml:space="preserve">Grant / revoke admin</w:t>
             </w:r>
           </w:p>
         </w:tc>
@@ -5209,7 +6257,7 @@
                 <w:sz w:val="20"/>
                 <w:szCs w:val="20"/>
               </w:rPr>
-              <w:t xml:space="preserve">In Voice panel &gt; mic icon</w:t>
+              <w:t xml:space="preserve">Admin Settings &gt; Users &gt; Up Admin / Down Member</w:t>
             </w:r>
           </w:p>
         </w:tc>
@@ -5240,7 +6288,7 @@
                 <w:sz w:val="20"/>
                 <w:szCs w:val="20"/>
               </w:rPr>
-              <w:t xml:space="preserve">Kick from voice</w:t>
+              <w:t xml:space="preserve">Force a password reset</w:t>
             </w:r>
           </w:p>
         </w:tc>
@@ -5269,7 +6317,7 @@
                 <w:sz w:val="20"/>
                 <w:szCs w:val="20"/>
               </w:rPr>
-              <w:t xml:space="preserve">In Voice panel &gt; remove icon</w:t>
+              <w:t xml:space="preserve">Admin Portal &gt; Users &gt; envelope icon</w:t>
             </w:r>
           </w:p>
         </w:tc>
@@ -5300,7 +6348,7 @@
                 <w:sz w:val="20"/>
                 <w:szCs w:val="20"/>
               </w:rPr>
-              <w:t xml:space="preserve">View server logs</w:t>
+              <w:t xml:space="preserve">Set a user’s password</w:t>
             </w:r>
           </w:p>
         </w:tc>
@@ -5329,7 +6377,7 @@
                 <w:sz w:val="20"/>
                 <w:szCs w:val="20"/>
               </w:rPr>
-              <w:t xml:space="preserve">Railway &gt; backend service &gt; Deployments &gt; View logs</w:t>
+              <w:t xml:space="preserve">Admin Portal &gt; Users &gt; key icon</w:t>
             </w:r>
           </w:p>
         </w:tc>
@@ -5360,6 +6408,246 @@
                 <w:sz w:val="20"/>
                 <w:szCs w:val="20"/>
               </w:rPr>
+              <w:t xml:space="preserve">Remove a user</w:t>
+            </w:r>
+          </w:p>
+        </w:tc>
+        <w:tc>
+          <w:tcPr>
+            <w:tcW w:type="dxa" w:w="5560"/>
+            <w:tcBorders>
+              <w:top w:val="single" w:color="DDDDDD" w:sz="1"/>
+              <w:left w:val="single" w:color="DDDDDD" w:sz="1"/>
+              <w:bottom w:val="single" w:color="DDDDDD" w:sz="1"/>
+              <w:right w:val="single" w:color="DDDDDD" w:sz="1"/>
+            </w:tcBorders>
+            <w:shd w:fill="FFFFFF" w:val="clear"/>
+            <w:tcMar>
+              <w:top w:type="dxa" w:w="80"/>
+              <w:left w:type="dxa" w:w="150"/>
+              <w:bottom w:type="dxa" w:w="80"/>
+              <w:right w:type="dxa" w:w="150"/>
+            </w:tcMar>
+          </w:tcPr>
+          <w:p>
+            <w:r>
+              <w:rPr>
+                <w:rFonts w:ascii="Arial" w:cs="Arial" w:eastAsia="Arial" w:hAnsi="Arial"/>
+                <w:color w:val="313338"/>
+                <w:sz w:val="20"/>
+                <w:szCs w:val="20"/>
+              </w:rPr>
+              <w:t xml:space="preserve">Admin Settings &gt; Users &gt; trash icon</w:t>
+            </w:r>
+          </w:p>
+        </w:tc>
+      </w:tr>
+      <w:tr>
+        <w:tc>
+          <w:tcPr>
+            <w:tcW w:type="dxa" w:w="3800"/>
+            <w:tcBorders>
+              <w:top w:val="single" w:color="DDDDDD" w:sz="1"/>
+              <w:left w:val="single" w:color="DDDDDD" w:sz="1"/>
+              <w:bottom w:val="single" w:color="DDDDDD" w:sz="1"/>
+              <w:right w:val="single" w:color="DDDDDD" w:sz="1"/>
+            </w:tcBorders>
+            <w:shd w:fill="F8F9FF" w:val="clear"/>
+            <w:tcMar>
+              <w:top w:type="dxa" w:w="80"/>
+              <w:left w:type="dxa" w:w="150"/>
+              <w:bottom w:type="dxa" w:w="80"/>
+              <w:right w:type="dxa" w:w="150"/>
+            </w:tcMar>
+          </w:tcPr>
+          <w:p>
+            <w:r>
+              <w:rPr>
+                <w:rFonts w:ascii="Arial" w:cs="Arial" w:eastAsia="Arial" w:hAnsi="Arial"/>
+                <w:color w:val="313338"/>
+                <w:sz w:val="20"/>
+                <w:szCs w:val="20"/>
+              </w:rPr>
+              <w:t xml:space="preserve">Mute / kick in voice</w:t>
+            </w:r>
+          </w:p>
+        </w:tc>
+        <w:tc>
+          <w:tcPr>
+            <w:tcW w:type="dxa" w:w="5560"/>
+            <w:tcBorders>
+              <w:top w:val="single" w:color="DDDDDD" w:sz="1"/>
+              <w:left w:val="single" w:color="DDDDDD" w:sz="1"/>
+              <w:bottom w:val="single" w:color="DDDDDD" w:sz="1"/>
+              <w:right w:val="single" w:color="DDDDDD" w:sz="1"/>
+            </w:tcBorders>
+            <w:shd w:fill="F8F9FF" w:val="clear"/>
+            <w:tcMar>
+              <w:top w:type="dxa" w:w="80"/>
+              <w:left w:type="dxa" w:w="150"/>
+              <w:bottom w:type="dxa" w:w="80"/>
+              <w:right w:type="dxa" w:w="150"/>
+            </w:tcMar>
+          </w:tcPr>
+          <w:p>
+            <w:r>
+              <w:rPr>
+                <w:rFonts w:ascii="Arial" w:cs="Arial" w:eastAsia="Arial" w:hAnsi="Arial"/>
+                <w:color w:val="313338"/>
+                <w:sz w:val="20"/>
+                <w:szCs w:val="20"/>
+              </w:rPr>
+              <w:t xml:space="preserve">In Voice panel &gt; mic / remove icon</w:t>
+            </w:r>
+          </w:p>
+        </w:tc>
+      </w:tr>
+      <w:tr>
+        <w:tc>
+          <w:tcPr>
+            <w:tcW w:type="dxa" w:w="3800"/>
+            <w:tcBorders>
+              <w:top w:val="single" w:color="DDDDDD" w:sz="1"/>
+              <w:left w:val="single" w:color="DDDDDD" w:sz="1"/>
+              <w:bottom w:val="single" w:color="DDDDDD" w:sz="1"/>
+              <w:right w:val="single" w:color="DDDDDD" w:sz="1"/>
+            </w:tcBorders>
+            <w:shd w:fill="FFFFFF" w:val="clear"/>
+            <w:tcMar>
+              <w:top w:type="dxa" w:w="80"/>
+              <w:left w:type="dxa" w:w="150"/>
+              <w:bottom w:type="dxa" w:w="80"/>
+              <w:right w:type="dxa" w:w="150"/>
+            </w:tcMar>
+          </w:tcPr>
+          <w:p>
+            <w:r>
+              <w:rPr>
+                <w:rFonts w:ascii="Arial" w:cs="Arial" w:eastAsia="Arial" w:hAnsi="Arial"/>
+                <w:color w:val="313338"/>
+                <w:sz w:val="20"/>
+                <w:szCs w:val="20"/>
+              </w:rPr>
+              <w:t xml:space="preserve">Search all recent messages</w:t>
+            </w:r>
+          </w:p>
+        </w:tc>
+        <w:tc>
+          <w:tcPr>
+            <w:tcW w:type="dxa" w:w="5560"/>
+            <w:tcBorders>
+              <w:top w:val="single" w:color="DDDDDD" w:sz="1"/>
+              <w:left w:val="single" w:color="DDDDDD" w:sz="1"/>
+              <w:bottom w:val="single" w:color="DDDDDD" w:sz="1"/>
+              <w:right w:val="single" w:color="DDDDDD" w:sz="1"/>
+            </w:tcBorders>
+            <w:shd w:fill="FFFFFF" w:val="clear"/>
+            <w:tcMar>
+              <w:top w:type="dxa" w:w="80"/>
+              <w:left w:type="dxa" w:w="150"/>
+              <w:bottom w:type="dxa" w:w="80"/>
+              <w:right w:type="dxa" w:w="150"/>
+            </w:tcMar>
+          </w:tcPr>
+          <w:p>
+            <w:r>
+              <w:rPr>
+                <w:rFonts w:ascii="Arial" w:cs="Arial" w:eastAsia="Arial" w:hAnsi="Arial"/>
+                <w:color w:val="313338"/>
+                <w:sz w:val="20"/>
+                <w:szCs w:val="20"/>
+              </w:rPr>
+              <w:t xml:space="preserve">Admin Portal &gt; Recent Messages</w:t>
+            </w:r>
+          </w:p>
+        </w:tc>
+      </w:tr>
+      <w:tr>
+        <w:tc>
+          <w:tcPr>
+            <w:tcW w:type="dxa" w:w="3800"/>
+            <w:tcBorders>
+              <w:top w:val="single" w:color="DDDDDD" w:sz="1"/>
+              <w:left w:val="single" w:color="DDDDDD" w:sz="1"/>
+              <w:bottom w:val="single" w:color="DDDDDD" w:sz="1"/>
+              <w:right w:val="single" w:color="DDDDDD" w:sz="1"/>
+            </w:tcBorders>
+            <w:shd w:fill="F8F9FF" w:val="clear"/>
+            <w:tcMar>
+              <w:top w:type="dxa" w:w="80"/>
+              <w:left w:type="dxa" w:w="150"/>
+              <w:bottom w:type="dxa" w:w="80"/>
+              <w:right w:type="dxa" w:w="150"/>
+            </w:tcMar>
+          </w:tcPr>
+          <w:p>
+            <w:r>
+              <w:rPr>
+                <w:rFonts w:ascii="Arial" w:cs="Arial" w:eastAsia="Arial" w:hAnsi="Arial"/>
+                <w:color w:val="313338"/>
+                <w:sz w:val="20"/>
+                <w:szCs w:val="20"/>
+              </w:rPr>
+              <w:t xml:space="preserve">View server logs</w:t>
+            </w:r>
+          </w:p>
+        </w:tc>
+        <w:tc>
+          <w:tcPr>
+            <w:tcW w:type="dxa" w:w="5560"/>
+            <w:tcBorders>
+              <w:top w:val="single" w:color="DDDDDD" w:sz="1"/>
+              <w:left w:val="single" w:color="DDDDDD" w:sz="1"/>
+              <w:bottom w:val="single" w:color="DDDDDD" w:sz="1"/>
+              <w:right w:val="single" w:color="DDDDDD" w:sz="1"/>
+            </w:tcBorders>
+            <w:shd w:fill="F8F9FF" w:val="clear"/>
+            <w:tcMar>
+              <w:top w:type="dxa" w:w="80"/>
+              <w:left w:type="dxa" w:w="150"/>
+              <w:bottom w:type="dxa" w:w="80"/>
+              <w:right w:type="dxa" w:w="150"/>
+            </w:tcMar>
+          </w:tcPr>
+          <w:p>
+            <w:r>
+              <w:rPr>
+                <w:rFonts w:ascii="Arial" w:cs="Arial" w:eastAsia="Arial" w:hAnsi="Arial"/>
+                <w:color w:val="313338"/>
+                <w:sz w:val="20"/>
+                <w:szCs w:val="20"/>
+              </w:rPr>
+              <w:t xml:space="preserve">Railway &gt; backend service &gt; Deployments &gt; View logs</w:t>
+            </w:r>
+          </w:p>
+        </w:tc>
+      </w:tr>
+      <w:tr>
+        <w:tc>
+          <w:tcPr>
+            <w:tcW w:type="dxa" w:w="3800"/>
+            <w:tcBorders>
+              <w:top w:val="single" w:color="DDDDDD" w:sz="1"/>
+              <w:left w:val="single" w:color="DDDDDD" w:sz="1"/>
+              <w:bottom w:val="single" w:color="DDDDDD" w:sz="1"/>
+              <w:right w:val="single" w:color="DDDDDD" w:sz="1"/>
+            </w:tcBorders>
+            <w:shd w:fill="FFFFFF" w:val="clear"/>
+            <w:tcMar>
+              <w:top w:type="dxa" w:w="80"/>
+              <w:left w:type="dxa" w:w="150"/>
+              <w:bottom w:type="dxa" w:w="80"/>
+              <w:right w:type="dxa" w:w="150"/>
+            </w:tcMar>
+          </w:tcPr>
+          <w:p>
+            <w:r>
+              <w:rPr>
+                <w:rFonts w:ascii="Arial" w:cs="Arial" w:eastAsia="Arial" w:hAnsi="Arial"/>
+                <w:color w:val="313338"/>
+                <w:sz w:val="20"/>
+                <w:szCs w:val="20"/>
+              </w:rPr>
               <w:t xml:space="preserve">Restart backend</w:t>
             </w:r>
           </w:p>
@@ -5399,11 +6687,6 @@
       <w:pPr>
         <w:spacing w:after="200"/>
       </w:pPr>
-    </w:p>
-    <w:p>
-      <w:r>
-        <w:br w:type="page"/>
-      </w:r>
     </w:p>
     <w:p>
       <w:pPr>
@@ -5419,16 +6702,11 @@
           <w:b/>
           <w:bCs/>
           <w:color w:val="1E1F22"/>
-          <w:sz w:val="30"/>
-          <w:szCs w:val="30"/>
-        </w:rPr>
-        <w:t xml:space="preserve">9. Troubleshooting</w:t>
-      </w:r>
-    </w:p>
-    <w:p>
-      <w:pPr>
-        <w:spacing w:after="40"/>
-      </w:pPr>
+          <w:sz w:val="28"/>
+          <w:szCs w:val="28"/>
+        </w:rPr>
+        <w:t xml:space="preserve">12. Troubleshooting</w:t>
+      </w:r>
     </w:p>
     <w:tbl>
       <w:tblPr>
@@ -5443,8 +6721,8 @@
         </w:tblBorders>
       </w:tblPr>
       <w:tblGrid>
-        <w:gridCol w:w="3400"/>
-        <w:gridCol w:w="5960"/>
+        <w:gridCol w:w="3600"/>
+        <w:gridCol w:w="5760"/>
       </w:tblGrid>
       <w:tr>
         <w:trPr>
@@ -5452,7 +6730,7 @@
         </w:trPr>
         <w:tc>
           <w:tcPr>
-            <w:tcW w:type="dxa" w:w="3400"/>
+            <w:tcW w:type="dxa" w:w="3600"/>
             <w:tcBorders>
               <w:top w:val="single" w:color="5865F2" w:sz="1"/>
               <w:left w:val="single" w:color="5865F2" w:sz="1"/>
@@ -5469,6 +6747,9 @@
             <w:vAlign w:val="center"/>
           </w:tcPr>
           <w:p>
+            <w:pPr>
+              <w:jc w:val="left"/>
+            </w:pPr>
             <w:r>
               <w:rPr>
                 <w:rFonts w:ascii="Arial" w:cs="Arial" w:eastAsia="Arial" w:hAnsi="Arial"/>
@@ -5484,7 +6765,7 @@
         </w:tc>
         <w:tc>
           <w:tcPr>
-            <w:tcW w:type="dxa" w:w="5960"/>
+            <w:tcW w:type="dxa" w:w="5760"/>
             <w:tcBorders>
               <w:top w:val="single" w:color="5865F2" w:sz="1"/>
               <w:left w:val="single" w:color="5865F2" w:sz="1"/>
@@ -5501,6 +6782,9 @@
             <w:vAlign w:val="center"/>
           </w:tcPr>
           <w:p>
+            <w:pPr>
+              <w:jc w:val="left"/>
+            </w:pPr>
             <w:r>
               <w:rPr>
                 <w:rFonts w:ascii="Arial" w:cs="Arial" w:eastAsia="Arial" w:hAnsi="Arial"/>
@@ -5518,7 +6802,7 @@
       <w:tr>
         <w:tc>
           <w:tcPr>
-            <w:tcW w:type="dxa" w:w="3400"/>
+            <w:tcW w:type="dxa" w:w="3600"/>
             <w:tcBorders>
               <w:top w:val="single" w:color="DDDDDD" w:sz="1"/>
               <w:left w:val="single" w:color="DDDDDD" w:sz="1"/>
@@ -5547,7 +6831,7 @@
         </w:tc>
         <w:tc>
           <w:tcPr>
-            <w:tcW w:type="dxa" w:w="5960"/>
+            <w:tcW w:type="dxa" w:w="5760"/>
             <w:tcBorders>
               <w:top w:val="single" w:color="DDDDDD" w:sz="1"/>
               <w:left w:val="single" w:color="DDDDDD" w:sz="1"/>
@@ -5578,7 +6862,7 @@
       <w:tr>
         <w:tc>
           <w:tcPr>
-            <w:tcW w:type="dxa" w:w="3400"/>
+            <w:tcW w:type="dxa" w:w="3600"/>
             <w:tcBorders>
               <w:top w:val="single" w:color="DDDDDD" w:sz="1"/>
               <w:left w:val="single" w:color="DDDDDD" w:sz="1"/>
@@ -5607,7 +6891,7 @@
         </w:tc>
         <w:tc>
           <w:tcPr>
-            <w:tcW w:type="dxa" w:w="5960"/>
+            <w:tcW w:type="dxa" w:w="5760"/>
             <w:tcBorders>
               <w:top w:val="single" w:color="DDDDDD" w:sz="1"/>
               <w:left w:val="single" w:color="DDDDDD" w:sz="1"/>
@@ -5638,7 +6922,7 @@
       <w:tr>
         <w:tc>
           <w:tcPr>
-            <w:tcW w:type="dxa" w:w="3400"/>
+            <w:tcW w:type="dxa" w:w="3600"/>
             <w:tcBorders>
               <w:top w:val="single" w:color="DDDDDD" w:sz="1"/>
               <w:left w:val="single" w:color="DDDDDD" w:sz="1"/>
@@ -5661,13 +6945,13 @@
                 <w:sz w:val="20"/>
                 <w:szCs w:val="20"/>
               </w:rPr>
-              <w:t xml:space="preserve">User cannot log in</w:t>
-            </w:r>
-          </w:p>
-        </w:tc>
-        <w:tc>
-          <w:tcPr>
-            <w:tcW w:type="dxa" w:w="5960"/>
+              <w:t xml:space="preserve">User can’t log in</w:t>
+            </w:r>
+          </w:p>
+        </w:tc>
+        <w:tc>
+          <w:tcPr>
+            <w:tcW w:type="dxa" w:w="5760"/>
             <w:tcBorders>
               <w:top w:val="single" w:color="DDDDDD" w:sz="1"/>
               <w:left w:val="single" w:color="DDDDDD" w:sz="1"/>
@@ -5690,7 +6974,7 @@
                 <w:sz w:val="20"/>
                 <w:szCs w:val="20"/>
               </w:rPr>
-              <w:t xml:space="preserve">Check email/password. Reset by deleting and re-signing up.</w:t>
+              <w:t xml:space="preserve">Check email/password. Reset via the Admin Portal or delete + re-signup.</w:t>
             </w:r>
           </w:p>
         </w:tc>
@@ -5698,7 +6982,7 @@
       <w:tr>
         <w:tc>
           <w:tcPr>
-            <w:tcW w:type="dxa" w:w="3400"/>
+            <w:tcW w:type="dxa" w:w="3600"/>
             <w:tcBorders>
               <w:top w:val="single" w:color="DDDDDD" w:sz="1"/>
               <w:left w:val="single" w:color="DDDDDD" w:sz="1"/>
@@ -5721,13 +7005,13 @@
                 <w:sz w:val="20"/>
                 <w:szCs w:val="20"/>
               </w:rPr>
-              <w:t xml:space="preserve">Voice not working</w:t>
-            </w:r>
-          </w:p>
-        </w:tc>
-        <w:tc>
-          <w:tcPr>
-            <w:tcW w:type="dxa" w:w="5960"/>
+              <w:t xml:space="preserve">Private channel not hiding for someone</w:t>
+            </w:r>
+          </w:p>
+        </w:tc>
+        <w:tc>
+          <w:tcPr>
+            <w:tcW w:type="dxa" w:w="5760"/>
             <w:tcBorders>
               <w:top w:val="single" w:color="DDDDDD" w:sz="1"/>
               <w:left w:val="single" w:color="DDDDDD" w:sz="1"/>
@@ -5750,7 +7034,7 @@
                 <w:sz w:val="20"/>
                 <w:szCs w:val="20"/>
               </w:rPr>
-              <w:t xml:space="preserve">Verify LIVEKIT_* env vars in Railway backend Variables tab</w:t>
+              <w:t xml:space="preserve">Confirm they aren’t an admin — admins always see every channel by design</w:t>
             </w:r>
           </w:p>
         </w:tc>
@@ -5758,7 +7042,7 @@
       <w:tr>
         <w:tc>
           <w:tcPr>
-            <w:tcW w:type="dxa" w:w="3400"/>
+            <w:tcW w:type="dxa" w:w="3600"/>
             <w:tcBorders>
               <w:top w:val="single" w:color="DDDDDD" w:sz="1"/>
               <w:left w:val="single" w:color="DDDDDD" w:sz="1"/>
@@ -5781,13 +7065,13 @@
                 <w:sz w:val="20"/>
                 <w:szCs w:val="20"/>
               </w:rPr>
-              <w:t xml:space="preserve">CORS error in console</w:t>
-            </w:r>
-          </w:p>
-        </w:tc>
-        <w:tc>
-          <w:tcPr>
-            <w:tcW w:type="dxa" w:w="5960"/>
+              <w:t xml:space="preserve">PatchBot not posting</w:t>
+            </w:r>
+          </w:p>
+        </w:tc>
+        <w:tc>
+          <w:tcPr>
+            <w:tcW w:type="dxa" w:w="5760"/>
             <w:tcBorders>
               <w:top w:val="single" w:color="DDDDDD" w:sz="1"/>
               <w:left w:val="single" w:color="DDDDDD" w:sz="1"/>
@@ -5810,7 +7094,7 @@
                 <w:sz w:val="20"/>
                 <w:szCs w:val="20"/>
               </w:rPr>
-              <w:t xml:space="preserve">Update CLIENT_URL in backend Variables to match exact frontend URL</w:t>
+              <w:t xml:space="preserve">Confirm the game has had news recently; first-time tracking only sets a baseline, no post yet</w:t>
             </w:r>
           </w:p>
         </w:tc>
@@ -5818,7 +7102,7 @@
       <w:tr>
         <w:tc>
           <w:tcPr>
-            <w:tcW w:type="dxa" w:w="3400"/>
+            <w:tcW w:type="dxa" w:w="3600"/>
             <w:tcBorders>
               <w:top w:val="single" w:color="DDDDDD" w:sz="1"/>
               <w:left w:val="single" w:color="DDDDDD" w:sz="1"/>
@@ -5841,13 +7125,13 @@
                 <w:sz w:val="20"/>
                 <w:szCs w:val="20"/>
               </w:rPr>
-              <w:t xml:space="preserve">Backend offline</w:t>
-            </w:r>
-          </w:p>
-        </w:tc>
-        <w:tc>
-          <w:tcPr>
-            <w:tcW w:type="dxa" w:w="5960"/>
+              <w:t xml:space="preserve">Voice not working</w:t>
+            </w:r>
+          </w:p>
+        </w:tc>
+        <w:tc>
+          <w:tcPr>
+            <w:tcW w:type="dxa" w:w="5760"/>
             <w:tcBorders>
               <w:top w:val="single" w:color="DDDDDD" w:sz="1"/>
               <w:left w:val="single" w:color="DDDDDD" w:sz="1"/>
@@ -5870,7 +7154,7 @@
                 <w:sz w:val="20"/>
                 <w:szCs w:val="20"/>
               </w:rPr>
-              <w:t xml:space="preserve">Railway &gt; backend &gt; Deployments &gt; Redeploy</w:t>
+              <w:t xml:space="preserve">Verify LIVEKIT_* env vars in Railway backend Variables tab</w:t>
             </w:r>
           </w:p>
         </w:tc>
@@ -5878,7 +7162,7 @@
       <w:tr>
         <w:tc>
           <w:tcPr>
-            <w:tcW w:type="dxa" w:w="3400"/>
+            <w:tcW w:type="dxa" w:w="3600"/>
             <w:tcBorders>
               <w:top w:val="single" w:color="DDDDDD" w:sz="1"/>
               <w:left w:val="single" w:color="DDDDDD" w:sz="1"/>
@@ -5901,13 +7185,133 @@
                 <w:sz w:val="20"/>
                 <w:szCs w:val="20"/>
               </w:rPr>
+              <w:t xml:space="preserve">CORS error in console</w:t>
+            </w:r>
+          </w:p>
+        </w:tc>
+        <w:tc>
+          <w:tcPr>
+            <w:tcW w:type="dxa" w:w="5760"/>
+            <w:tcBorders>
+              <w:top w:val="single" w:color="DDDDDD" w:sz="1"/>
+              <w:left w:val="single" w:color="DDDDDD" w:sz="1"/>
+              <w:bottom w:val="single" w:color="DDDDDD" w:sz="1"/>
+              <w:right w:val="single" w:color="DDDDDD" w:sz="1"/>
+            </w:tcBorders>
+            <w:shd w:fill="FFFFFF" w:val="clear"/>
+            <w:tcMar>
+              <w:top w:type="dxa" w:w="80"/>
+              <w:left w:type="dxa" w:w="150"/>
+              <w:bottom w:type="dxa" w:w="80"/>
+              <w:right w:type="dxa" w:w="150"/>
+            </w:tcMar>
+          </w:tcPr>
+          <w:p>
+            <w:r>
+              <w:rPr>
+                <w:rFonts w:ascii="Arial" w:cs="Arial" w:eastAsia="Arial" w:hAnsi="Arial"/>
+                <w:color w:val="313338"/>
+                <w:sz w:val="20"/>
+                <w:szCs w:val="20"/>
+              </w:rPr>
+              <w:t xml:space="preserve">Update CLIENT_URL in backend Variables to match exact frontend URL</w:t>
+            </w:r>
+          </w:p>
+        </w:tc>
+      </w:tr>
+      <w:tr>
+        <w:tc>
+          <w:tcPr>
+            <w:tcW w:type="dxa" w:w="3600"/>
+            <w:tcBorders>
+              <w:top w:val="single" w:color="DDDDDD" w:sz="1"/>
+              <w:left w:val="single" w:color="DDDDDD" w:sz="1"/>
+              <w:bottom w:val="single" w:color="DDDDDD" w:sz="1"/>
+              <w:right w:val="single" w:color="DDDDDD" w:sz="1"/>
+            </w:tcBorders>
+            <w:shd w:fill="F8F9FF" w:val="clear"/>
+            <w:tcMar>
+              <w:top w:type="dxa" w:w="80"/>
+              <w:left w:type="dxa" w:w="150"/>
+              <w:bottom w:type="dxa" w:w="80"/>
+              <w:right w:type="dxa" w:w="150"/>
+            </w:tcMar>
+          </w:tcPr>
+          <w:p>
+            <w:r>
+              <w:rPr>
+                <w:rFonts w:ascii="Arial" w:cs="Arial" w:eastAsia="Arial" w:hAnsi="Arial"/>
+                <w:color w:val="313338"/>
+                <w:sz w:val="20"/>
+                <w:szCs w:val="20"/>
+              </w:rPr>
+              <w:t xml:space="preserve">Backend offline</w:t>
+            </w:r>
+          </w:p>
+        </w:tc>
+        <w:tc>
+          <w:tcPr>
+            <w:tcW w:type="dxa" w:w="5760"/>
+            <w:tcBorders>
+              <w:top w:val="single" w:color="DDDDDD" w:sz="1"/>
+              <w:left w:val="single" w:color="DDDDDD" w:sz="1"/>
+              <w:bottom w:val="single" w:color="DDDDDD" w:sz="1"/>
+              <w:right w:val="single" w:color="DDDDDD" w:sz="1"/>
+            </w:tcBorders>
+            <w:shd w:fill="F8F9FF" w:val="clear"/>
+            <w:tcMar>
+              <w:top w:type="dxa" w:w="80"/>
+              <w:left w:type="dxa" w:w="150"/>
+              <w:bottom w:type="dxa" w:w="80"/>
+              <w:right w:type="dxa" w:w="150"/>
+            </w:tcMar>
+          </w:tcPr>
+          <w:p>
+            <w:r>
+              <w:rPr>
+                <w:rFonts w:ascii="Arial" w:cs="Arial" w:eastAsia="Arial" w:hAnsi="Arial"/>
+                <w:color w:val="313338"/>
+                <w:sz w:val="20"/>
+                <w:szCs w:val="20"/>
+              </w:rPr>
+              <w:t xml:space="preserve">Railway &gt; backend &gt; Deployments &gt; Redeploy</w:t>
+            </w:r>
+          </w:p>
+        </w:tc>
+      </w:tr>
+      <w:tr>
+        <w:tc>
+          <w:tcPr>
+            <w:tcW w:type="dxa" w:w="3600"/>
+            <w:tcBorders>
+              <w:top w:val="single" w:color="DDDDDD" w:sz="1"/>
+              <w:left w:val="single" w:color="DDDDDD" w:sz="1"/>
+              <w:bottom w:val="single" w:color="DDDDDD" w:sz="1"/>
+              <w:right w:val="single" w:color="DDDDDD" w:sz="1"/>
+            </w:tcBorders>
+            <w:shd w:fill="FFFFFF" w:val="clear"/>
+            <w:tcMar>
+              <w:top w:type="dxa" w:w="80"/>
+              <w:left w:type="dxa" w:w="150"/>
+              <w:bottom w:type="dxa" w:w="80"/>
+              <w:right w:type="dxa" w:w="150"/>
+            </w:tcMar>
+          </w:tcPr>
+          <w:p>
+            <w:r>
+              <w:rPr>
+                <w:rFonts w:ascii="Arial" w:cs="Arial" w:eastAsia="Arial" w:hAnsi="Arial"/>
+                <w:color w:val="313338"/>
+                <w:sz w:val="20"/>
+                <w:szCs w:val="20"/>
+              </w:rPr>
               <w:t xml:space="preserve">Messages not appearing</w:t>
             </w:r>
           </w:p>
         </w:tc>
         <w:tc>
           <w:tcPr>
-            <w:tcW w:type="dxa" w:w="5960"/>
+            <w:tcW w:type="dxa" w:w="5760"/>
             <w:tcBorders>
               <w:top w:val="single" w:color="DDDDDD" w:sz="1"/>
               <w:left w:val="single" w:color="DDDDDD" w:sz="1"/>
@@ -6019,7 +7423,7 @@
       <w:pBdr>
         <w:top w:val="single" w:color="DDDDDD" w:sz="2" w:space="6"/>
       </w:pBdr>
-      <w:spacing w:before="100"/>
+      <w:spacing w:before="120"/>
       <w:jc w:val="center"/>
     </w:pPr>
     <w:r>
@@ -6112,7 +7516,7 @@
       <w:pBdr>
         <w:bottom w:val="single" w:color="5865F2" w:sz="4" w:space="6"/>
       </w:pBdr>
-      <w:spacing w:after="100"/>
+      <w:spacing w:after="120"/>
     </w:pPr>
     <w:r>
       <w:rPr>
@@ -6123,7 +7527,7 @@
         <w:sz w:val="20"/>
         <w:szCs w:val="20"/>
       </w:rPr>
-      <w:t xml:space="preserve">The Crows Nest  </w:t>
+      <w:t xml:space="preserve">The Crows Nest </w:t>
     </w:r>
     <w:r>
       <w:rPr>
@@ -6255,13 +7659,13 @@
     </w:lvlOverride>
   </w:num>
   <w:num w:numId="2">
-    <w:abstractNumId w:val="2"/>
+    <w:abstractNumId w:val="3"/>
     <w:lvlOverride w:ilvl="0">
       <w:startOverride w:val="1"/>
     </w:lvlOverride>
   </w:num>
   <w:num w:numId="3">
-    <w:abstractNumId w:val="3"/>
+    <w:abstractNumId w:val="2"/>
     <w:lvlOverride w:ilvl="0">
       <w:startOverride w:val="1"/>
     </w:lvlOverride>
@@ -6466,8 +7870,8 @@
       <w:b/>
       <w:bCs/>
       <w:color w:val="1E1F22"/>
-      <w:sz w:val="30"/>
-      <w:szCs w:val="30"/>
+      <w:sz w:val="28"/>
+      <w:szCs w:val="28"/>
     </w:rPr>
   </w:style>
   <w:style w:type="paragraph" w:styleId="Heading2">
@@ -6476,7 +7880,7 @@
     <w:next w:val="Normal"/>
     <w:qFormat/>
     <w:pPr>
-      <w:spacing w:after="100" w:before="260"/>
+      <w:spacing w:after="120" w:before="280"/>
       <w:outlineLvl w:val="1"/>
     </w:pPr>
     <w:rPr>
@@ -6488,23 +7892,5 @@
       <w:szCs w:val="24"/>
     </w:rPr>
   </w:style>
-  <w:style w:type="paragraph" w:styleId="Heading3">
-    <w:name w:val="Heading 3"/>
-    <w:basedOn w:val="Normal"/>
-    <w:next w:val="Normal"/>
-    <w:qFormat/>
-    <w:pPr>
-      <w:spacing w:after="80" w:before="200"/>
-      <w:outlineLvl w:val="2"/>
-    </w:pPr>
-    <w:rPr>
-      <w:rFonts w:ascii="Arial" w:cs="Arial" w:eastAsia="Arial" w:hAnsi="Arial"/>
-      <w:b/>
-      <w:bCs/>
-      <w:color w:val="1E1F22"/>
-      <w:sz w:val="22"/>
-      <w:szCs w:val="22"/>
-    </w:rPr>
-  </w:style>
 </w:styles>
 </file>
--- a/frontend/public/CrowsNest-Admin-Guide.docx
+++ b/frontend/public/CrowsNest-Admin-Guide.docx
@@ -65,7 +65,7 @@
           <w:sz w:val="20"/>
           <w:szCs w:val="20"/>
         </w:rPr>
-        <w:t xml:space="preserve">Version 3.0  •  August 2026</w:t>
+        <w:t xml:space="preserve">Version 4.0  •  September 2026</w:t>
       </w:r>
     </w:p>
     <w:p>
@@ -1774,97 +1774,274 @@
           </w:p>
         </w:tc>
       </w:tr>
+      <w:tr>
+        <w:tc>
+          <w:tcPr>
+            <w:tcW w:type="dxa" w:w="4400"/>
+            <w:tcBorders>
+              <w:top w:val="single" w:color="DDDDDD" w:sz="1"/>
+              <w:left w:val="single" w:color="DDDDDD" w:sz="1"/>
+              <w:bottom w:val="single" w:color="DDDDDD" w:sz="1"/>
+              <w:right w:val="single" w:color="DDDDDD" w:sz="1"/>
+            </w:tcBorders>
+            <w:shd w:fill="F8F9FF" w:val="clear"/>
+            <w:tcMar>
+              <w:top w:type="dxa" w:w="80"/>
+              <w:left w:type="dxa" w:w="150"/>
+              <w:bottom w:type="dxa" w:w="80"/>
+              <w:right w:type="dxa" w:w="150"/>
+            </w:tcMar>
+          </w:tcPr>
+          <w:p>
+            <w:r>
+              <w:rPr>
+                <w:rFonts w:ascii="Arial" w:cs="Arial" w:eastAsia="Arial" w:hAnsi="Arial"/>
+                <w:color w:val="313338"/>
+                <w:sz w:val="20"/>
+                <w:szCs w:val="20"/>
+              </w:rPr>
+              <w:t xml:space="preserve">Upload / delete custom server emoji</w:t>
+            </w:r>
+          </w:p>
+        </w:tc>
+        <w:tc>
+          <w:tcPr>
+            <w:tcW w:type="dxa" w:w="2480"/>
+            <w:tcBorders>
+              <w:top w:val="single" w:color="DDDDDD" w:sz="1"/>
+              <w:left w:val="single" w:color="DDDDDD" w:sz="1"/>
+              <w:bottom w:val="single" w:color="DDDDDD" w:sz="1"/>
+              <w:right w:val="single" w:color="DDDDDD" w:sz="1"/>
+            </w:tcBorders>
+            <w:shd w:fill="F8F9FF" w:val="clear"/>
+            <w:tcMar>
+              <w:top w:type="dxa" w:w="80"/>
+              <w:left w:type="dxa" w:w="150"/>
+              <w:bottom w:type="dxa" w:w="80"/>
+              <w:right w:type="dxa" w:w="150"/>
+            </w:tcMar>
+          </w:tcPr>
+          <w:p>
+            <w:r>
+              <w:rPr>
+                <w:rFonts w:ascii="Arial" w:cs="Arial" w:eastAsia="Arial" w:hAnsi="Arial"/>
+                <w:color w:val="313338"/>
+                <w:sz w:val="20"/>
+                <w:szCs w:val="20"/>
+              </w:rPr>
+              <w:t xml:space="preserve">No</w:t>
+            </w:r>
+          </w:p>
+        </w:tc>
+        <w:tc>
+          <w:tcPr>
+            <w:tcW w:type="dxa" w:w="2480"/>
+            <w:tcBorders>
+              <w:top w:val="single" w:color="DDDDDD" w:sz="1"/>
+              <w:left w:val="single" w:color="DDDDDD" w:sz="1"/>
+              <w:bottom w:val="single" w:color="DDDDDD" w:sz="1"/>
+              <w:right w:val="single" w:color="DDDDDD" w:sz="1"/>
+            </w:tcBorders>
+            <w:shd w:fill="F8F9FF" w:val="clear"/>
+            <w:tcMar>
+              <w:top w:type="dxa" w:w="80"/>
+              <w:left w:type="dxa" w:w="150"/>
+              <w:bottom w:type="dxa" w:w="80"/>
+              <w:right w:type="dxa" w:w="150"/>
+            </w:tcMar>
+          </w:tcPr>
+          <w:p>
+            <w:r>
+              <w:rPr>
+                <w:rFonts w:ascii="Arial" w:cs="Arial" w:eastAsia="Arial" w:hAnsi="Arial"/>
+                <w:color w:val="313338"/>
+                <w:sz w:val="20"/>
+                <w:szCs w:val="20"/>
+              </w:rPr>
+              <w:t xml:space="preserve">Yes</w:t>
+            </w:r>
+          </w:p>
+        </w:tc>
+      </w:tr>
+      <w:tr>
+        <w:tc>
+          <w:tcPr>
+            <w:tcW w:type="dxa" w:w="4400"/>
+            <w:tcBorders>
+              <w:top w:val="single" w:color="DDDDDD" w:sz="1"/>
+              <w:left w:val="single" w:color="DDDDDD" w:sz="1"/>
+              <w:bottom w:val="single" w:color="DDDDDD" w:sz="1"/>
+              <w:right w:val="single" w:color="DDDDDD" w:sz="1"/>
+            </w:tcBorders>
+            <w:shd w:fill="FFFFFF" w:val="clear"/>
+            <w:tcMar>
+              <w:top w:type="dxa" w:w="80"/>
+              <w:left w:type="dxa" w:w="150"/>
+              <w:bottom w:type="dxa" w:w="80"/>
+              <w:right w:type="dxa" w:w="150"/>
+            </w:tcMar>
+          </w:tcPr>
+          <w:p>
+            <w:r>
+              <w:rPr>
+                <w:rFonts w:ascii="Arial" w:cs="Arial" w:eastAsia="Arial" w:hAnsi="Arial"/>
+                <w:color w:val="313338"/>
+                <w:sz w:val="20"/>
+                <w:szCs w:val="20"/>
+              </w:rPr>
+              <w:t xml:space="preserve">Upload / delete soundboard clips</w:t>
+            </w:r>
+          </w:p>
+        </w:tc>
+        <w:tc>
+          <w:tcPr>
+            <w:tcW w:type="dxa" w:w="2480"/>
+            <w:tcBorders>
+              <w:top w:val="single" w:color="DDDDDD" w:sz="1"/>
+              <w:left w:val="single" w:color="DDDDDD" w:sz="1"/>
+              <w:bottom w:val="single" w:color="DDDDDD" w:sz="1"/>
+              <w:right w:val="single" w:color="DDDDDD" w:sz="1"/>
+            </w:tcBorders>
+            <w:shd w:fill="FFFFFF" w:val="clear"/>
+            <w:tcMar>
+              <w:top w:type="dxa" w:w="80"/>
+              <w:left w:type="dxa" w:w="150"/>
+              <w:bottom w:type="dxa" w:w="80"/>
+              <w:right w:type="dxa" w:w="150"/>
+            </w:tcMar>
+          </w:tcPr>
+          <w:p>
+            <w:r>
+              <w:rPr>
+                <w:rFonts w:ascii="Arial" w:cs="Arial" w:eastAsia="Arial" w:hAnsi="Arial"/>
+                <w:color w:val="313338"/>
+                <w:sz w:val="20"/>
+                <w:szCs w:val="20"/>
+              </w:rPr>
+              <w:t xml:space="preserve">No</w:t>
+            </w:r>
+          </w:p>
+        </w:tc>
+        <w:tc>
+          <w:tcPr>
+            <w:tcW w:type="dxa" w:w="2480"/>
+            <w:tcBorders>
+              <w:top w:val="single" w:color="DDDDDD" w:sz="1"/>
+              <w:left w:val="single" w:color="DDDDDD" w:sz="1"/>
+              <w:bottom w:val="single" w:color="DDDDDD" w:sz="1"/>
+              <w:right w:val="single" w:color="DDDDDD" w:sz="1"/>
+            </w:tcBorders>
+            <w:shd w:fill="FFFFFF" w:val="clear"/>
+            <w:tcMar>
+              <w:top w:type="dxa" w:w="80"/>
+              <w:left w:type="dxa" w:w="150"/>
+              <w:bottom w:type="dxa" w:w="80"/>
+              <w:right w:type="dxa" w:w="150"/>
+            </w:tcMar>
+          </w:tcPr>
+          <w:p>
+            <w:r>
+              <w:rPr>
+                <w:rFonts w:ascii="Arial" w:cs="Arial" w:eastAsia="Arial" w:hAnsi="Arial"/>
+                <w:color w:val="313338"/>
+                <w:sz w:val="20"/>
+                <w:szCs w:val="20"/>
+              </w:rPr>
+              <w:t xml:space="preserve">Yes</w:t>
+            </w:r>
+          </w:p>
+        </w:tc>
+      </w:tr>
+      <w:tr>
+        <w:tc>
+          <w:tcPr>
+            <w:tcW w:type="dxa" w:w="4400"/>
+            <w:tcBorders>
+              <w:top w:val="single" w:color="DDDDDD" w:sz="1"/>
+              <w:left w:val="single" w:color="DDDDDD" w:sz="1"/>
+              <w:bottom w:val="single" w:color="DDDDDD" w:sz="1"/>
+              <w:right w:val="single" w:color="DDDDDD" w:sz="1"/>
+            </w:tcBorders>
+            <w:shd w:fill="F8F9FF" w:val="clear"/>
+            <w:tcMar>
+              <w:top w:type="dxa" w:w="80"/>
+              <w:left w:type="dxa" w:w="150"/>
+              <w:bottom w:type="dxa" w:w="80"/>
+              <w:right w:type="dxa" w:w="150"/>
+            </w:tcMar>
+          </w:tcPr>
+          <w:p>
+            <w:r>
+              <w:rPr>
+                <w:rFonts w:ascii="Arial" w:cs="Arial" w:eastAsia="Arial" w:hAnsi="Arial"/>
+                <w:color w:val="313338"/>
+                <w:sz w:val="20"/>
+                <w:szCs w:val="20"/>
+              </w:rPr>
+              <w:t xml:space="preserve">Change server icon / category labels</w:t>
+            </w:r>
+          </w:p>
+        </w:tc>
+        <w:tc>
+          <w:tcPr>
+            <w:tcW w:type="dxa" w:w="2480"/>
+            <w:tcBorders>
+              <w:top w:val="single" w:color="DDDDDD" w:sz="1"/>
+              <w:left w:val="single" w:color="DDDDDD" w:sz="1"/>
+              <w:bottom w:val="single" w:color="DDDDDD" w:sz="1"/>
+              <w:right w:val="single" w:color="DDDDDD" w:sz="1"/>
+            </w:tcBorders>
+            <w:shd w:fill="F8F9FF" w:val="clear"/>
+            <w:tcMar>
+              <w:top w:type="dxa" w:w="80"/>
+              <w:left w:type="dxa" w:w="150"/>
+              <w:bottom w:type="dxa" w:w="80"/>
+              <w:right w:type="dxa" w:w="150"/>
+            </w:tcMar>
+          </w:tcPr>
+          <w:p>
+            <w:r>
+              <w:rPr>
+                <w:rFonts w:ascii="Arial" w:cs="Arial" w:eastAsia="Arial" w:hAnsi="Arial"/>
+                <w:color w:val="313338"/>
+                <w:sz w:val="20"/>
+                <w:szCs w:val="20"/>
+              </w:rPr>
+              <w:t xml:space="preserve">No</w:t>
+            </w:r>
+          </w:p>
+        </w:tc>
+        <w:tc>
+          <w:tcPr>
+            <w:tcW w:type="dxa" w:w="2480"/>
+            <w:tcBorders>
+              <w:top w:val="single" w:color="DDDDDD" w:sz="1"/>
+              <w:left w:val="single" w:color="DDDDDD" w:sz="1"/>
+              <w:bottom w:val="single" w:color="DDDDDD" w:sz="1"/>
+              <w:right w:val="single" w:color="DDDDDD" w:sz="1"/>
+            </w:tcBorders>
+            <w:shd w:fill="F8F9FF" w:val="clear"/>
+            <w:tcMar>
+              <w:top w:type="dxa" w:w="80"/>
+              <w:left w:type="dxa" w:w="150"/>
+              <w:bottom w:type="dxa" w:w="80"/>
+              <w:right w:type="dxa" w:w="150"/>
+            </w:tcMar>
+          </w:tcPr>
+          <w:p>
+            <w:r>
+              <w:rPr>
+                <w:rFonts w:ascii="Arial" w:cs="Arial" w:eastAsia="Arial" w:hAnsi="Arial"/>
+                <w:color w:val="313338"/>
+                <w:sz w:val="20"/>
+                <w:szCs w:val="20"/>
+              </w:rPr>
+              <w:t xml:space="preserve">Yes</w:t>
+            </w:r>
+          </w:p>
+        </w:tc>
+      </w:tr>
     </w:tbl>
-    <w:p>
-      <w:pPr>
-        <w:spacing w:after="160"/>
-      </w:pPr>
-    </w:p>
-    <w:p>
-      <w:pPr>
-        <w:pStyle w:val="Heading2"/>
-        <w:spacing w:after="120" w:before="280"/>
-      </w:pPr>
-      <w:r>
-        <w:rPr>
-          <w:rFonts w:ascii="Arial" w:cs="Arial" w:eastAsia="Arial" w:hAnsi="Arial"/>
-          <w:b/>
-          <w:bCs/>
-          <w:color w:val="5865F2"/>
-          <w:sz w:val="24"/>
-          <w:szCs w:val="24"/>
-        </w:rPr>
-        <w:t xml:space="preserve">1.2 Accessing Admin Settings</w:t>
-      </w:r>
-    </w:p>
-    <w:p>
-      <w:pPr>
-        <w:spacing w:after="120"/>
-      </w:pPr>
-      <w:r>
-        <w:rPr>
-          <w:rFonts w:ascii="Arial" w:cs="Arial" w:eastAsia="Arial" w:hAnsi="Arial"/>
-          <w:color w:val="313338"/>
-          <w:sz w:val="22"/>
-          <w:szCs w:val="22"/>
-        </w:rPr>
-        <w:t xml:space="preserve">The Admin Settings panel is only visible to users with the admin role. To open it:</w:t>
-      </w:r>
-    </w:p>
-    <w:p>
-      <w:pPr>
-        <w:pStyle w:val="ListParagraph"/>
-        <w:numPr>
-          <w:ilvl w:val="0"/>
-          <w:numId w:val="2"/>
-        </w:numPr>
-        <w:spacing w:after="80"/>
-      </w:pPr>
-      <w:r>
-        <w:rPr>
-          <w:rFonts w:ascii="Arial" w:cs="Arial" w:eastAsia="Arial" w:hAnsi="Arial"/>
-          <w:sz w:val="22"/>
-          <w:szCs w:val="22"/>
-        </w:rPr>
-        <w:t xml:space="preserve">Log in with your admin account</w:t>
-      </w:r>
-    </w:p>
-    <w:p>
-      <w:pPr>
-        <w:pStyle w:val="ListParagraph"/>
-        <w:numPr>
-          <w:ilvl w:val="0"/>
-          <w:numId w:val="2"/>
-        </w:numPr>
-        <w:spacing w:after="80"/>
-      </w:pPr>
-      <w:r>
-        <w:rPr>
-          <w:rFonts w:ascii="Arial" w:cs="Arial" w:eastAsia="Arial" w:hAnsi="Arial"/>
-          <w:sz w:val="22"/>
-          <w:szCs w:val="22"/>
-        </w:rPr>
-        <w:t xml:space="preserve">Click the gear icon (Settings) in the bottom-left sidebar</w:t>
-      </w:r>
-    </w:p>
-    <w:p>
-      <w:pPr>
-        <w:pStyle w:val="ListParagraph"/>
-        <w:numPr>
-          <w:ilvl w:val="0"/>
-          <w:numId w:val="2"/>
-        </w:numPr>
-        <w:spacing w:after="80"/>
-      </w:pPr>
-      <w:r>
-        <w:rPr>
-          <w:rFonts w:ascii="Arial" w:cs="Arial" w:eastAsia="Arial" w:hAnsi="Arial"/>
-          <w:sz w:val="22"/>
-          <w:szCs w:val="22"/>
-        </w:rPr>
-        <w:t xml:space="preserve">The panel opens with four tabs: Server, Channels, Games, and Users</w:t>
-      </w:r>
-    </w:p>
     <w:p>
       <w:pPr>
         <w:spacing w:after="80"/>
@@ -1895,6 +2072,162 @@
               <w:bottom w:val="none" w:color="FFFFFF" w:sz="0"/>
               <w:right w:val="none" w:color="FFFFFF" w:sz="0"/>
             </w:tcBorders>
+            <w:shd w:fill="EEF0FF" w:val="clear"/>
+            <w:tcMar>
+              <w:top w:type="dxa" w:w="120"/>
+              <w:left w:type="dxa" w:w="200"/>
+              <w:bottom w:type="dxa" w:w="120"/>
+              <w:right w:type="dxa" w:w="200"/>
+            </w:tcMar>
+          </w:tcPr>
+          <w:p>
+            <w:pPr>
+              <w:spacing w:after="0"/>
+            </w:pPr>
+            <w:r>
+              <w:rPr>
+                <w:rFonts w:ascii="Arial" w:cs="Arial" w:eastAsia="Arial" w:hAnsi="Arial"/>
+                <w:b/>
+                <w:bCs/>
+                <w:color w:val="5865F2"/>
+                <w:sz w:val="22"/>
+                <w:szCs w:val="22"/>
+              </w:rPr>
+              <w:t xml:space="preserve">NOTE: </w:t>
+            </w:r>
+            <w:r>
+              <w:rPr>
+                <w:rFonts w:ascii="Arial" w:cs="Arial" w:eastAsia="Arial" w:hAnsi="Arial"/>
+                <w:color w:val="313338"/>
+                <w:sz w:val="22"/>
+                <w:szCs w:val="22"/>
+              </w:rPr>
+              <w:t xml:space="preserve">One admin can additionally hold the Owner flag — see Section 7.7. It doesn’t unlock new actions, but it protects that account from being demoted or removed by other admins.</w:t>
+            </w:r>
+          </w:p>
+        </w:tc>
+      </w:tr>
+    </w:tbl>
+    <w:p>
+      <w:pPr>
+        <w:spacing w:after="160"/>
+      </w:pPr>
+    </w:p>
+    <w:p>
+      <w:pPr>
+        <w:pStyle w:val="Heading2"/>
+        <w:spacing w:after="120" w:before="280"/>
+      </w:pPr>
+      <w:r>
+        <w:rPr>
+          <w:rFonts w:ascii="Arial" w:cs="Arial" w:eastAsia="Arial" w:hAnsi="Arial"/>
+          <w:b/>
+          <w:bCs/>
+          <w:color w:val="5865F2"/>
+          <w:sz w:val="24"/>
+          <w:szCs w:val="24"/>
+        </w:rPr>
+        <w:t xml:space="preserve">1.2 Accessing Admin Settings</w:t>
+      </w:r>
+    </w:p>
+    <w:p>
+      <w:pPr>
+        <w:spacing w:after="120"/>
+      </w:pPr>
+      <w:r>
+        <w:rPr>
+          <w:rFonts w:ascii="Arial" w:cs="Arial" w:eastAsia="Arial" w:hAnsi="Arial"/>
+          <w:color w:val="313338"/>
+          <w:sz w:val="22"/>
+          <w:szCs w:val="22"/>
+        </w:rPr>
+        <w:t xml:space="preserve">The Admin Settings panel is only visible to users with the admin role. To open it:</w:t>
+      </w:r>
+    </w:p>
+    <w:p>
+      <w:pPr>
+        <w:pStyle w:val="ListParagraph"/>
+        <w:numPr>
+          <w:ilvl w:val="0"/>
+          <w:numId w:val="2"/>
+        </w:numPr>
+        <w:spacing w:after="80"/>
+      </w:pPr>
+      <w:r>
+        <w:rPr>
+          <w:rFonts w:ascii="Arial" w:cs="Arial" w:eastAsia="Arial" w:hAnsi="Arial"/>
+          <w:sz w:val="22"/>
+          <w:szCs w:val="22"/>
+        </w:rPr>
+        <w:t xml:space="preserve">Log in with your admin account</w:t>
+      </w:r>
+    </w:p>
+    <w:p>
+      <w:pPr>
+        <w:pStyle w:val="ListParagraph"/>
+        <w:numPr>
+          <w:ilvl w:val="0"/>
+          <w:numId w:val="2"/>
+        </w:numPr>
+        <w:spacing w:after="80"/>
+      </w:pPr>
+      <w:r>
+        <w:rPr>
+          <w:rFonts w:ascii="Arial" w:cs="Arial" w:eastAsia="Arial" w:hAnsi="Arial"/>
+          <w:sz w:val="22"/>
+          <w:szCs w:val="22"/>
+        </w:rPr>
+        <w:t xml:space="preserve">Click the gear icon (Settings) in the bottom-left sidebar</w:t>
+      </w:r>
+    </w:p>
+    <w:p>
+      <w:pPr>
+        <w:pStyle w:val="ListParagraph"/>
+        <w:numPr>
+          <w:ilvl w:val="0"/>
+          <w:numId w:val="2"/>
+        </w:numPr>
+        <w:spacing w:after="80"/>
+      </w:pPr>
+      <w:r>
+        <w:rPr>
+          <w:rFonts w:ascii="Arial" w:cs="Arial" w:eastAsia="Arial" w:hAnsi="Arial"/>
+          <w:sz w:val="22"/>
+          <w:szCs w:val="22"/>
+        </w:rPr>
+        <w:t xml:space="preserve">The panel opens with six tabs: Server, Channels, Games, Custom Emoji, Soundboard, and Users</w:t>
+      </w:r>
+    </w:p>
+    <w:p>
+      <w:pPr>
+        <w:spacing w:after="80"/>
+      </w:pPr>
+    </w:p>
+    <w:tbl>
+      <w:tblPr>
+        <w:tblW w:type="dxa" w:w="9360"/>
+        <w:tblBorders>
+          <w:top w:val="single" w:color="auto" w:sz="4"/>
+          <w:left w:val="single" w:color="auto" w:sz="4"/>
+          <w:bottom w:val="single" w:color="auto" w:sz="4"/>
+          <w:right w:val="single" w:color="auto" w:sz="4"/>
+          <w:insideH w:val="single" w:color="auto" w:sz="4"/>
+          <w:insideV w:val="single" w:color="auto" w:sz="4"/>
+        </w:tblBorders>
+      </w:tblPr>
+      <w:tblGrid>
+        <w:gridCol w:w="9360"/>
+      </w:tblGrid>
+      <w:tr>
+        <w:tc>
+          <w:tcPr>
+            <w:tcW w:type="dxa" w:w="9360"/>
+            <w:tcBorders>
+              <w:top w:val="none" w:color="FFFFFF" w:sz="0"/>
+              <w:left w:val="none" w:color="FFFFFF" w:sz="0"/>
+              <w:bottom w:val="none" w:color="FFFFFF" w:sz="0"/>
+              <w:right w:val="none" w:color="FFFFFF" w:sz="0"/>
+            </w:tcBorders>
             <w:shd w:fill="FFF8E1" w:val="clear"/>
             <w:tcMar>
               <w:top w:type="dxa" w:w="120"/>
@@ -1964,7 +2297,7 @@
           <w:sz w:val="22"/>
           <w:szCs w:val="22"/>
         </w:rPr>
-        <w:t xml:space="preserve">A shield icon above the gear icon opens the full standalone Admin Portal — a separate dashboard at the admin. subdomain with deeper server management tools. In the desktop app it opens in its own window; in a browser it opens in a new tab. It has six sections in its sidebar:</w:t>
+        <w:t xml:space="preserve">A shield icon above the gear icon opens the full standalone Admin Portal — a separate dashboard at the admin. subdomain with deeper server management tools. In the desktop app it opens in its own window; in a browser it opens in a new tab. It has eight sections in its sidebar:</w:t>
       </w:r>
     </w:p>
     <w:p>
@@ -2178,7 +2511,7 @@
                 <w:sz w:val="20"/>
                 <w:szCs w:val="20"/>
               </w:rPr>
-              <w:t xml:space="preserve">Search, promote/demote, force a password reset, set a password directly, or remove a user.</w:t>
+              <w:t xml:space="preserve">Search, promote/demote, force a password reset, set a password directly, transfer the Owner flag, or remove a user.</w:t>
             </w:r>
           </w:p>
         </w:tc>
@@ -2329,7 +2662,7 @@
                 <w:sz w:val="20"/>
                 <w:szCs w:val="20"/>
               </w:rPr>
-              <w:t xml:space="preserve">Recent Messages</w:t>
+              <w:t xml:space="preserve">Custom Emoji</w:t>
             </w:r>
           </w:p>
         </w:tc>
@@ -2358,7 +2691,7 @@
                 <w:sz w:val="20"/>
                 <w:szCs w:val="20"/>
               </w:rPr>
-              <w:t xml:space="preserve">Search the last 100 messages sent across every channel.</w:t>
+              <w:t xml:space="preserve">Upload or delete the server’s custom :name: emoji.</w:t>
             </w:r>
           </w:p>
         </w:tc>
@@ -2389,6 +2722,126 @@
                 <w:sz w:val="20"/>
                 <w:szCs w:val="20"/>
               </w:rPr>
+              <w:t xml:space="preserve">Soundboard</w:t>
+            </w:r>
+          </w:p>
+        </w:tc>
+        <w:tc>
+          <w:tcPr>
+            <w:tcW w:type="dxa" w:w="6960"/>
+            <w:tcBorders>
+              <w:top w:val="single" w:color="DDDDDD" w:sz="1"/>
+              <w:left w:val="single" w:color="DDDDDD" w:sz="1"/>
+              <w:bottom w:val="single" w:color="DDDDDD" w:sz="1"/>
+              <w:right w:val="single" w:color="DDDDDD" w:sz="1"/>
+            </w:tcBorders>
+            <w:shd w:fill="F8F9FF" w:val="clear"/>
+            <w:tcMar>
+              <w:top w:type="dxa" w:w="80"/>
+              <w:left w:type="dxa" w:w="150"/>
+              <w:bottom w:type="dxa" w:w="80"/>
+              <w:right w:type="dxa" w:w="150"/>
+            </w:tcMar>
+          </w:tcPr>
+          <w:p>
+            <w:r>
+              <w:rPr>
+                <w:rFonts w:ascii="Arial" w:cs="Arial" w:eastAsia="Arial" w:hAnsi="Arial"/>
+                <w:color w:val="313338"/>
+                <w:sz w:val="20"/>
+                <w:szCs w:val="20"/>
+              </w:rPr>
+              <w:t xml:space="preserve">Upload or delete the clips available in every voice channel’s Soundboard panel.</w:t>
+            </w:r>
+          </w:p>
+        </w:tc>
+      </w:tr>
+      <w:tr>
+        <w:tc>
+          <w:tcPr>
+            <w:tcW w:type="dxa" w:w="2400"/>
+            <w:tcBorders>
+              <w:top w:val="single" w:color="DDDDDD" w:sz="1"/>
+              <w:left w:val="single" w:color="DDDDDD" w:sz="1"/>
+              <w:bottom w:val="single" w:color="DDDDDD" w:sz="1"/>
+              <w:right w:val="single" w:color="DDDDDD" w:sz="1"/>
+            </w:tcBorders>
+            <w:shd w:fill="FFFFFF" w:val="clear"/>
+            <w:tcMar>
+              <w:top w:type="dxa" w:w="80"/>
+              <w:left w:type="dxa" w:w="150"/>
+              <w:bottom w:type="dxa" w:w="80"/>
+              <w:right w:type="dxa" w:w="150"/>
+            </w:tcMar>
+          </w:tcPr>
+          <w:p>
+            <w:r>
+              <w:rPr>
+                <w:rFonts w:ascii="Arial" w:cs="Arial" w:eastAsia="Arial" w:hAnsi="Arial"/>
+                <w:color w:val="313338"/>
+                <w:sz w:val="20"/>
+                <w:szCs w:val="20"/>
+              </w:rPr>
+              <w:t xml:space="preserve">Recent Messages</w:t>
+            </w:r>
+          </w:p>
+        </w:tc>
+        <w:tc>
+          <w:tcPr>
+            <w:tcW w:type="dxa" w:w="6960"/>
+            <w:tcBorders>
+              <w:top w:val="single" w:color="DDDDDD" w:sz="1"/>
+              <w:left w:val="single" w:color="DDDDDD" w:sz="1"/>
+              <w:bottom w:val="single" w:color="DDDDDD" w:sz="1"/>
+              <w:right w:val="single" w:color="DDDDDD" w:sz="1"/>
+            </w:tcBorders>
+            <w:shd w:fill="FFFFFF" w:val="clear"/>
+            <w:tcMar>
+              <w:top w:type="dxa" w:w="80"/>
+              <w:left w:type="dxa" w:w="150"/>
+              <w:bottom w:type="dxa" w:w="80"/>
+              <w:right w:type="dxa" w:w="150"/>
+            </w:tcMar>
+          </w:tcPr>
+          <w:p>
+            <w:r>
+              <w:rPr>
+                <w:rFonts w:ascii="Arial" w:cs="Arial" w:eastAsia="Arial" w:hAnsi="Arial"/>
+                <w:color w:val="313338"/>
+                <w:sz w:val="20"/>
+                <w:szCs w:val="20"/>
+              </w:rPr>
+              <w:t xml:space="preserve">Search the last 100 messages sent across every channel.</w:t>
+            </w:r>
+          </w:p>
+        </w:tc>
+      </w:tr>
+      <w:tr>
+        <w:tc>
+          <w:tcPr>
+            <w:tcW w:type="dxa" w:w="2400"/>
+            <w:tcBorders>
+              <w:top w:val="single" w:color="DDDDDD" w:sz="1"/>
+              <w:left w:val="single" w:color="DDDDDD" w:sz="1"/>
+              <w:bottom w:val="single" w:color="DDDDDD" w:sz="1"/>
+              <w:right w:val="single" w:color="DDDDDD" w:sz="1"/>
+            </w:tcBorders>
+            <w:shd w:fill="F8F9FF" w:val="clear"/>
+            <w:tcMar>
+              <w:top w:type="dxa" w:w="80"/>
+              <w:left w:type="dxa" w:w="150"/>
+              <w:bottom w:type="dxa" w:w="80"/>
+              <w:right w:type="dxa" w:w="150"/>
+            </w:tcMar>
+          </w:tcPr>
+          <w:p>
+            <w:r>
+              <w:rPr>
+                <w:rFonts w:ascii="Arial" w:cs="Arial" w:eastAsia="Arial" w:hAnsi="Arial"/>
+                <w:color w:val="313338"/>
+                <w:sz w:val="20"/>
+                <w:szCs w:val="20"/>
+              </w:rPr>
               <w:t xml:space="preserve">Server Settings</w:t>
             </w:r>
           </w:p>
@@ -2418,7 +2871,7 @@
                 <w:sz w:val="20"/>
                 <w:szCs w:val="20"/>
               </w:rPr>
-              <w:t xml:space="preserve">Rename the server and edit its description.</w:t>
+              <w:t xml:space="preserve">Rename the server, edit its description, change its icon, and rename the channel category labels.</w:t>
             </w:r>
           </w:p>
         </w:tc>
@@ -3020,6 +3473,78 @@
           <w:szCs w:val="22"/>
         </w:rPr>
         <w:t xml:space="preserve">Click Save Changes — the new name appears immediately in the sidebar for all users</w:t>
+      </w:r>
+    </w:p>
+    <w:p>
+      <w:pPr>
+        <w:spacing w:after="160"/>
+      </w:pPr>
+    </w:p>
+    <w:p>
+      <w:pPr>
+        <w:pStyle w:val="Heading2"/>
+        <w:spacing w:after="120" w:before="280"/>
+      </w:pPr>
+      <w:r>
+        <w:rPr>
+          <w:rFonts w:ascii="Arial" w:cs="Arial" w:eastAsia="Arial" w:hAnsi="Arial"/>
+          <w:b/>
+          <w:bCs/>
+          <w:color w:val="5865F2"/>
+          <w:sz w:val="24"/>
+          <w:szCs w:val="24"/>
+        </w:rPr>
+        <w:t xml:space="preserve">3.2 Server Icon</w:t>
+      </w:r>
+    </w:p>
+    <w:p>
+      <w:pPr>
+        <w:spacing w:after="120"/>
+      </w:pPr>
+      <w:r>
+        <w:rPr>
+          <w:rFonts w:ascii="Arial" w:cs="Arial" w:eastAsia="Arial" w:hAnsi="Arial"/>
+          <w:color w:val="313338"/>
+          <w:sz w:val="22"/>
+          <w:szCs w:val="22"/>
+        </w:rPr>
+        <w:t xml:space="preserve">In the same Server Settings tab, click Change Icon under SERVER ICON to upload an image, or Remove to go back to the default lettered icon. It appears in the sidebar for everyone.</w:t>
+      </w:r>
+    </w:p>
+    <w:p>
+      <w:pPr>
+        <w:spacing w:after="160"/>
+      </w:pPr>
+    </w:p>
+    <w:p>
+      <w:pPr>
+        <w:pStyle w:val="Heading2"/>
+        <w:spacing w:after="120" w:before="280"/>
+      </w:pPr>
+      <w:r>
+        <w:rPr>
+          <w:rFonts w:ascii="Arial" w:cs="Arial" w:eastAsia="Arial" w:hAnsi="Arial"/>
+          <w:b/>
+          <w:bCs/>
+          <w:color w:val="5865F2"/>
+          <w:sz w:val="24"/>
+          <w:szCs w:val="24"/>
+        </w:rPr>
+        <w:t xml:space="preserve">3.3 Renaming the Channel Category Labels</w:t>
+      </w:r>
+    </w:p>
+    <w:p>
+      <w:pPr>
+        <w:spacing w:after="120"/>
+      </w:pPr>
+      <w:r>
+        <w:rPr>
+          <w:rFonts w:ascii="Arial" w:cs="Arial" w:eastAsia="Arial" w:hAnsi="Arial"/>
+          <w:color w:val="313338"/>
+          <w:sz w:val="22"/>
+          <w:szCs w:val="22"/>
+        </w:rPr>
+        <w:t xml:space="preserve">The TEXT CHANNELS SECTION LABEL and VOICE CHANNELS SECTION LABEL fields (same Server Settings tab) let you rename those two category headings in the sidebar to whatever you like — leave blank to use the defaults.</w:t>
       </w:r>
     </w:p>
     <w:p>
@@ -4923,46 +5448,7 @@
     </w:tbl>
     <w:p>
       <w:pPr>
-        <w:spacing w:after="200"/>
-      </w:pPr>
-    </w:p>
-    <w:p>
-      <w:pPr>
-        <w:pStyle w:val="Heading1"/>
-        <w:pBdr>
-          <w:bottom w:val="single" w:color="5865F2" w:sz="4" w:space="6"/>
-        </w:pBdr>
-        <w:spacing w:after="160" w:before="360"/>
-      </w:pPr>
-      <w:r>
-        <w:rPr>
-          <w:rFonts w:ascii="Arial" w:cs="Arial" w:eastAsia="Arial" w:hAnsi="Arial"/>
-          <w:b/>
-          <w:bCs/>
-          <w:color w:val="1E1F22"/>
-          <w:sz w:val="28"/>
-          <w:szCs w:val="28"/>
-        </w:rPr>
-        <w:t xml:space="preserve">8. Voice Channel Admin Controls</w:t>
-      </w:r>
-    </w:p>
-    <w:p>
-      <w:pPr>
-        <w:spacing w:after="120"/>
-      </w:pPr>
-      <w:r>
-        <w:rPr>
-          <w:rFonts w:ascii="Arial" w:cs="Arial" w:eastAsia="Arial" w:hAnsi="Arial"/>
-          <w:color w:val="313338"/>
-          <w:sz w:val="22"/>
-          <w:szCs w:val="22"/>
-        </w:rPr>
-        <w:t xml:space="preserve">When you join a voice channel as an admin, an In Voice panel appears below the room showing all connected participants.</w:t>
-      </w:r>
-    </w:p>
-    <w:p>
-      <w:pPr>
-        <w:spacing w:after="80"/>
+        <w:spacing w:after="160"/>
       </w:pPr>
     </w:p>
     <w:p>
@@ -4979,17 +5465,12 @@
           <w:sz w:val="24"/>
           <w:szCs w:val="24"/>
         </w:rPr>
-        <w:t xml:space="preserve">8.1 Muting and Unmuting Participants</w:t>
-      </w:r>
-    </w:p>
-    <w:p>
-      <w:pPr>
-        <w:pStyle w:val="ListParagraph"/>
-        <w:numPr>
-          <w:ilvl w:val="0"/>
-          <w:numId w:val="3"/>
-        </w:numPr>
-        <w:spacing w:after="80"/>
+        <w:t xml:space="preserve">7.7 The Owner Role</w:t>
+      </w:r>
+    </w:p>
+    <w:p>
+      <w:pPr>
+        <w:spacing w:after="120"/>
       </w:pPr>
       <w:r>
         <w:rPr>
@@ -4998,202 +5479,7 @@
           <w:sz w:val="22"/>
           <w:szCs w:val="22"/>
         </w:rPr>
-        <w:t xml:space="preserve">Each participant shows a microphone icon (green = active, red = muted)</w:t>
-      </w:r>
-    </w:p>
-    <w:p>
-      <w:pPr>
-        <w:pStyle w:val="ListParagraph"/>
-        <w:numPr>
-          <w:ilvl w:val="0"/>
-          <w:numId w:val="3"/>
-        </w:numPr>
-        <w:spacing w:after="80"/>
-      </w:pPr>
-      <w:r>
-        <w:rPr>
-          <w:rFonts w:ascii="Arial" w:cs="Arial" w:eastAsia="Arial" w:hAnsi="Arial"/>
-          <w:color w:val="313338"/>
-          <w:sz w:val="22"/>
-          <w:szCs w:val="22"/>
-        </w:rPr>
-        <w:t xml:space="preserve">Click the mic icon to toggle their server-side mute state — this affects what everyone in the room hears, not just you</w:t>
-      </w:r>
-    </w:p>
-    <w:p>
-      <w:pPr>
-        <w:pStyle w:val="ListParagraph"/>
-        <w:numPr>
-          <w:ilvl w:val="0"/>
-          <w:numId w:val="3"/>
-        </w:numPr>
-        <w:spacing w:after="80"/>
-      </w:pPr>
-      <w:r>
-        <w:rPr>
-          <w:rFonts w:ascii="Arial" w:cs="Arial" w:eastAsia="Arial" w:hAnsi="Arial"/>
-          <w:color w:val="313338"/>
-          <w:sz w:val="22"/>
-          <w:szCs w:val="22"/>
-        </w:rPr>
-        <w:t xml:space="preserve">Click again to unmute them</w:t>
-      </w:r>
-    </w:p>
-    <w:p>
-      <w:pPr>
-        <w:spacing w:after="160"/>
-      </w:pPr>
-    </w:p>
-    <w:p>
-      <w:pPr>
-        <w:pStyle w:val="Heading2"/>
-        <w:spacing w:after="120" w:before="280"/>
-      </w:pPr>
-      <w:r>
-        <w:rPr>
-          <w:rFonts w:ascii="Arial" w:cs="Arial" w:eastAsia="Arial" w:hAnsi="Arial"/>
-          <w:b/>
-          <w:bCs/>
-          <w:color w:val="5865F2"/>
-          <w:sz w:val="24"/>
-          <w:szCs w:val="24"/>
-        </w:rPr>
-        <w:t xml:space="preserve">8.2 Removing a Participant from Voice</w:t>
-      </w:r>
-    </w:p>
-    <w:p>
-      <w:pPr>
-        <w:pStyle w:val="ListParagraph"/>
-        <w:numPr>
-          <w:ilvl w:val="0"/>
-          <w:numId w:val="3"/>
-        </w:numPr>
-        <w:spacing w:after="80"/>
-      </w:pPr>
-      <w:r>
-        <w:rPr>
-          <w:rFonts w:ascii="Arial" w:cs="Arial" w:eastAsia="Arial" w:hAnsi="Arial"/>
-          <w:color w:val="313338"/>
-          <w:sz w:val="22"/>
-          <w:szCs w:val="22"/>
-        </w:rPr>
-        <w:t xml:space="preserve">Click the remove icon next to a participant and confirm — they are immediately disconnected</w:t>
-      </w:r>
-    </w:p>
-    <w:p>
-      <w:pPr>
-        <w:pStyle w:val="ListParagraph"/>
-        <w:numPr>
-          <w:ilvl w:val="0"/>
-          <w:numId w:val="3"/>
-        </w:numPr>
-        <w:spacing w:after="80"/>
-      </w:pPr>
-      <w:r>
-        <w:rPr>
-          <w:rFonts w:ascii="Arial" w:cs="Arial" w:eastAsia="Arial" w:hAnsi="Arial"/>
-          <w:color w:val="313338"/>
-          <w:sz w:val="22"/>
-          <w:szCs w:val="22"/>
-        </w:rPr>
-        <w:t xml:space="preserve">They can rejoin by clicking Join Voice again</w:t>
-      </w:r>
-    </w:p>
-    <w:p>
-      <w:pPr>
-        <w:spacing w:after="160"/>
-      </w:pPr>
-    </w:p>
-    <w:p>
-      <w:pPr>
-        <w:pStyle w:val="Heading2"/>
-        <w:spacing w:after="120" w:before="280"/>
-      </w:pPr>
-      <w:r>
-        <w:rPr>
-          <w:rFonts w:ascii="Arial" w:cs="Arial" w:eastAsia="Arial" w:hAnsi="Arial"/>
-          <w:b/>
-          <w:bCs/>
-          <w:color w:val="5865F2"/>
-          <w:sz w:val="24"/>
-          <w:szCs w:val="24"/>
-        </w:rPr>
-        <w:t xml:space="preserve">8.3 Volume Mixer (All Users)</w:t>
-      </w:r>
-    </w:p>
-    <w:p>
-      <w:pPr>
-        <w:spacing w:after="120"/>
-      </w:pPr>
-      <w:r>
-        <w:rPr>
-          <w:rFonts w:ascii="Arial" w:cs="Arial" w:eastAsia="Arial" w:hAnsi="Arial"/>
-          <w:color w:val="313338"/>
-          <w:sz w:val="22"/>
-          <w:szCs w:val="22"/>
-        </w:rPr>
-        <w:t xml:space="preserve">Visible to everyone, not just admins, when others are in the voice channel. It only changes what you personally hear — it has no effect on other participants.</w:t>
-      </w:r>
-    </w:p>
-    <w:p>
-      <w:pPr>
-        <w:spacing w:after="200"/>
-      </w:pPr>
-    </w:p>
-    <w:p>
-      <w:pPr>
-        <w:pStyle w:val="Heading1"/>
-        <w:pBdr>
-          <w:bottom w:val="single" w:color="5865F2" w:sz="4" w:space="6"/>
-        </w:pBdr>
-        <w:spacing w:after="160" w:before="360"/>
-      </w:pPr>
-      <w:r>
-        <w:rPr>
-          <w:rFonts w:ascii="Arial" w:cs="Arial" w:eastAsia="Arial" w:hAnsi="Arial"/>
-          <w:b/>
-          <w:bCs/>
-          <w:color w:val="1E1F22"/>
-          <w:sz w:val="28"/>
-          <w:szCs w:val="28"/>
-        </w:rPr>
-        <w:t xml:space="preserve">9. PatchBot — Game Update Tracking</w:t>
-      </w:r>
-    </w:p>
-    <w:p>
-      <w:pPr>
-        <w:spacing w:after="120"/>
-      </w:pPr>
-      <w:r>
-        <w:rPr>
-          <w:rFonts w:ascii="Arial" w:cs="Arial" w:eastAsia="Arial" w:hAnsi="Arial"/>
-          <w:color w:val="313338"/>
-          <w:sz w:val="22"/>
-          <w:szCs w:val="22"/>
-        </w:rPr>
-        <w:t xml:space="preserve">PatchBot watches Steam’s public news feed for games you choose to track and automatically posts new update / patch notes into a channel, as messages from a PatchBot account. It’s the same idea as the Discord PatchBot integration, built natively so it works here too.</w:t>
-      </w:r>
-    </w:p>
-    <w:p>
-      <w:pPr>
-        <w:spacing w:after="80"/>
-      </w:pPr>
-    </w:p>
-    <w:p>
-      <w:pPr>
-        <w:pStyle w:val="Heading2"/>
-        <w:spacing w:after="120" w:before="280"/>
-      </w:pPr>
-      <w:r>
-        <w:rPr>
-          <w:rFonts w:ascii="Arial" w:cs="Arial" w:eastAsia="Arial" w:hAnsi="Arial"/>
-          <w:b/>
-          <w:bCs/>
-          <w:color w:val="5865F2"/>
-          <w:sz w:val="24"/>
-          <w:szCs w:val="24"/>
-        </w:rPr>
-        <w:t xml:space="preserve">9.1 Tracking a Game from a Channel</w:t>
+        <w:t xml:space="preserve">One admin can additionally be marked Owner — a protection layer on top of the admin role, not a separate permission set. An Owner can’t be demoted or removed by another admin, and only the Owner (or, if nobody holds it yet, any admin) can hand the flag to someone else.</w:t>
       </w:r>
     </w:p>
     <w:p>
@@ -5211,7 +5497,7 @@
           <w:sz w:val="22"/>
           <w:szCs w:val="22"/>
         </w:rPr>
-        <w:t xml:space="preserve">Open any text channel and click the controller icon in its header</w:t>
+        <w:t xml:space="preserve">Open the Users tab (Admin Settings or the Admin Portal)</w:t>
       </w:r>
     </w:p>
     <w:p>
@@ -5229,25 +5515,7 @@
           <w:sz w:val="22"/>
           <w:szCs w:val="22"/>
         </w:rPr>
-        <w:t xml:space="preserve">Search for the game by name (matched against Steam’s store search)</w:t>
-      </w:r>
-    </w:p>
-    <w:p>
-      <w:pPr>
-        <w:pStyle w:val="ListParagraph"/>
-        <w:numPr>
-          <w:ilvl w:val="0"/>
-          <w:numId w:val="2"/>
-        </w:numPr>
-        <w:spacing w:after="80"/>
-      </w:pPr>
-      <w:r>
-        <w:rPr>
-          <w:rFonts w:ascii="Arial" w:cs="Arial" w:eastAsia="Arial" w:hAnsi="Arial"/>
-          <w:sz w:val="22"/>
-          <w:szCs w:val="22"/>
-        </w:rPr>
-        <w:t xml:space="preserve">Click Add — it now posts new patch notes into that channel</w:t>
+        <w:t xml:space="preserve">Find the user and click Make Owner (or Transfer Owner, if the flag is already held)</w:t>
       </w:r>
     </w:p>
     <w:p>
@@ -5280,7 +5548,7 @@
               <w:bottom w:val="none" w:color="FFFFFF" w:sz="0"/>
               <w:right w:val="none" w:color="FFFFFF" w:sz="0"/>
             </w:tcBorders>
-            <w:shd w:fill="EEF0FF" w:val="clear"/>
+            <w:shd w:fill="FFF8E1" w:val="clear"/>
             <w:tcMar>
               <w:top w:type="dxa" w:w="120"/>
               <w:left w:type="dxa" w:w="200"/>
@@ -5297,11 +5565,11 @@
                 <w:rFonts w:ascii="Arial" w:cs="Arial" w:eastAsia="Arial" w:hAnsi="Arial"/>
                 <w:b/>
                 <w:bCs/>
-                <w:color w:val="5865F2"/>
+                <w:color w:val="F57C00"/>
                 <w:sz w:val="22"/>
                 <w:szCs w:val="22"/>
               </w:rPr>
-              <w:t xml:space="preserve">NOTE: </w:t>
+              <w:t xml:space="preserve">TIP: </w:t>
             </w:r>
             <w:r>
               <w:rPr>
@@ -5310,7 +5578,7 @@
                 <w:sz w:val="22"/>
                 <w:szCs w:val="22"/>
               </w:rPr>
-              <w:t xml:space="preserve">The first time a game is tracked, PatchBot just records its current latest post as a baseline rather than dumping its whole history into the channel — you’ll see new posts starting with the next real update.</w:t>
+              <w:t xml:space="preserve">There’s no way to remove the Owner flag from within the app once set, other than transferring it to someone else — this is intentional, so ownership can’t be stripped by a compromised admin account.</w:t>
             </w:r>
           </w:p>
         </w:tc>
@@ -5318,7 +5586,46 @@
     </w:tbl>
     <w:p>
       <w:pPr>
-        <w:spacing w:after="160"/>
+        <w:spacing w:after="200"/>
+      </w:pPr>
+    </w:p>
+    <w:p>
+      <w:pPr>
+        <w:pStyle w:val="Heading1"/>
+        <w:pBdr>
+          <w:bottom w:val="single" w:color="5865F2" w:sz="4" w:space="6"/>
+        </w:pBdr>
+        <w:spacing w:after="160" w:before="360"/>
+      </w:pPr>
+      <w:r>
+        <w:rPr>
+          <w:rFonts w:ascii="Arial" w:cs="Arial" w:eastAsia="Arial" w:hAnsi="Arial"/>
+          <w:b/>
+          <w:bCs/>
+          <w:color w:val="1E1F22"/>
+          <w:sz w:val="28"/>
+          <w:szCs w:val="28"/>
+        </w:rPr>
+        <w:t xml:space="preserve">8. Voice Channel Admin Controls</w:t>
+      </w:r>
+    </w:p>
+    <w:p>
+      <w:pPr>
+        <w:spacing w:after="120"/>
+      </w:pPr>
+      <w:r>
+        <w:rPr>
+          <w:rFonts w:ascii="Arial" w:cs="Arial" w:eastAsia="Arial" w:hAnsi="Arial"/>
+          <w:color w:val="313338"/>
+          <w:sz w:val="22"/>
+          <w:szCs w:val="22"/>
+        </w:rPr>
+        <w:t xml:space="preserve">When you join a voice channel as an admin, an In Voice panel appears below the room showing all connected participants.</w:t>
+      </w:r>
+    </w:p>
+    <w:p>
+      <w:pPr>
+        <w:spacing w:after="80"/>
       </w:pPr>
     </w:p>
     <w:p>
@@ -5335,12 +5642,17 @@
           <w:sz w:val="24"/>
           <w:szCs w:val="24"/>
         </w:rPr>
-        <w:t xml:space="preserve">9.2 Managing Games Centrally from the Admin Portal</w:t>
-      </w:r>
-    </w:p>
-    <w:p>
-      <w:pPr>
-        <w:spacing w:after="120"/>
+        <w:t xml:space="preserve">8.1 Muting and Unmuting Participants</w:t>
+      </w:r>
+    </w:p>
+    <w:p>
+      <w:pPr>
+        <w:pStyle w:val="ListParagraph"/>
+        <w:numPr>
+          <w:ilvl w:val="0"/>
+          <w:numId w:val="3"/>
+        </w:numPr>
+        <w:spacing w:after="80"/>
       </w:pPr>
       <w:r>
         <w:rPr>
@@ -5349,7 +5661,45 @@
           <w:sz w:val="22"/>
           <w:szCs w:val="22"/>
         </w:rPr>
-        <w:t xml:space="preserve">Both Admin Settings and the standalone Admin Portal have a Games tab: pick any text channel from the dropdown, then search/add or remove tracked games for it — without needing to open that channel yourself.</w:t>
+        <w:t xml:space="preserve">Each participant shows a microphone icon (green = active, red = muted)</w:t>
+      </w:r>
+    </w:p>
+    <w:p>
+      <w:pPr>
+        <w:pStyle w:val="ListParagraph"/>
+        <w:numPr>
+          <w:ilvl w:val="0"/>
+          <w:numId w:val="3"/>
+        </w:numPr>
+        <w:spacing w:after="80"/>
+      </w:pPr>
+      <w:r>
+        <w:rPr>
+          <w:rFonts w:ascii="Arial" w:cs="Arial" w:eastAsia="Arial" w:hAnsi="Arial"/>
+          <w:color w:val="313338"/>
+          <w:sz w:val="22"/>
+          <w:szCs w:val="22"/>
+        </w:rPr>
+        <w:t xml:space="preserve">Click the mic icon to toggle their server-side mute state — this affects what everyone in the room hears, not just you</w:t>
+      </w:r>
+    </w:p>
+    <w:p>
+      <w:pPr>
+        <w:pStyle w:val="ListParagraph"/>
+        <w:numPr>
+          <w:ilvl w:val="0"/>
+          <w:numId w:val="3"/>
+        </w:numPr>
+        <w:spacing w:after="80"/>
+      </w:pPr>
+      <w:r>
+        <w:rPr>
+          <w:rFonts w:ascii="Arial" w:cs="Arial" w:eastAsia="Arial" w:hAnsi="Arial"/>
+          <w:color w:val="313338"/>
+          <w:sz w:val="22"/>
+          <w:szCs w:val="22"/>
+        </w:rPr>
+        <w:t xml:space="preserve">Click again to unmute them</w:t>
       </w:r>
     </w:p>
     <w:p>
@@ -5371,12 +5721,17 @@
           <w:sz w:val="24"/>
           <w:szCs w:val="24"/>
         </w:rPr>
-        <w:t xml:space="preserve">9.3 Setting the Check Frequency</w:t>
-      </w:r>
-    </w:p>
-    <w:p>
-      <w:pPr>
-        <w:spacing w:after="120"/>
+        <w:t xml:space="preserve">8.2 Removing a Participant from Voice</w:t>
+      </w:r>
+    </w:p>
+    <w:p>
+      <w:pPr>
+        <w:pStyle w:val="ListParagraph"/>
+        <w:numPr>
+          <w:ilvl w:val="0"/>
+          <w:numId w:val="3"/>
+        </w:numPr>
+        <w:spacing w:after="80"/>
       </w:pPr>
       <w:r>
         <w:rPr>
@@ -5385,7 +5740,177 @@
           <w:sz w:val="22"/>
           <w:szCs w:val="22"/>
         </w:rPr>
-        <w:t xml:space="preserve">In the Games tab, the Check Frequency dropdown ranges from every 1 minute to every 24 hours. Saving takes effect on PatchBot’s next scheduled check — no server restart required.</w:t>
+        <w:t xml:space="preserve">Click the remove icon next to a participant and confirm — they are immediately disconnected</w:t>
+      </w:r>
+    </w:p>
+    <w:p>
+      <w:pPr>
+        <w:pStyle w:val="ListParagraph"/>
+        <w:numPr>
+          <w:ilvl w:val="0"/>
+          <w:numId w:val="3"/>
+        </w:numPr>
+        <w:spacing w:after="80"/>
+      </w:pPr>
+      <w:r>
+        <w:rPr>
+          <w:rFonts w:ascii="Arial" w:cs="Arial" w:eastAsia="Arial" w:hAnsi="Arial"/>
+          <w:color w:val="313338"/>
+          <w:sz w:val="22"/>
+          <w:szCs w:val="22"/>
+        </w:rPr>
+        <w:t xml:space="preserve">They can rejoin by clicking Join Voice again</w:t>
+      </w:r>
+    </w:p>
+    <w:p>
+      <w:pPr>
+        <w:spacing w:after="160"/>
+      </w:pPr>
+    </w:p>
+    <w:p>
+      <w:pPr>
+        <w:pStyle w:val="Heading2"/>
+        <w:spacing w:after="120" w:before="280"/>
+      </w:pPr>
+      <w:r>
+        <w:rPr>
+          <w:rFonts w:ascii="Arial" w:cs="Arial" w:eastAsia="Arial" w:hAnsi="Arial"/>
+          <w:b/>
+          <w:bCs/>
+          <w:color w:val="5865F2"/>
+          <w:sz w:val="24"/>
+          <w:szCs w:val="24"/>
+        </w:rPr>
+        <w:t xml:space="preserve">8.3 Volume Mixer (All Users)</w:t>
+      </w:r>
+    </w:p>
+    <w:p>
+      <w:pPr>
+        <w:spacing w:after="120"/>
+      </w:pPr>
+      <w:r>
+        <w:rPr>
+          <w:rFonts w:ascii="Arial" w:cs="Arial" w:eastAsia="Arial" w:hAnsi="Arial"/>
+          <w:color w:val="313338"/>
+          <w:sz w:val="22"/>
+          <w:szCs w:val="22"/>
+        </w:rPr>
+        <w:t xml:space="preserve">Visible to everyone, not just admins, when others are in the voice channel. It only changes what you personally hear — it has no effect on other participants.</w:t>
+      </w:r>
+    </w:p>
+    <w:p>
+      <w:pPr>
+        <w:spacing w:after="200"/>
+      </w:pPr>
+    </w:p>
+    <w:p>
+      <w:pPr>
+        <w:pStyle w:val="Heading1"/>
+        <w:pBdr>
+          <w:bottom w:val="single" w:color="5865F2" w:sz="4" w:space="6"/>
+        </w:pBdr>
+        <w:spacing w:after="160" w:before="360"/>
+      </w:pPr>
+      <w:r>
+        <w:rPr>
+          <w:rFonts w:ascii="Arial" w:cs="Arial" w:eastAsia="Arial" w:hAnsi="Arial"/>
+          <w:b/>
+          <w:bCs/>
+          <w:color w:val="1E1F22"/>
+          <w:sz w:val="28"/>
+          <w:szCs w:val="28"/>
+        </w:rPr>
+        <w:t xml:space="preserve">9. PatchBot — Game Update Tracking</w:t>
+      </w:r>
+    </w:p>
+    <w:p>
+      <w:pPr>
+        <w:spacing w:after="120"/>
+      </w:pPr>
+      <w:r>
+        <w:rPr>
+          <w:rFonts w:ascii="Arial" w:cs="Arial" w:eastAsia="Arial" w:hAnsi="Arial"/>
+          <w:color w:val="313338"/>
+          <w:sz w:val="22"/>
+          <w:szCs w:val="22"/>
+        </w:rPr>
+        <w:t xml:space="preserve">PatchBot watches Steam’s public news feed for games you choose to track and automatically posts new update / patch notes into a channel, as messages from a PatchBot account. It’s the same idea as the Discord PatchBot integration, built natively so it works here too.</w:t>
+      </w:r>
+    </w:p>
+    <w:p>
+      <w:pPr>
+        <w:spacing w:after="80"/>
+      </w:pPr>
+    </w:p>
+    <w:p>
+      <w:pPr>
+        <w:pStyle w:val="Heading2"/>
+        <w:spacing w:after="120" w:before="280"/>
+      </w:pPr>
+      <w:r>
+        <w:rPr>
+          <w:rFonts w:ascii="Arial" w:cs="Arial" w:eastAsia="Arial" w:hAnsi="Arial"/>
+          <w:b/>
+          <w:bCs/>
+          <w:color w:val="5865F2"/>
+          <w:sz w:val="24"/>
+          <w:szCs w:val="24"/>
+        </w:rPr>
+        <w:t xml:space="preserve">9.1 Tracking a Game from a Channel</w:t>
+      </w:r>
+    </w:p>
+    <w:p>
+      <w:pPr>
+        <w:pStyle w:val="ListParagraph"/>
+        <w:numPr>
+          <w:ilvl w:val="0"/>
+          <w:numId w:val="2"/>
+        </w:numPr>
+        <w:spacing w:after="80"/>
+      </w:pPr>
+      <w:r>
+        <w:rPr>
+          <w:rFonts w:ascii="Arial" w:cs="Arial" w:eastAsia="Arial" w:hAnsi="Arial"/>
+          <w:sz w:val="22"/>
+          <w:szCs w:val="22"/>
+        </w:rPr>
+        <w:t xml:space="preserve">Open any text channel and click the controller icon in its header</w:t>
+      </w:r>
+    </w:p>
+    <w:p>
+      <w:pPr>
+        <w:pStyle w:val="ListParagraph"/>
+        <w:numPr>
+          <w:ilvl w:val="0"/>
+          <w:numId w:val="2"/>
+        </w:numPr>
+        <w:spacing w:after="80"/>
+      </w:pPr>
+      <w:r>
+        <w:rPr>
+          <w:rFonts w:ascii="Arial" w:cs="Arial" w:eastAsia="Arial" w:hAnsi="Arial"/>
+          <w:sz w:val="22"/>
+          <w:szCs w:val="22"/>
+        </w:rPr>
+        <w:t xml:space="preserve">Search for the game by name (matched against Steam’s store search)</w:t>
+      </w:r>
+    </w:p>
+    <w:p>
+      <w:pPr>
+        <w:pStyle w:val="ListParagraph"/>
+        <w:numPr>
+          <w:ilvl w:val="0"/>
+          <w:numId w:val="2"/>
+        </w:numPr>
+        <w:spacing w:after="80"/>
+      </w:pPr>
+      <w:r>
+        <w:rPr>
+          <w:rFonts w:ascii="Arial" w:cs="Arial" w:eastAsia="Arial" w:hAnsi="Arial"/>
+          <w:sz w:val="22"/>
+          <w:szCs w:val="22"/>
+        </w:rPr>
+        <w:t xml:space="preserve">Click Add — it now posts new patch notes into that channel</w:t>
       </w:r>
     </w:p>
     <w:p>
@@ -5418,6 +5943,144 @@
               <w:bottom w:val="none" w:color="FFFFFF" w:sz="0"/>
               <w:right w:val="none" w:color="FFFFFF" w:sz="0"/>
             </w:tcBorders>
+            <w:shd w:fill="EEF0FF" w:val="clear"/>
+            <w:tcMar>
+              <w:top w:type="dxa" w:w="120"/>
+              <w:left w:type="dxa" w:w="200"/>
+              <w:bottom w:type="dxa" w:w="120"/>
+              <w:right w:type="dxa" w:w="200"/>
+            </w:tcMar>
+          </w:tcPr>
+          <w:p>
+            <w:pPr>
+              <w:spacing w:after="0"/>
+            </w:pPr>
+            <w:r>
+              <w:rPr>
+                <w:rFonts w:ascii="Arial" w:cs="Arial" w:eastAsia="Arial" w:hAnsi="Arial"/>
+                <w:b/>
+                <w:bCs/>
+                <w:color w:val="5865F2"/>
+                <w:sz w:val="22"/>
+                <w:szCs w:val="22"/>
+              </w:rPr>
+              <w:t xml:space="preserve">NOTE: </w:t>
+            </w:r>
+            <w:r>
+              <w:rPr>
+                <w:rFonts w:ascii="Arial" w:cs="Arial" w:eastAsia="Arial" w:hAnsi="Arial"/>
+                <w:color w:val="313338"/>
+                <w:sz w:val="22"/>
+                <w:szCs w:val="22"/>
+              </w:rPr>
+              <w:t xml:space="preserve">The first time a game is tracked, PatchBot just records its current latest post as a baseline rather than dumping its whole history into the channel — you’ll see new posts starting with the next real update.</w:t>
+            </w:r>
+          </w:p>
+        </w:tc>
+      </w:tr>
+    </w:tbl>
+    <w:p>
+      <w:pPr>
+        <w:spacing w:after="160"/>
+      </w:pPr>
+    </w:p>
+    <w:p>
+      <w:pPr>
+        <w:pStyle w:val="Heading2"/>
+        <w:spacing w:after="120" w:before="280"/>
+      </w:pPr>
+      <w:r>
+        <w:rPr>
+          <w:rFonts w:ascii="Arial" w:cs="Arial" w:eastAsia="Arial" w:hAnsi="Arial"/>
+          <w:b/>
+          <w:bCs/>
+          <w:color w:val="5865F2"/>
+          <w:sz w:val="24"/>
+          <w:szCs w:val="24"/>
+        </w:rPr>
+        <w:t xml:space="preserve">9.2 Managing Games Centrally from the Admin Portal</w:t>
+      </w:r>
+    </w:p>
+    <w:p>
+      <w:pPr>
+        <w:spacing w:after="120"/>
+      </w:pPr>
+      <w:r>
+        <w:rPr>
+          <w:rFonts w:ascii="Arial" w:cs="Arial" w:eastAsia="Arial" w:hAnsi="Arial"/>
+          <w:color w:val="313338"/>
+          <w:sz w:val="22"/>
+          <w:szCs w:val="22"/>
+        </w:rPr>
+        <w:t xml:space="preserve">Both Admin Settings and the standalone Admin Portal have a Games tab: pick any text channel from the dropdown, then search/add or remove tracked games for it — without needing to open that channel yourself.</w:t>
+      </w:r>
+    </w:p>
+    <w:p>
+      <w:pPr>
+        <w:spacing w:after="160"/>
+      </w:pPr>
+    </w:p>
+    <w:p>
+      <w:pPr>
+        <w:pStyle w:val="Heading2"/>
+        <w:spacing w:after="120" w:before="280"/>
+      </w:pPr>
+      <w:r>
+        <w:rPr>
+          <w:rFonts w:ascii="Arial" w:cs="Arial" w:eastAsia="Arial" w:hAnsi="Arial"/>
+          <w:b/>
+          <w:bCs/>
+          <w:color w:val="5865F2"/>
+          <w:sz w:val="24"/>
+          <w:szCs w:val="24"/>
+        </w:rPr>
+        <w:t xml:space="preserve">9.3 Setting the Check Frequency</w:t>
+      </w:r>
+    </w:p>
+    <w:p>
+      <w:pPr>
+        <w:spacing w:after="120"/>
+      </w:pPr>
+      <w:r>
+        <w:rPr>
+          <w:rFonts w:ascii="Arial" w:cs="Arial" w:eastAsia="Arial" w:hAnsi="Arial"/>
+          <w:color w:val="313338"/>
+          <w:sz w:val="22"/>
+          <w:szCs w:val="22"/>
+        </w:rPr>
+        <w:t xml:space="preserve">In the Games tab, the Check Frequency dropdown ranges from every 1 minute to every 24 hours. Saving takes effect on PatchBot’s next scheduled check — no server restart required.</w:t>
+      </w:r>
+    </w:p>
+    <w:p>
+      <w:pPr>
+        <w:spacing w:after="80"/>
+      </w:pPr>
+    </w:p>
+    <w:tbl>
+      <w:tblPr>
+        <w:tblW w:type="dxa" w:w="9360"/>
+        <w:tblBorders>
+          <w:top w:val="single" w:color="auto" w:sz="4"/>
+          <w:left w:val="single" w:color="auto" w:sz="4"/>
+          <w:bottom w:val="single" w:color="auto" w:sz="4"/>
+          <w:right w:val="single" w:color="auto" w:sz="4"/>
+          <w:insideH w:val="single" w:color="auto" w:sz="4"/>
+          <w:insideV w:val="single" w:color="auto" w:sz="4"/>
+        </w:tblBorders>
+      </w:tblPr>
+      <w:tblGrid>
+        <w:gridCol w:w="9360"/>
+      </w:tblGrid>
+      <w:tr>
+        <w:tc>
+          <w:tcPr>
+            <w:tcW w:type="dxa" w:w="9360"/>
+            <w:tcBorders>
+              <w:top w:val="none" w:color="FFFFFF" w:sz="0"/>
+              <w:left w:val="none" w:color="FFFFFF" w:sz="0"/>
+              <w:bottom w:val="none" w:color="FFFFFF" w:sz="0"/>
+              <w:right w:val="none" w:color="FFFFFF" w:sz="0"/>
+            </w:tcBorders>
             <w:shd w:fill="FFF8E1" w:val="clear"/>
             <w:tcMar>
               <w:top w:type="dxa" w:w="120"/>
@@ -5568,7 +6231,573 @@
           <w:sz w:val="28"/>
           <w:szCs w:val="28"/>
         </w:rPr>
-        <w:t xml:space="preserve">11. Quick Reference</w:t>
+        <w:t xml:space="preserve">11. Custom Emoji</w:t>
+      </w:r>
+    </w:p>
+    <w:p>
+      <w:pPr>
+        <w:spacing w:after="120"/>
+      </w:pPr>
+      <w:r>
+        <w:rPr>
+          <w:rFonts w:ascii="Arial" w:cs="Arial" w:eastAsia="Arial" w:hAnsi="Arial"/>
+          <w:color w:val="313338"/>
+          <w:sz w:val="22"/>
+          <w:szCs w:val="22"/>
+        </w:rPr>
+        <w:t xml:space="preserve">The Custom Emoji tab (Admin Settings or the Admin Portal) lets you upload server-specific emoji that anyone can use by typing :name: in a message or picking them as a reaction.</w:t>
+      </w:r>
+    </w:p>
+    <w:p>
+      <w:pPr>
+        <w:pStyle w:val="ListParagraph"/>
+        <w:numPr>
+          <w:ilvl w:val="0"/>
+          <w:numId w:val="2"/>
+        </w:numPr>
+        <w:spacing w:after="80"/>
+      </w:pPr>
+      <w:r>
+        <w:rPr>
+          <w:rFonts w:ascii="Arial" w:cs="Arial" w:eastAsia="Arial" w:hAnsi="Arial"/>
+          <w:sz w:val="22"/>
+          <w:szCs w:val="22"/>
+        </w:rPr>
+        <w:t xml:space="preserve">Open the Custom Emoji tab</w:t>
+      </w:r>
+    </w:p>
+    <w:p>
+      <w:pPr>
+        <w:pStyle w:val="ListParagraph"/>
+        <w:numPr>
+          <w:ilvl w:val="0"/>
+          <w:numId w:val="2"/>
+        </w:numPr>
+        <w:spacing w:after="80"/>
+      </w:pPr>
+      <w:r>
+        <w:rPr>
+          <w:rFonts w:ascii="Arial" w:cs="Arial" w:eastAsia="Arial" w:hAnsi="Arial"/>
+          <w:sz w:val="22"/>
+          <w:szCs w:val="22"/>
+        </w:rPr>
+        <w:t xml:space="preserve">Click Upload, choose an image, and give it a name (letters, numbers, and underscores)</w:t>
+      </w:r>
+    </w:p>
+    <w:p>
+      <w:pPr>
+        <w:pStyle w:val="ListParagraph"/>
+        <w:numPr>
+          <w:ilvl w:val="0"/>
+          <w:numId w:val="2"/>
+        </w:numPr>
+        <w:spacing w:after="80"/>
+      </w:pPr>
+      <w:r>
+        <w:rPr>
+          <w:rFonts w:ascii="Arial" w:cs="Arial" w:eastAsia="Arial" w:hAnsi="Arial"/>
+          <w:sz w:val="22"/>
+          <w:szCs w:val="22"/>
+        </w:rPr>
+        <w:t xml:space="preserve">Click a delete icon next to any existing emoji to remove it — it disappears from new messages immediately, but stays visible in messages already sent</w:t>
+      </w:r>
+    </w:p>
+    <w:p>
+      <w:pPr>
+        <w:spacing w:after="80"/>
+      </w:pPr>
+    </w:p>
+    <w:tbl>
+      <w:tblPr>
+        <w:tblW w:type="dxa" w:w="9360"/>
+        <w:tblBorders>
+          <w:top w:val="single" w:color="auto" w:sz="4"/>
+          <w:left w:val="single" w:color="auto" w:sz="4"/>
+          <w:bottom w:val="single" w:color="auto" w:sz="4"/>
+          <w:right w:val="single" w:color="auto" w:sz="4"/>
+          <w:insideH w:val="single" w:color="auto" w:sz="4"/>
+          <w:insideV w:val="single" w:color="auto" w:sz="4"/>
+        </w:tblBorders>
+      </w:tblPr>
+      <w:tblGrid>
+        <w:gridCol w:w="9360"/>
+      </w:tblGrid>
+      <w:tr>
+        <w:tc>
+          <w:tcPr>
+            <w:tcW w:type="dxa" w:w="9360"/>
+            <w:tcBorders>
+              <w:top w:val="none" w:color="FFFFFF" w:sz="0"/>
+              <w:left w:val="none" w:color="FFFFFF" w:sz="0"/>
+              <w:bottom w:val="none" w:color="FFFFFF" w:sz="0"/>
+              <w:right w:val="none" w:color="FFFFFF" w:sz="0"/>
+            </w:tcBorders>
+            <w:shd w:fill="EEF0FF" w:val="clear"/>
+            <w:tcMar>
+              <w:top w:type="dxa" w:w="120"/>
+              <w:left w:type="dxa" w:w="200"/>
+              <w:bottom w:type="dxa" w:w="120"/>
+              <w:right w:type="dxa" w:w="200"/>
+            </w:tcMar>
+          </w:tcPr>
+          <w:p>
+            <w:pPr>
+              <w:spacing w:after="0"/>
+            </w:pPr>
+            <w:r>
+              <w:rPr>
+                <w:rFonts w:ascii="Arial" w:cs="Arial" w:eastAsia="Arial" w:hAnsi="Arial"/>
+                <w:b/>
+                <w:bCs/>
+                <w:color w:val="5865F2"/>
+                <w:sz w:val="22"/>
+                <w:szCs w:val="22"/>
+              </w:rPr>
+              <w:t xml:space="preserve">NOTE: </w:t>
+            </w:r>
+            <w:r>
+              <w:rPr>
+                <w:rFonts w:ascii="Arial" w:cs="Arial" w:eastAsia="Arial" w:hAnsi="Arial"/>
+                <w:color w:val="313338"/>
+                <w:sz w:val="22"/>
+                <w:szCs w:val="22"/>
+              </w:rPr>
+              <w:t xml:space="preserve">Limits: 200 emoji per server, up to about 512KB each.</w:t>
+            </w:r>
+          </w:p>
+        </w:tc>
+      </w:tr>
+    </w:tbl>
+    <w:p>
+      <w:pPr>
+        <w:spacing w:after="200"/>
+      </w:pPr>
+    </w:p>
+    <w:p>
+      <w:pPr>
+        <w:pStyle w:val="Heading1"/>
+        <w:pBdr>
+          <w:bottom w:val="single" w:color="5865F2" w:sz="4" w:space="6"/>
+        </w:pBdr>
+        <w:spacing w:after="160" w:before="360"/>
+      </w:pPr>
+      <w:r>
+        <w:rPr>
+          <w:rFonts w:ascii="Arial" w:cs="Arial" w:eastAsia="Arial" w:hAnsi="Arial"/>
+          <w:b/>
+          <w:bCs/>
+          <w:color w:val="1E1F22"/>
+          <w:sz w:val="28"/>
+          <w:szCs w:val="28"/>
+        </w:rPr>
+        <w:t xml:space="preserve">12. Soundboard</w:t>
+      </w:r>
+    </w:p>
+    <w:p>
+      <w:pPr>
+        <w:spacing w:after="120"/>
+      </w:pPr>
+      <w:r>
+        <w:rPr>
+          <w:rFonts w:ascii="Arial" w:cs="Arial" w:eastAsia="Arial" w:hAnsi="Arial"/>
+          <w:color w:val="313338"/>
+          <w:sz w:val="22"/>
+          <w:szCs w:val="22"/>
+        </w:rPr>
+        <w:t xml:space="preserve">The Soundboard tab lets you upload audio clips that appear in the Soundboard panel inside every voice channel, for anyone to play during a call.</w:t>
+      </w:r>
+    </w:p>
+    <w:p>
+      <w:pPr>
+        <w:pStyle w:val="ListParagraph"/>
+        <w:numPr>
+          <w:ilvl w:val="0"/>
+          <w:numId w:val="2"/>
+        </w:numPr>
+        <w:spacing w:after="80"/>
+      </w:pPr>
+      <w:r>
+        <w:rPr>
+          <w:rFonts w:ascii="Arial" w:cs="Arial" w:eastAsia="Arial" w:hAnsi="Arial"/>
+          <w:sz w:val="22"/>
+          <w:szCs w:val="22"/>
+        </w:rPr>
+        <w:t xml:space="preserve">Open the Soundboard tab</w:t>
+      </w:r>
+    </w:p>
+    <w:p>
+      <w:pPr>
+        <w:pStyle w:val="ListParagraph"/>
+        <w:numPr>
+          <w:ilvl w:val="0"/>
+          <w:numId w:val="2"/>
+        </w:numPr>
+        <w:spacing w:after="80"/>
+      </w:pPr>
+      <w:r>
+        <w:rPr>
+          <w:rFonts w:ascii="Arial" w:cs="Arial" w:eastAsia="Arial" w:hAnsi="Arial"/>
+          <w:sz w:val="22"/>
+          <w:szCs w:val="22"/>
+        </w:rPr>
+        <w:t xml:space="preserve">Click Upload, choose an audio file, and give it a name</w:t>
+      </w:r>
+    </w:p>
+    <w:p>
+      <w:pPr>
+        <w:pStyle w:val="ListParagraph"/>
+        <w:numPr>
+          <w:ilvl w:val="0"/>
+          <w:numId w:val="2"/>
+        </w:numPr>
+        <w:spacing w:after="80"/>
+      </w:pPr>
+      <w:r>
+        <w:rPr>
+          <w:rFonts w:ascii="Arial" w:cs="Arial" w:eastAsia="Arial" w:hAnsi="Arial"/>
+          <w:sz w:val="22"/>
+          <w:szCs w:val="22"/>
+        </w:rPr>
+        <w:t xml:space="preserve">Click a delete icon next to any existing clip to remove it from the soundboard</w:t>
+      </w:r>
+    </w:p>
+    <w:p>
+      <w:pPr>
+        <w:spacing w:after="80"/>
+      </w:pPr>
+    </w:p>
+    <w:tbl>
+      <w:tblPr>
+        <w:tblW w:type="dxa" w:w="9360"/>
+        <w:tblBorders>
+          <w:top w:val="single" w:color="auto" w:sz="4"/>
+          <w:left w:val="single" w:color="auto" w:sz="4"/>
+          <w:bottom w:val="single" w:color="auto" w:sz="4"/>
+          <w:right w:val="single" w:color="auto" w:sz="4"/>
+          <w:insideH w:val="single" w:color="auto" w:sz="4"/>
+          <w:insideV w:val="single" w:color="auto" w:sz="4"/>
+        </w:tblBorders>
+      </w:tblPr>
+      <w:tblGrid>
+        <w:gridCol w:w="9360"/>
+      </w:tblGrid>
+      <w:tr>
+        <w:tc>
+          <w:tcPr>
+            <w:tcW w:type="dxa" w:w="9360"/>
+            <w:tcBorders>
+              <w:top w:val="none" w:color="FFFFFF" w:sz="0"/>
+              <w:left w:val="none" w:color="FFFFFF" w:sz="0"/>
+              <w:bottom w:val="none" w:color="FFFFFF" w:sz="0"/>
+              <w:right w:val="none" w:color="FFFFFF" w:sz="0"/>
+            </w:tcBorders>
+            <w:shd w:fill="EEF0FF" w:val="clear"/>
+            <w:tcMar>
+              <w:top w:type="dxa" w:w="120"/>
+              <w:left w:type="dxa" w:w="200"/>
+              <w:bottom w:type="dxa" w:w="120"/>
+              <w:right w:type="dxa" w:w="200"/>
+            </w:tcMar>
+          </w:tcPr>
+          <w:p>
+            <w:pPr>
+              <w:spacing w:after="0"/>
+            </w:pPr>
+            <w:r>
+              <w:rPr>
+                <w:rFonts w:ascii="Arial" w:cs="Arial" w:eastAsia="Arial" w:hAnsi="Arial"/>
+                <w:b/>
+                <w:bCs/>
+                <w:color w:val="5865F2"/>
+                <w:sz w:val="22"/>
+                <w:szCs w:val="22"/>
+              </w:rPr>
+              <w:t xml:space="preserve">NOTE: </w:t>
+            </w:r>
+            <w:r>
+              <w:rPr>
+                <w:rFonts w:ascii="Arial" w:cs="Arial" w:eastAsia="Arial" w:hAnsi="Arial"/>
+                <w:color w:val="313338"/>
+                <w:sz w:val="22"/>
+                <w:szCs w:val="22"/>
+              </w:rPr>
+              <w:t xml:space="preserve">Limits: 500 clips per server, up to about 5MB each. Each user’s own playback volume for a clip is personal to them and doesn’t affect what it sounds like for anyone else.</w:t>
+            </w:r>
+          </w:p>
+        </w:tc>
+      </w:tr>
+    </w:tbl>
+    <w:p>
+      <w:pPr>
+        <w:spacing w:after="200"/>
+      </w:pPr>
+    </w:p>
+    <w:p>
+      <w:pPr>
+        <w:pStyle w:val="Heading1"/>
+        <w:pBdr>
+          <w:bottom w:val="single" w:color="5865F2" w:sz="4" w:space="6"/>
+        </w:pBdr>
+        <w:spacing w:after="160" w:before="360"/>
+      </w:pPr>
+      <w:r>
+        <w:rPr>
+          <w:rFonts w:ascii="Arial" w:cs="Arial" w:eastAsia="Arial" w:hAnsi="Arial"/>
+          <w:b/>
+          <w:bCs/>
+          <w:color w:val="1E1F22"/>
+          <w:sz w:val="28"/>
+          <w:szCs w:val="28"/>
+        </w:rPr>
+        <w:t xml:space="preserve">13. Releasing a Desktop App Update</w:t>
+      </w:r>
+    </w:p>
+    <w:p>
+      <w:pPr>
+        <w:spacing w:after="120"/>
+      </w:pPr>
+      <w:r>
+        <w:rPr>
+          <w:rFonts w:ascii="Arial" w:cs="Arial" w:eastAsia="Arial" w:hAnsi="Arial"/>
+          <w:color w:val="313338"/>
+          <w:sz w:val="22"/>
+          <w:szCs w:val="22"/>
+        </w:rPr>
+        <w:t xml:space="preserve">The desktop app (Windows/macOS/Linux) checks GitHub Releases for new versions and updates itself automatically — this is separate from the web deploy on Railway, which updates the moment you push to the repo.</w:t>
+      </w:r>
+    </w:p>
+    <w:p>
+      <w:pPr>
+        <w:spacing w:after="80"/>
+      </w:pPr>
+    </w:p>
+    <w:p>
+      <w:pPr>
+        <w:pStyle w:val="ListParagraph"/>
+        <w:numPr>
+          <w:ilvl w:val="0"/>
+          <w:numId w:val="2"/>
+        </w:numPr>
+        <w:spacing w:after="80"/>
+      </w:pPr>
+      <w:r>
+        <w:rPr>
+          <w:rFonts w:ascii="Arial" w:cs="Arial" w:eastAsia="Arial" w:hAnsi="Arial"/>
+          <w:sz w:val="22"/>
+          <w:szCs w:val="22"/>
+        </w:rPr>
+        <w:t xml:space="preserve">In desktop/package.json, bump the "version" field (e.g. 2.0.0 → 2.1.0)</w:t>
+      </w:r>
+    </w:p>
+    <w:p>
+      <w:pPr>
+        <w:pStyle w:val="ListParagraph"/>
+        <w:numPr>
+          <w:ilvl w:val="0"/>
+          <w:numId w:val="2"/>
+        </w:numPr>
+        <w:spacing w:after="80"/>
+      </w:pPr>
+      <w:r>
+        <w:rPr>
+          <w:rFonts w:ascii="Arial" w:cs="Arial" w:eastAsia="Arial" w:hAnsi="Arial"/>
+          <w:sz w:val="22"/>
+          <w:szCs w:val="22"/>
+        </w:rPr>
+        <w:t xml:space="preserve">Create a GitHub personal access token with repo scope, at github.com/settings/tokens/new, if you don’t already have one handy</w:t>
+      </w:r>
+    </w:p>
+    <w:p>
+      <w:pPr>
+        <w:pStyle w:val="ListParagraph"/>
+        <w:numPr>
+          <w:ilvl w:val="0"/>
+          <w:numId w:val="2"/>
+        </w:numPr>
+        <w:spacing w:after="80"/>
+      </w:pPr>
+      <w:r>
+        <w:rPr>
+          <w:rFonts w:ascii="Arial" w:cs="Arial" w:eastAsia="Arial" w:hAnsi="Arial"/>
+          <w:sz w:val="22"/>
+          <w:szCs w:val="22"/>
+        </w:rPr>
+        <w:t xml:space="preserve">From the desktop/ folder, run the matching release script with that token set for the command — e.g. on Windows: GH_TOKEN=your_token npm run release:win</w:t>
+      </w:r>
+    </w:p>
+    <w:p>
+      <w:pPr>
+        <w:pStyle w:val="ListParagraph"/>
+        <w:numPr>
+          <w:ilvl w:val="0"/>
+          <w:numId w:val="2"/>
+        </w:numPr>
+        <w:spacing w:after="80"/>
+      </w:pPr>
+      <w:r>
+        <w:rPr>
+          <w:rFonts w:ascii="Arial" w:cs="Arial" w:eastAsia="Arial" w:hAnsi="Arial"/>
+          <w:sz w:val="22"/>
+          <w:szCs w:val="22"/>
+        </w:rPr>
+        <w:t xml:space="preserve">electron-builder builds the installer and publishes it as a new GitHub Release automatically — existing installs pick it up on their next launch</w:t>
+      </w:r>
+    </w:p>
+    <w:p>
+      <w:pPr>
+        <w:spacing w:after="80"/>
+      </w:pPr>
+    </w:p>
+    <w:tbl>
+      <w:tblPr>
+        <w:tblW w:type="dxa" w:w="9360"/>
+        <w:tblBorders>
+          <w:top w:val="single" w:color="auto" w:sz="4"/>
+          <w:left w:val="single" w:color="auto" w:sz="4"/>
+          <w:bottom w:val="single" w:color="auto" w:sz="4"/>
+          <w:right w:val="single" w:color="auto" w:sz="4"/>
+          <w:insideH w:val="single" w:color="auto" w:sz="4"/>
+          <w:insideV w:val="single" w:color="auto" w:sz="4"/>
+        </w:tblBorders>
+      </w:tblPr>
+      <w:tblGrid>
+        <w:gridCol w:w="9360"/>
+      </w:tblGrid>
+      <w:tr>
+        <w:tc>
+          <w:tcPr>
+            <w:tcW w:type="dxa" w:w="9360"/>
+            <w:tcBorders>
+              <w:top w:val="none" w:color="FFFFFF" w:sz="0"/>
+              <w:left w:val="none" w:color="FFFFFF" w:sz="0"/>
+              <w:bottom w:val="none" w:color="FFFFFF" w:sz="0"/>
+              <w:right w:val="none" w:color="FFFFFF" w:sz="0"/>
+            </w:tcBorders>
+            <w:shd w:fill="EEF0FF" w:val="clear"/>
+            <w:tcMar>
+              <w:top w:type="dxa" w:w="120"/>
+              <w:left w:type="dxa" w:w="200"/>
+              <w:bottom w:type="dxa" w:w="120"/>
+              <w:right w:type="dxa" w:w="200"/>
+            </w:tcMar>
+          </w:tcPr>
+          <w:p>
+            <w:pPr>
+              <w:spacing w:after="0"/>
+            </w:pPr>
+            <w:r>
+              <w:rPr>
+                <w:rFonts w:ascii="Arial" w:cs="Arial" w:eastAsia="Arial" w:hAnsi="Arial"/>
+                <w:b/>
+                <w:bCs/>
+                <w:color w:val="5865F2"/>
+                <w:sz w:val="22"/>
+                <w:szCs w:val="22"/>
+              </w:rPr>
+              <w:t xml:space="preserve">NOTE: </w:t>
+            </w:r>
+            <w:r>
+              <w:rPr>
+                <w:rFonts w:ascii="Arial" w:cs="Arial" w:eastAsia="Arial" w:hAnsi="Arial"/>
+                <w:color w:val="313338"/>
+                <w:sz w:val="22"/>
+                <w:szCs w:val="22"/>
+              </w:rPr>
+              <w:t xml:space="preserve">Revoke the token from GitHub once you’re done publishing — it doesn’t need to stay active between releases.</w:t>
+            </w:r>
+          </w:p>
+        </w:tc>
+      </w:tr>
+    </w:tbl>
+    <w:p>
+      <w:pPr>
+        <w:spacing w:after="80"/>
+      </w:pPr>
+    </w:p>
+    <w:tbl>
+      <w:tblPr>
+        <w:tblW w:type="dxa" w:w="9360"/>
+        <w:tblBorders>
+          <w:top w:val="single" w:color="auto" w:sz="4"/>
+          <w:left w:val="single" w:color="auto" w:sz="4"/>
+          <w:bottom w:val="single" w:color="auto" w:sz="4"/>
+          <w:right w:val="single" w:color="auto" w:sz="4"/>
+          <w:insideH w:val="single" w:color="auto" w:sz="4"/>
+          <w:insideV w:val="single" w:color="auto" w:sz="4"/>
+        </w:tblBorders>
+      </w:tblPr>
+      <w:tblGrid>
+        <w:gridCol w:w="9360"/>
+      </w:tblGrid>
+      <w:tr>
+        <w:tc>
+          <w:tcPr>
+            <w:tcW w:type="dxa" w:w="9360"/>
+            <w:tcBorders>
+              <w:top w:val="none" w:color="FFFFFF" w:sz="0"/>
+              <w:left w:val="none" w:color="FFFFFF" w:sz="0"/>
+              <w:bottom w:val="none" w:color="FFFFFF" w:sz="0"/>
+              <w:right w:val="none" w:color="FFFFFF" w:sz="0"/>
+            </w:tcBorders>
+            <w:shd w:fill="FFF8E1" w:val="clear"/>
+            <w:tcMar>
+              <w:top w:type="dxa" w:w="120"/>
+              <w:left w:type="dxa" w:w="200"/>
+              <w:bottom w:type="dxa" w:w="120"/>
+              <w:right w:type="dxa" w:w="200"/>
+            </w:tcMar>
+          </w:tcPr>
+          <w:p>
+            <w:pPr>
+              <w:spacing w:after="0"/>
+            </w:pPr>
+            <w:r>
+              <w:rPr>
+                <w:rFonts w:ascii="Arial" w:cs="Arial" w:eastAsia="Arial" w:hAnsi="Arial"/>
+                <w:b/>
+                <w:bCs/>
+                <w:color w:val="F57C00"/>
+                <w:sz w:val="22"/>
+                <w:szCs w:val="22"/>
+              </w:rPr>
+              <w:t xml:space="preserve">TIP: </w:t>
+            </w:r>
+            <w:r>
+              <w:rPr>
+                <w:rFonts w:ascii="Arial" w:cs="Arial" w:eastAsia="Arial" w:hAnsi="Arial"/>
+                <w:color w:val="313338"/>
+                <w:sz w:val="22"/>
+                <w:szCs w:val="22"/>
+              </w:rPr>
+              <w:t xml:space="preserve">A Linux (.AppImage) build can only be produced on a Linux machine, or on Windows/Mac with WSL or Docker installed — electron-builder shells out to a Linux tool (mksquashfs) that plain Windows can’t execute. A macOS build additionally needs Apple notarization, which isn’t set up for this project — Mac users should use the browser or the installable web app in the meantime.</w:t>
+            </w:r>
+          </w:p>
+        </w:tc>
+      </w:tr>
+    </w:tbl>
+    <w:p>
+      <w:pPr>
+        <w:spacing w:after="200"/>
+      </w:pPr>
+    </w:p>
+    <w:p>
+      <w:pPr>
+        <w:pStyle w:val="Heading1"/>
+        <w:pBdr>
+          <w:bottom w:val="single" w:color="5865F2" w:sz="4" w:space="6"/>
+        </w:pBdr>
+        <w:spacing w:after="160" w:before="360"/>
+      </w:pPr>
+      <w:r>
+        <w:rPr>
+          <w:rFonts w:ascii="Arial" w:cs="Arial" w:eastAsia="Arial" w:hAnsi="Arial"/>
+          <w:b/>
+          <w:bCs/>
+          <w:color w:val="1E1F22"/>
+          <w:sz w:val="28"/>
+          <w:szCs w:val="28"/>
+        </w:rPr>
+        <w:t xml:space="preserve">14. Quick Reference</w:t>
       </w:r>
     </w:p>
     <w:tbl>
@@ -6588,7 +7817,7 @@
                 <w:sz w:val="20"/>
                 <w:szCs w:val="20"/>
               </w:rPr>
-              <w:t xml:space="preserve">View server logs</w:t>
+              <w:t xml:space="preserve">Upload / delete custom emoji</w:t>
             </w:r>
           </w:p>
         </w:tc>
@@ -6617,7 +7846,7 @@
                 <w:sz w:val="20"/>
                 <w:szCs w:val="20"/>
               </w:rPr>
-              <w:t xml:space="preserve">Railway &gt; backend service &gt; Deployments &gt; View logs</w:t>
+              <w:t xml:space="preserve">Admin Settings or Admin Portal &gt; Custom Emoji</w:t>
             </w:r>
           </w:p>
         </w:tc>
@@ -6648,6 +7877,306 @@
                 <w:sz w:val="20"/>
                 <w:szCs w:val="20"/>
               </w:rPr>
+              <w:t xml:space="preserve">Upload / delete a soundboard clip</w:t>
+            </w:r>
+          </w:p>
+        </w:tc>
+        <w:tc>
+          <w:tcPr>
+            <w:tcW w:type="dxa" w:w="5560"/>
+            <w:tcBorders>
+              <w:top w:val="single" w:color="DDDDDD" w:sz="1"/>
+              <w:left w:val="single" w:color="DDDDDD" w:sz="1"/>
+              <w:bottom w:val="single" w:color="DDDDDD" w:sz="1"/>
+              <w:right w:val="single" w:color="DDDDDD" w:sz="1"/>
+            </w:tcBorders>
+            <w:shd w:fill="FFFFFF" w:val="clear"/>
+            <w:tcMar>
+              <w:top w:type="dxa" w:w="80"/>
+              <w:left w:type="dxa" w:w="150"/>
+              <w:bottom w:type="dxa" w:w="80"/>
+              <w:right w:type="dxa" w:w="150"/>
+            </w:tcMar>
+          </w:tcPr>
+          <w:p>
+            <w:r>
+              <w:rPr>
+                <w:rFonts w:ascii="Arial" w:cs="Arial" w:eastAsia="Arial" w:hAnsi="Arial"/>
+                <w:color w:val="313338"/>
+                <w:sz w:val="20"/>
+                <w:szCs w:val="20"/>
+              </w:rPr>
+              <w:t xml:space="preserve">Admin Settings or Admin Portal &gt; Soundboard</w:t>
+            </w:r>
+          </w:p>
+        </w:tc>
+      </w:tr>
+      <w:tr>
+        <w:tc>
+          <w:tcPr>
+            <w:tcW w:type="dxa" w:w="3800"/>
+            <w:tcBorders>
+              <w:top w:val="single" w:color="DDDDDD" w:sz="1"/>
+              <w:left w:val="single" w:color="DDDDDD" w:sz="1"/>
+              <w:bottom w:val="single" w:color="DDDDDD" w:sz="1"/>
+              <w:right w:val="single" w:color="DDDDDD" w:sz="1"/>
+            </w:tcBorders>
+            <w:shd w:fill="F8F9FF" w:val="clear"/>
+            <w:tcMar>
+              <w:top w:type="dxa" w:w="80"/>
+              <w:left w:type="dxa" w:w="150"/>
+              <w:bottom w:type="dxa" w:w="80"/>
+              <w:right w:type="dxa" w:w="150"/>
+            </w:tcMar>
+          </w:tcPr>
+          <w:p>
+            <w:r>
+              <w:rPr>
+                <w:rFonts w:ascii="Arial" w:cs="Arial" w:eastAsia="Arial" w:hAnsi="Arial"/>
+                <w:color w:val="313338"/>
+                <w:sz w:val="20"/>
+                <w:szCs w:val="20"/>
+              </w:rPr>
+              <w:t xml:space="preserve">Change server icon / category labels</w:t>
+            </w:r>
+          </w:p>
+        </w:tc>
+        <w:tc>
+          <w:tcPr>
+            <w:tcW w:type="dxa" w:w="5560"/>
+            <w:tcBorders>
+              <w:top w:val="single" w:color="DDDDDD" w:sz="1"/>
+              <w:left w:val="single" w:color="DDDDDD" w:sz="1"/>
+              <w:bottom w:val="single" w:color="DDDDDD" w:sz="1"/>
+              <w:right w:val="single" w:color="DDDDDD" w:sz="1"/>
+            </w:tcBorders>
+            <w:shd w:fill="F8F9FF" w:val="clear"/>
+            <w:tcMar>
+              <w:top w:type="dxa" w:w="80"/>
+              <w:left w:type="dxa" w:w="150"/>
+              <w:bottom w:type="dxa" w:w="80"/>
+              <w:right w:type="dxa" w:w="150"/>
+            </w:tcMar>
+          </w:tcPr>
+          <w:p>
+            <w:r>
+              <w:rPr>
+                <w:rFonts w:ascii="Arial" w:cs="Arial" w:eastAsia="Arial" w:hAnsi="Arial"/>
+                <w:color w:val="313338"/>
+                <w:sz w:val="20"/>
+                <w:szCs w:val="20"/>
+              </w:rPr>
+              <w:t xml:space="preserve">Admin Settings or Admin Portal &gt; Server tab</w:t>
+            </w:r>
+          </w:p>
+        </w:tc>
+      </w:tr>
+      <w:tr>
+        <w:tc>
+          <w:tcPr>
+            <w:tcW w:type="dxa" w:w="3800"/>
+            <w:tcBorders>
+              <w:top w:val="single" w:color="DDDDDD" w:sz="1"/>
+              <w:left w:val="single" w:color="DDDDDD" w:sz="1"/>
+              <w:bottom w:val="single" w:color="DDDDDD" w:sz="1"/>
+              <w:right w:val="single" w:color="DDDDDD" w:sz="1"/>
+            </w:tcBorders>
+            <w:shd w:fill="FFFFFF" w:val="clear"/>
+            <w:tcMar>
+              <w:top w:type="dxa" w:w="80"/>
+              <w:left w:type="dxa" w:w="150"/>
+              <w:bottom w:type="dxa" w:w="80"/>
+              <w:right w:type="dxa" w:w="150"/>
+            </w:tcMar>
+          </w:tcPr>
+          <w:p>
+            <w:r>
+              <w:rPr>
+                <w:rFonts w:ascii="Arial" w:cs="Arial" w:eastAsia="Arial" w:hAnsi="Arial"/>
+                <w:color w:val="313338"/>
+                <w:sz w:val="20"/>
+                <w:szCs w:val="20"/>
+              </w:rPr>
+              <w:t xml:space="preserve">Make/transfer server Owner</w:t>
+            </w:r>
+          </w:p>
+        </w:tc>
+        <w:tc>
+          <w:tcPr>
+            <w:tcW w:type="dxa" w:w="5560"/>
+            <w:tcBorders>
+              <w:top w:val="single" w:color="DDDDDD" w:sz="1"/>
+              <w:left w:val="single" w:color="DDDDDD" w:sz="1"/>
+              <w:bottom w:val="single" w:color="DDDDDD" w:sz="1"/>
+              <w:right w:val="single" w:color="DDDDDD" w:sz="1"/>
+            </w:tcBorders>
+            <w:shd w:fill="FFFFFF" w:val="clear"/>
+            <w:tcMar>
+              <w:top w:type="dxa" w:w="80"/>
+              <w:left w:type="dxa" w:w="150"/>
+              <w:bottom w:type="dxa" w:w="80"/>
+              <w:right w:type="dxa" w:w="150"/>
+            </w:tcMar>
+          </w:tcPr>
+          <w:p>
+            <w:r>
+              <w:rPr>
+                <w:rFonts w:ascii="Arial" w:cs="Arial" w:eastAsia="Arial" w:hAnsi="Arial"/>
+                <w:color w:val="313338"/>
+                <w:sz w:val="20"/>
+                <w:szCs w:val="20"/>
+              </w:rPr>
+              <w:t xml:space="preserve">Admin Settings or Admin Portal &gt; Users &gt; Make/Transfer Owner</w:t>
+            </w:r>
+          </w:p>
+        </w:tc>
+      </w:tr>
+      <w:tr>
+        <w:tc>
+          <w:tcPr>
+            <w:tcW w:type="dxa" w:w="3800"/>
+            <w:tcBorders>
+              <w:top w:val="single" w:color="DDDDDD" w:sz="1"/>
+              <w:left w:val="single" w:color="DDDDDD" w:sz="1"/>
+              <w:bottom w:val="single" w:color="DDDDDD" w:sz="1"/>
+              <w:right w:val="single" w:color="DDDDDD" w:sz="1"/>
+            </w:tcBorders>
+            <w:shd w:fill="F8F9FF" w:val="clear"/>
+            <w:tcMar>
+              <w:top w:type="dxa" w:w="80"/>
+              <w:left w:type="dxa" w:w="150"/>
+              <w:bottom w:type="dxa" w:w="80"/>
+              <w:right w:type="dxa" w:w="150"/>
+            </w:tcMar>
+          </w:tcPr>
+          <w:p>
+            <w:r>
+              <w:rPr>
+                <w:rFonts w:ascii="Arial" w:cs="Arial" w:eastAsia="Arial" w:hAnsi="Arial"/>
+                <w:color w:val="313338"/>
+                <w:sz w:val="20"/>
+                <w:szCs w:val="20"/>
+              </w:rPr>
+              <w:t xml:space="preserve">Release a desktop app update</w:t>
+            </w:r>
+          </w:p>
+        </w:tc>
+        <w:tc>
+          <w:tcPr>
+            <w:tcW w:type="dxa" w:w="5560"/>
+            <w:tcBorders>
+              <w:top w:val="single" w:color="DDDDDD" w:sz="1"/>
+              <w:left w:val="single" w:color="DDDDDD" w:sz="1"/>
+              <w:bottom w:val="single" w:color="DDDDDD" w:sz="1"/>
+              <w:right w:val="single" w:color="DDDDDD" w:sz="1"/>
+            </w:tcBorders>
+            <w:shd w:fill="F8F9FF" w:val="clear"/>
+            <w:tcMar>
+              <w:top w:type="dxa" w:w="80"/>
+              <w:left w:type="dxa" w:w="150"/>
+              <w:bottom w:type="dxa" w:w="80"/>
+              <w:right w:type="dxa" w:w="150"/>
+            </w:tcMar>
+          </w:tcPr>
+          <w:p>
+            <w:r>
+              <w:rPr>
+                <w:rFonts w:ascii="Arial" w:cs="Arial" w:eastAsia="Arial" w:hAnsi="Arial"/>
+                <w:color w:val="313338"/>
+                <w:sz w:val="20"/>
+                <w:szCs w:val="20"/>
+              </w:rPr>
+              <w:t xml:space="preserve">Bump desktop/package.json version, run npm run release:win with GH_TOKEN set</w:t>
+            </w:r>
+          </w:p>
+        </w:tc>
+      </w:tr>
+      <w:tr>
+        <w:tc>
+          <w:tcPr>
+            <w:tcW w:type="dxa" w:w="3800"/>
+            <w:tcBorders>
+              <w:top w:val="single" w:color="DDDDDD" w:sz="1"/>
+              <w:left w:val="single" w:color="DDDDDD" w:sz="1"/>
+              <w:bottom w:val="single" w:color="DDDDDD" w:sz="1"/>
+              <w:right w:val="single" w:color="DDDDDD" w:sz="1"/>
+            </w:tcBorders>
+            <w:shd w:fill="FFFFFF" w:val="clear"/>
+            <w:tcMar>
+              <w:top w:type="dxa" w:w="80"/>
+              <w:left w:type="dxa" w:w="150"/>
+              <w:bottom w:type="dxa" w:w="80"/>
+              <w:right w:type="dxa" w:w="150"/>
+            </w:tcMar>
+          </w:tcPr>
+          <w:p>
+            <w:r>
+              <w:rPr>
+                <w:rFonts w:ascii="Arial" w:cs="Arial" w:eastAsia="Arial" w:hAnsi="Arial"/>
+                <w:color w:val="313338"/>
+                <w:sz w:val="20"/>
+                <w:szCs w:val="20"/>
+              </w:rPr>
+              <w:t xml:space="preserve">View server logs</w:t>
+            </w:r>
+          </w:p>
+        </w:tc>
+        <w:tc>
+          <w:tcPr>
+            <w:tcW w:type="dxa" w:w="5560"/>
+            <w:tcBorders>
+              <w:top w:val="single" w:color="DDDDDD" w:sz="1"/>
+              <w:left w:val="single" w:color="DDDDDD" w:sz="1"/>
+              <w:bottom w:val="single" w:color="DDDDDD" w:sz="1"/>
+              <w:right w:val="single" w:color="DDDDDD" w:sz="1"/>
+            </w:tcBorders>
+            <w:shd w:fill="FFFFFF" w:val="clear"/>
+            <w:tcMar>
+              <w:top w:type="dxa" w:w="80"/>
+              <w:left w:type="dxa" w:w="150"/>
+              <w:bottom w:type="dxa" w:w="80"/>
+              <w:right w:type="dxa" w:w="150"/>
+            </w:tcMar>
+          </w:tcPr>
+          <w:p>
+            <w:r>
+              <w:rPr>
+                <w:rFonts w:ascii="Arial" w:cs="Arial" w:eastAsia="Arial" w:hAnsi="Arial"/>
+                <w:color w:val="313338"/>
+                <w:sz w:val="20"/>
+                <w:szCs w:val="20"/>
+              </w:rPr>
+              <w:t xml:space="preserve">Railway &gt; backend service &gt; Deployments &gt; View logs</w:t>
+            </w:r>
+          </w:p>
+        </w:tc>
+      </w:tr>
+      <w:tr>
+        <w:tc>
+          <w:tcPr>
+            <w:tcW w:type="dxa" w:w="3800"/>
+            <w:tcBorders>
+              <w:top w:val="single" w:color="DDDDDD" w:sz="1"/>
+              <w:left w:val="single" w:color="DDDDDD" w:sz="1"/>
+              <w:bottom w:val="single" w:color="DDDDDD" w:sz="1"/>
+              <w:right w:val="single" w:color="DDDDDD" w:sz="1"/>
+            </w:tcBorders>
+            <w:shd w:fill="F8F9FF" w:val="clear"/>
+            <w:tcMar>
+              <w:top w:type="dxa" w:w="80"/>
+              <w:left w:type="dxa" w:w="150"/>
+              <w:bottom w:type="dxa" w:w="80"/>
+              <w:right w:type="dxa" w:w="150"/>
+            </w:tcMar>
+          </w:tcPr>
+          <w:p>
+            <w:r>
+              <w:rPr>
+                <w:rFonts w:ascii="Arial" w:cs="Arial" w:eastAsia="Arial" w:hAnsi="Arial"/>
+                <w:color w:val="313338"/>
+                <w:sz w:val="20"/>
+                <w:szCs w:val="20"/>
+              </w:rPr>
               <w:t xml:space="preserve">Restart backend</w:t>
             </w:r>
           </w:p>
@@ -6661,7 +8190,7 @@
               <w:bottom w:val="single" w:color="DDDDDD" w:sz="1"/>
               <w:right w:val="single" w:color="DDDDDD" w:sz="1"/>
             </w:tcBorders>
-            <w:shd w:fill="FFFFFF" w:val="clear"/>
+            <w:shd w:fill="F8F9FF" w:val="clear"/>
             <w:tcMar>
               <w:top w:type="dxa" w:w="80"/>
               <w:left w:type="dxa" w:w="150"/>
@@ -6705,7 +8234,7 @@
           <w:sz w:val="28"/>
           <w:szCs w:val="28"/>
         </w:rPr>
-        <w:t xml:space="preserve">12. Troubleshooting</w:t>
+        <w:t xml:space="preserve">15. Troubleshooting</w:t>
       </w:r>
     </w:p>
     <w:tbl>
@@ -7335,6 +8864,186 @@
                 <w:szCs w:val="20"/>
               </w:rPr>
               <w:t xml:space="preserve">Refresh the page; check Railway backend logs for errors</w:t>
+            </w:r>
+          </w:p>
+        </w:tc>
+      </w:tr>
+      <w:tr>
+        <w:tc>
+          <w:tcPr>
+            <w:tcW w:type="dxa" w:w="3600"/>
+            <w:tcBorders>
+              <w:top w:val="single" w:color="DDDDDD" w:sz="1"/>
+              <w:left w:val="single" w:color="DDDDDD" w:sz="1"/>
+              <w:bottom w:val="single" w:color="DDDDDD" w:sz="1"/>
+              <w:right w:val="single" w:color="DDDDDD" w:sz="1"/>
+            </w:tcBorders>
+            <w:shd w:fill="F8F9FF" w:val="clear"/>
+            <w:tcMar>
+              <w:top w:type="dxa" w:w="80"/>
+              <w:left w:type="dxa" w:w="150"/>
+              <w:bottom w:type="dxa" w:w="80"/>
+              <w:right w:type="dxa" w:w="150"/>
+            </w:tcMar>
+          </w:tcPr>
+          <w:p>
+            <w:r>
+              <w:rPr>
+                <w:rFonts w:ascii="Arial" w:cs="Arial" w:eastAsia="Arial" w:hAnsi="Arial"/>
+                <w:color w:val="313338"/>
+                <w:sz w:val="20"/>
+                <w:szCs w:val="20"/>
+              </w:rPr>
+              <w:t xml:space="preserve">Users not getting push notifications</w:t>
+            </w:r>
+          </w:p>
+        </w:tc>
+        <w:tc>
+          <w:tcPr>
+            <w:tcW w:type="dxa" w:w="5760"/>
+            <w:tcBorders>
+              <w:top w:val="single" w:color="DDDDDD" w:sz="1"/>
+              <w:left w:val="single" w:color="DDDDDD" w:sz="1"/>
+              <w:bottom w:val="single" w:color="DDDDDD" w:sz="1"/>
+              <w:right w:val="single" w:color="DDDDDD" w:sz="1"/>
+            </w:tcBorders>
+            <w:shd w:fill="F8F9FF" w:val="clear"/>
+            <w:tcMar>
+              <w:top w:type="dxa" w:w="80"/>
+              <w:left w:type="dxa" w:w="150"/>
+              <w:bottom w:type="dxa" w:w="80"/>
+              <w:right w:type="dxa" w:w="150"/>
+            </w:tcMar>
+          </w:tcPr>
+          <w:p>
+            <w:r>
+              <w:rPr>
+                <w:rFonts w:ascii="Arial" w:cs="Arial" w:eastAsia="Arial" w:hAnsi="Arial"/>
+                <w:color w:val="313338"/>
+                <w:sz w:val="20"/>
+                <w:szCs w:val="20"/>
+              </w:rPr>
+              <w:t xml:space="preserve">Verify VAPID_PUBLIC_KEY / VAPID_PRIVATE_KEY / VAPID_SUBJECT are set in Railway backend Variables</w:t>
+            </w:r>
+          </w:p>
+        </w:tc>
+      </w:tr>
+      <w:tr>
+        <w:tc>
+          <w:tcPr>
+            <w:tcW w:type="dxa" w:w="3600"/>
+            <w:tcBorders>
+              <w:top w:val="single" w:color="DDDDDD" w:sz="1"/>
+              <w:left w:val="single" w:color="DDDDDD" w:sz="1"/>
+              <w:bottom w:val="single" w:color="DDDDDD" w:sz="1"/>
+              <w:right w:val="single" w:color="DDDDDD" w:sz="1"/>
+            </w:tcBorders>
+            <w:shd w:fill="FFFFFF" w:val="clear"/>
+            <w:tcMar>
+              <w:top w:type="dxa" w:w="80"/>
+              <w:left w:type="dxa" w:w="150"/>
+              <w:bottom w:type="dxa" w:w="80"/>
+              <w:right w:type="dxa" w:w="150"/>
+            </w:tcMar>
+          </w:tcPr>
+          <w:p>
+            <w:r>
+              <w:rPr>
+                <w:rFonts w:ascii="Arial" w:cs="Arial" w:eastAsia="Arial" w:hAnsi="Arial"/>
+                <w:color w:val="313338"/>
+                <w:sz w:val="20"/>
+                <w:szCs w:val="20"/>
+              </w:rPr>
+              <w:t xml:space="preserve">Link previews / images blocked in console (CSP)</w:t>
+            </w:r>
+          </w:p>
+        </w:tc>
+        <w:tc>
+          <w:tcPr>
+            <w:tcW w:type="dxa" w:w="5760"/>
+            <w:tcBorders>
+              <w:top w:val="single" w:color="DDDDDD" w:sz="1"/>
+              <w:left w:val="single" w:color="DDDDDD" w:sz="1"/>
+              <w:bottom w:val="single" w:color="DDDDDD" w:sz="1"/>
+              <w:right w:val="single" w:color="DDDDDD" w:sz="1"/>
+            </w:tcBorders>
+            <w:shd w:fill="FFFFFF" w:val="clear"/>
+            <w:tcMar>
+              <w:top w:type="dxa" w:w="80"/>
+              <w:left w:type="dxa" w:w="150"/>
+              <w:bottom w:type="dxa" w:w="80"/>
+              <w:right w:type="dxa" w:w="150"/>
+            </w:tcMar>
+          </w:tcPr>
+          <w:p>
+            <w:r>
+              <w:rPr>
+                <w:rFonts w:ascii="Arial" w:cs="Arial" w:eastAsia="Arial" w:hAnsi="Arial"/>
+                <w:color w:val="313338"/>
+                <w:sz w:val="20"/>
+                <w:szCs w:val="20"/>
+              </w:rPr>
+              <w:t xml:space="preserve">Check the Content-Security-Policy in frontend/serve.js allows the domain in question</w:t>
+            </w:r>
+          </w:p>
+        </w:tc>
+      </w:tr>
+      <w:tr>
+        <w:tc>
+          <w:tcPr>
+            <w:tcW w:type="dxa" w:w="3600"/>
+            <w:tcBorders>
+              <w:top w:val="single" w:color="DDDDDD" w:sz="1"/>
+              <w:left w:val="single" w:color="DDDDDD" w:sz="1"/>
+              <w:bottom w:val="single" w:color="DDDDDD" w:sz="1"/>
+              <w:right w:val="single" w:color="DDDDDD" w:sz="1"/>
+            </w:tcBorders>
+            <w:shd w:fill="F8F9FF" w:val="clear"/>
+            <w:tcMar>
+              <w:top w:type="dxa" w:w="80"/>
+              <w:left w:type="dxa" w:w="150"/>
+              <w:bottom w:type="dxa" w:w="80"/>
+              <w:right w:type="dxa" w:w="150"/>
+            </w:tcMar>
+          </w:tcPr>
+          <w:p>
+            <w:r>
+              <w:rPr>
+                <w:rFonts w:ascii="Arial" w:cs="Arial" w:eastAsia="Arial" w:hAnsi="Arial"/>
+                <w:color w:val="313338"/>
+                <w:sz w:val="20"/>
+                <w:szCs w:val="20"/>
+              </w:rPr>
+              <w:t xml:space="preserve">Desktop release publish fails</w:t>
+            </w:r>
+          </w:p>
+        </w:tc>
+        <w:tc>
+          <w:tcPr>
+            <w:tcW w:type="dxa" w:w="5760"/>
+            <w:tcBorders>
+              <w:top w:val="single" w:color="DDDDDD" w:sz="1"/>
+              <w:left w:val="single" w:color="DDDDDD" w:sz="1"/>
+              <w:bottom w:val="single" w:color="DDDDDD" w:sz="1"/>
+              <w:right w:val="single" w:color="DDDDDD" w:sz="1"/>
+            </w:tcBorders>
+            <w:shd w:fill="F8F9FF" w:val="clear"/>
+            <w:tcMar>
+              <w:top w:type="dxa" w:w="80"/>
+              <w:left w:type="dxa" w:w="150"/>
+              <w:bottom w:type="dxa" w:w="80"/>
+              <w:right w:type="dxa" w:w="150"/>
+            </w:tcMar>
+          </w:tcPr>
+          <w:p>
+            <w:r>
+              <w:rPr>
+                <w:rFonts w:ascii="Arial" w:cs="Arial" w:eastAsia="Arial" w:hAnsi="Arial"/>
+                <w:color w:val="313338"/>
+                <w:sz w:val="20"/>
+                <w:szCs w:val="20"/>
+              </w:rPr>
+              <w:t xml:space="preserve">Confirm GH_TOKEN has repo scope and hasn’t expired; Linux builds need WSL/Docker (see Section 13)</w:t>
             </w:r>
           </w:p>
         </w:tc>

--- a/frontend/public/CrowsNest-Admin-Guide.docx
+++ b/frontend/public/CrowsNest-Admin-Guide.docx
@@ -9044,6 +9044,66 @@
                 <w:szCs w:val="20"/>
               </w:rPr>
               <w:t xml:space="preserve">Confirm GH_TOKEN has repo scope and hasn’t expired; Linux builds need WSL/Docker (see Section 13)</w:t>
+            </w:r>
+          </w:p>
+        </w:tc>
+      </w:tr>
+      <w:tr>
+        <w:tc>
+          <w:tcPr>
+            <w:tcW w:type="dxa" w:w="3600"/>
+            <w:tcBorders>
+              <w:top w:val="single" w:color="DDDDDD" w:sz="1"/>
+              <w:left w:val="single" w:color="DDDDDD" w:sz="1"/>
+              <w:bottom w:val="single" w:color="DDDDDD" w:sz="1"/>
+              <w:right w:val="single" w:color="DDDDDD" w:sz="1"/>
+            </w:tcBorders>
+            <w:shd w:fill="FFFFFF" w:val="clear"/>
+            <w:tcMar>
+              <w:top w:type="dxa" w:w="80"/>
+              <w:left w:type="dxa" w:w="150"/>
+              <w:bottom w:type="dxa" w:w="80"/>
+              <w:right w:type="dxa" w:w="150"/>
+            </w:tcMar>
+          </w:tcPr>
+          <w:p>
+            <w:r>
+              <w:rPr>
+                <w:rFonts w:ascii="Arial" w:cs="Arial" w:eastAsia="Arial" w:hAnsi="Arial"/>
+                <w:color w:val="313338"/>
+                <w:sz w:val="20"/>
+                <w:szCs w:val="20"/>
+              </w:rPr>
+              <w:t xml:space="preserve">User says they never got a password reset email</w:t>
+            </w:r>
+          </w:p>
+        </w:tc>
+        <w:tc>
+          <w:tcPr>
+            <w:tcW w:type="dxa" w:w="5760"/>
+            <w:tcBorders>
+              <w:top w:val="single" w:color="DDDDDD" w:sz="1"/>
+              <w:left w:val="single" w:color="DDDDDD" w:sz="1"/>
+              <w:bottom w:val="single" w:color="DDDDDD" w:sz="1"/>
+              <w:right w:val="single" w:color="DDDDDD" w:sz="1"/>
+            </w:tcBorders>
+            <w:shd w:fill="FFFFFF" w:val="clear"/>
+            <w:tcMar>
+              <w:top w:type="dxa" w:w="80"/>
+              <w:left w:type="dxa" w:w="150"/>
+              <w:bottom w:type="dxa" w:w="80"/>
+              <w:right w:type="dxa" w:w="150"/>
+            </w:tcMar>
+          </w:tcPr>
+          <w:p>
+            <w:r>
+              <w:rPr>
+                <w:rFonts w:ascii="Arial" w:cs="Arial" w:eastAsia="Arial" w:hAnsi="Arial"/>
+                <w:color w:val="313338"/>
+                <w:sz w:val="20"/>
+                <w:szCs w:val="20"/>
+              </w:rPr>
+              <w:t xml:space="preserve">If RESEND_API_KEY is unset or the send fails, the reset link is printed to the backend’s Railway logs instead — search logs for "password-reset"</w:t>
             </w:r>
           </w:p>
         </w:tc>
